--- a/高中物理/高中物理同步/第12章 电能 能量守恒定律·知识清单（完成）.docx
+++ b/高中物理/高中物理同步/第12章 电能 能量守恒定律·知识清单（完成）.docx
@@ -120,8 +120,8 @@
       <w:r>
         <w:rPr>
           <w:rFonts w:ascii="Times New Roman" w:hAnsi="Times New Roman" w:eastAsia="宋体" w:cs="Times New Roman"/>
-          <w:b/>
-          <w:bCs/>
+          <w:b w:val="1"/>
+          <w:bCs w:val="1"/>
           <w:u w:val="thick"/>
           <w:sz w:val="21"/>
           <w:szCs w:val="21"/>
@@ -159,8 +159,8 @@
       <w:r>
         <w:rPr>
           <w:rFonts w:ascii="Times New Roman" w:hAnsi="Times New Roman" w:eastAsia="宋体" w:cs="Times New Roman"/>
-          <w:b/>
-          <w:bCs/>
+          <w:b w:val="1"/>
+          <w:bCs w:val="1"/>
           <w:u w:val="thick"/>
           <w:sz w:val="21"/>
           <w:szCs w:val="21"/>
@@ -223,8 +223,8 @@
       <w:r>
         <w:rPr>
           <w:rFonts w:ascii="Times New Roman" w:hAnsi="Times New Roman" w:eastAsia="宋体" w:cs="Times New Roman"/>
-          <w:b/>
-          <w:bCs/>
+          <w:b w:val="1"/>
+          <w:bCs w:val="1"/>
           <w:u w:val="thick"/>
           <w:sz w:val="21"/>
           <w:szCs w:val="21"/>
@@ -250,8 +250,8 @@
       <w:r>
         <w:rPr>
           <w:rFonts w:ascii="Times New Roman" w:hAnsi="Times New Roman" w:eastAsia="宋体" w:cs="Times New Roman"/>
-          <w:b/>
-          <w:bCs/>
+          <w:b w:val="1"/>
+          <w:bCs w:val="1"/>
           <w:u w:val="thick"/>
           <w:sz w:val="21"/>
           <w:szCs w:val="21"/>
@@ -269,8 +269,8 @@
       <w:r>
         <w:rPr>
           <w:rFonts w:ascii="Times New Roman" w:hAnsi="Times New Roman" w:eastAsia="宋体" w:cs="Times New Roman"/>
-          <w:b/>
-          <w:bCs/>
+          <w:b w:val="1"/>
+          <w:bCs w:val="1"/>
           <w:u w:val="thick"/>
           <w:sz w:val="21"/>
           <w:szCs w:val="21"/>
@@ -332,8 +332,8 @@
       <w:r>
         <w:rPr>
           <w:rFonts w:ascii="Times New Roman" w:hAnsi="Times New Roman" w:eastAsia="宋体" w:cs="Times New Roman"/>
-          <w:b/>
-          <w:bCs/>
+          <w:b w:val="1"/>
+          <w:bCs w:val="1"/>
           <w:u w:val="thick"/>
           <w:sz w:val="21"/>
           <w:szCs w:val="21"/>
@@ -375,8 +375,8 @@
       <w:r>
         <w:rPr>
           <w:rFonts w:ascii="Times New Roman" w:hAnsi="Times New Roman" w:eastAsia="宋体" w:cs="Times New Roman"/>
-          <w:b/>
-          <w:bCs/>
+          <w:b w:val="1"/>
+          <w:bCs w:val="1"/>
           <w:u w:val="thick"/>
           <w:sz w:val="21"/>
           <w:szCs w:val="21"/>
@@ -386,8 +386,8 @@
       <w:r>
         <w:rPr>
           <w:rFonts w:ascii="Times New Roman" w:hAnsi="Times New Roman" w:eastAsia="宋体" w:cs="Times New Roman"/>
-          <w:b/>
-          <w:bCs/>
+          <w:b w:val="1"/>
+          <w:bCs w:val="1"/>
           <w:u w:val="thick"/>
           <w:vertAlign w:val="superscript"/>
           <w:sz w:val="21"/>
@@ -470,8 +470,8 @@
       <w:r>
         <w:rPr>
           <w:rFonts w:ascii="Times New Roman" w:hAnsi="Times New Roman" w:eastAsia="宋体" w:cs="Times New Roman"/>
-          <w:b/>
-          <w:bCs/>
+          <w:b w:val="1"/>
+          <w:bCs w:val="1"/>
           <w:u w:val="thick"/>
           <w:sz w:val="21"/>
           <w:szCs w:val="21"/>
@@ -570,13 +570,431 @@
       <w:r>
         <w:rPr>
           <w:rFonts w:ascii="Times New Roman" w:hAnsi="Times New Roman" w:eastAsia="宋体" w:cs="Times New Roman"/>
+          <w:b w:val="1"/>
+          <w:bCs w:val="1"/>
+          <w:u w:val="thick"/>
+          <w:sz w:val="21"/>
+          <w:szCs w:val="21"/>
+        </w:rPr>
+        <w:t xml:space="preserve">UI</w:t>
+      </w:r>
+      <w:r>
+        <w:rPr>
+          <w:rFonts w:ascii="Times New Roman" w:hAnsi="Times New Roman" w:eastAsia="宋体" w:cs="Times New Roman"/>
+          <w:sz w:val="21"/>
+          <w:szCs w:val="21"/>
+        </w:rPr>
+        <w:t>。</w:t>
+      </w:r>
+    </w:p>
+    <w:p>
+      <w:pPr>
+        <w:snapToGrid w:val="0"/>
+        <w:spacing w:line="300" w:lineRule="auto" w:before="0" w:after="0"/>
+        <w:jc w:val="left"/>
+        <w:rPr>
+          <w:rFonts w:ascii="Times New Roman" w:hAnsi="Times New Roman" w:eastAsia="宋体" w:cs="Times New Roman"/>
+          <w:sz w:val="21"/>
+          <w:szCs w:val="21"/>
+        </w:rPr>
+      </w:pPr>
+      <w:r>
+        <w:rPr>
+          <w:rFonts w:ascii="Times New Roman" w:hAnsi="Times New Roman" w:eastAsia="宋体" w:cs="Times New Roman"/>
+          <w:sz w:val="21"/>
+          <w:szCs w:val="21"/>
+        </w:rPr>
+        <w:t>③</w:t>
+      </w:r>
+      <w:r>
+        <w:rPr>
+          <w:rFonts w:ascii="Times New Roman" w:hAnsi="Times New Roman" w:eastAsia="宋体" w:cs="Times New Roman"/>
+          <w:sz w:val="21"/>
+          <w:szCs w:val="21"/>
+        </w:rPr>
+        <w:t>单位：</w:t>
+      </w:r>
+      <w:r>
+        <w:rPr>
+          <w:rFonts w:ascii="Times New Roman" w:hAnsi="Times New Roman" w:eastAsia="宋体" w:cs="Times New Roman"/>
+          <w:b w:val="1"/>
+          <w:bCs w:val="1"/>
+          <w:u w:val="thick"/>
+          <w:sz w:val="21"/>
+          <w:szCs w:val="21"/>
+        </w:rPr>
+        <w:t xml:space="preserve">瓦特</w:t>
+      </w:r>
+      <w:r>
+        <w:rPr>
+          <w:rFonts w:ascii="Times New Roman" w:hAnsi="Times New Roman" w:eastAsia="宋体" w:cs="Times New Roman"/>
+          <w:sz w:val="21"/>
+          <w:szCs w:val="21"/>
+        </w:rPr>
+        <w:t>，符号为</w:t>
+      </w:r>
+      <w:r>
+        <w:rPr>
+          <w:rFonts w:ascii="Times New Roman" w:hAnsi="Times New Roman" w:eastAsia="宋体" w:cs="Times New Roman"/>
+          <w:b w:val="1"/>
+          <w:bCs w:val="1"/>
+          <w:u w:val="thick"/>
+          <w:sz w:val="21"/>
+          <w:szCs w:val="21"/>
+        </w:rPr>
+        <w:t xml:space="preserve">W</w:t>
+      </w:r>
+      <w:r>
+        <w:rPr>
+          <w:rFonts w:ascii="Times New Roman" w:hAnsi="Times New Roman" w:eastAsia="宋体" w:cs="Times New Roman"/>
+          <w:sz w:val="21"/>
+          <w:szCs w:val="21"/>
+        </w:rPr>
+        <w:t>。</w:t>
+      </w:r>
+    </w:p>
+    <w:p>
+      <w:pPr>
+        <w:snapToGrid w:val="0"/>
+        <w:spacing w:line="300" w:lineRule="auto" w:before="0" w:after="0"/>
+        <w:jc w:val="left"/>
+        <w:rPr>
+          <w:rFonts w:ascii="Times New Roman" w:hAnsi="Times New Roman" w:eastAsia="宋体" w:cs="Times New Roman"/>
+          <w:sz w:val="21"/>
+          <w:szCs w:val="21"/>
+        </w:rPr>
+      </w:pPr>
+      <w:r>
+        <w:rPr>
+          <w:rFonts w:ascii="Times New Roman" w:hAnsi="Times New Roman" w:eastAsia="宋体" w:cs="Times New Roman"/>
+          <w:sz w:val="21"/>
+          <w:szCs w:val="21"/>
+        </w:rPr>
+        <w:t>④</w:t>
+      </w:r>
+      <w:r>
+        <w:rPr>
+          <w:rFonts w:ascii="Times New Roman" w:hAnsi="Times New Roman" w:eastAsia="宋体" w:cs="Times New Roman"/>
+          <w:sz w:val="21"/>
+          <w:szCs w:val="21"/>
+        </w:rPr>
+        <w:t>意义：表示电流做功的</w:t>
+      </w:r>
+      <w:r>
+        <w:rPr>
+          <w:rFonts w:ascii="Times New Roman" w:hAnsi="Times New Roman" w:eastAsia="宋体" w:cs="Times New Roman"/>
+          <w:b w:val="1"/>
+          <w:bCs w:val="1"/>
+          <w:u w:val="thick"/>
+          <w:sz w:val="21"/>
+          <w:szCs w:val="21"/>
+        </w:rPr>
+        <w:t xml:space="preserve">快慢</w:t>
+      </w:r>
+      <w:r>
+        <w:rPr>
+          <w:rFonts w:ascii="Times New Roman" w:hAnsi="Times New Roman" w:eastAsia="宋体" w:cs="Times New Roman"/>
+          <w:sz w:val="21"/>
+          <w:szCs w:val="21"/>
+        </w:rPr>
+        <w:t>。</w:t>
+      </w:r>
+    </w:p>
+    <w:p>
+      <w:pPr>
+        <w:snapToGrid w:val="0"/>
+        <w:spacing w:line="300" w:lineRule="auto" w:before="0" w:after="0"/>
+        <w:jc w:val="left"/>
+        <w:rPr>
+          <w:rFonts w:ascii="Times New Roman" w:hAnsi="Times New Roman" w:eastAsia="宋体" w:cs="Times New Roman"/>
+          <w:sz w:val="21"/>
+          <w:szCs w:val="21"/>
+        </w:rPr>
+      </w:pPr>
+      <w:r>
+        <w:rPr>
+          <w:rFonts w:ascii="Times New Roman" w:hAnsi="Times New Roman" w:eastAsia="宋体" w:cs="Times New Roman"/>
+          <w:sz w:val="21"/>
+          <w:szCs w:val="21"/>
+        </w:rPr>
+        <w:t>⑤</w:t>
+      </w:r>
+      <w:r>
+        <w:rPr>
+          <w:rFonts w:ascii="Times New Roman" w:hAnsi="Times New Roman" w:eastAsia="宋体" w:cs="Times New Roman"/>
+          <w:sz w:val="21"/>
+          <w:szCs w:val="21"/>
+        </w:rPr>
+        <w:t>额定功率：额定功率是指用电器在额定电压下正常工作时所消耗的功率，此时流经用电器的电流就是它的额定电流。</w:t>
+      </w:r>
+    </w:p>
+    <w:p>
+      <w:pPr>
+        <w:snapToGrid w:val="0"/>
+        <w:spacing w:line="300" w:lineRule="auto" w:before="0" w:after="0"/>
+        <w:jc w:val="left"/>
+        <w:rPr>
+          <w:rFonts w:hint="eastAsia" w:ascii="Times New Roman" w:hAnsi="Times New Roman" w:eastAsia="宋体" w:cs="Times New Roman"/>
+          <w:sz w:val="21"/>
+          <w:szCs w:val="21"/>
+        </w:rPr>
+      </w:pPr>
+    </w:p>
+    <w:p>
+      <w:pPr>
+        <w:snapToGrid w:val="0"/>
+        <w:spacing w:line="300" w:lineRule="auto" w:before="0" w:after="0"/>
+        <w:jc w:val="left"/>
+        <w:rPr>
+          <w:rFonts w:ascii="Times New Roman" w:hAnsi="Times New Roman" w:eastAsia="宋体" w:cs="Times New Roman"/>
           <w:b/>
-          <w:bCs/>
-          <w:u w:val="thick"/>
-          <w:sz w:val="21"/>
-          <w:szCs w:val="21"/>
-        </w:rPr>
-        <w:t xml:space="preserve">UI</w:t>
+          <w:sz w:val="21"/>
+          <w:szCs w:val="21"/>
+        </w:rPr>
+      </w:pPr>
+      <w:r>
+        <w:rPr>
+          <w:rFonts w:ascii="Times New Roman" w:hAnsi="Times New Roman" w:eastAsia="宋体" w:cs="Times New Roman"/>
+          <w:sz w:val="21"/>
+          <w:szCs w:val="21"/>
+        </w:rPr>
+        <w:t>2</w:t>
+      </w:r>
+      <w:r>
+        <w:rPr>
+          <w:rFonts w:ascii="Times New Roman" w:hAnsi="Times New Roman" w:eastAsia="宋体" w:cs="Times New Roman"/>
+          <w:sz w:val="21"/>
+          <w:szCs w:val="21"/>
+        </w:rPr>
+        <w:t>．</w:t>
+      </w:r>
+      <w:r>
+        <w:rPr>
+          <w:rFonts w:ascii="Times New Roman" w:hAnsi="Times New Roman" w:eastAsia="宋体" w:cs="Times New Roman"/>
+          <w:b/>
+          <w:sz w:val="21"/>
+          <w:szCs w:val="21"/>
+        </w:rPr>
+        <w:t>焦耳定律</w:t>
+      </w:r>
+    </w:p>
+    <w:p>
+      <w:pPr>
+        <w:snapToGrid w:val="0"/>
+        <w:spacing w:line="300" w:lineRule="auto" w:before="0" w:after="0"/>
+        <w:jc w:val="left"/>
+        <w:rPr>
+          <w:rFonts w:ascii="Times New Roman" w:hAnsi="Times New Roman" w:eastAsia="宋体" w:cs="Times New Roman"/>
+          <w:sz w:val="21"/>
+          <w:szCs w:val="21"/>
+        </w:rPr>
+      </w:pPr>
+      <w:r>
+        <w:rPr>
+          <w:rFonts w:ascii="Times New Roman" w:hAnsi="Times New Roman" w:eastAsia="宋体" w:cs="Times New Roman"/>
+          <w:sz w:val="21"/>
+          <w:szCs w:val="21"/>
+        </w:rPr>
+        <w:t>(1)</w:t>
+      </w:r>
+      <w:r>
+        <w:rPr>
+          <w:rFonts w:ascii="Times New Roman" w:hAnsi="Times New Roman" w:eastAsia="宋体" w:cs="Times New Roman"/>
+          <w:sz w:val="21"/>
+          <w:szCs w:val="21"/>
+        </w:rPr>
+        <w:t>焦耳定律</w:t>
+      </w:r>
+    </w:p>
+    <w:p>
+      <w:pPr>
+        <w:snapToGrid w:val="0"/>
+        <w:spacing w:line="300" w:lineRule="auto" w:before="0" w:after="0"/>
+        <w:jc w:val="left"/>
+        <w:rPr>
+          <w:rFonts w:ascii="Times New Roman" w:hAnsi="Times New Roman" w:eastAsia="宋体" w:cs="Times New Roman"/>
+          <w:sz w:val="21"/>
+          <w:szCs w:val="21"/>
+        </w:rPr>
+      </w:pPr>
+      <w:r>
+        <w:rPr>
+          <w:rFonts w:ascii="Times New Roman" w:hAnsi="Times New Roman" w:eastAsia="宋体" w:cs="Times New Roman"/>
+          <w:sz w:val="21"/>
+          <w:szCs w:val="21"/>
+        </w:rPr>
+        <w:t>①</w:t>
+      </w:r>
+      <w:r>
+        <w:rPr>
+          <w:rFonts w:ascii="Times New Roman" w:hAnsi="Times New Roman" w:eastAsia="宋体" w:cs="Times New Roman"/>
+          <w:sz w:val="21"/>
+          <w:szCs w:val="21"/>
+        </w:rPr>
+        <w:t>内容：电流通过导体产生的热量跟</w:t>
+      </w:r>
+      <w:r>
+        <w:rPr>
+          <w:rFonts w:ascii="Times New Roman" w:hAnsi="Times New Roman" w:eastAsia="宋体" w:cs="Times New Roman"/>
+          <w:b w:val="1"/>
+          <w:bCs w:val="1"/>
+          <w:u w:val="thick"/>
+          <w:sz w:val="21"/>
+          <w:szCs w:val="21"/>
+        </w:rPr>
+        <w:t xml:space="preserve">电流的二次方</w:t>
+      </w:r>
+      <w:r>
+        <w:rPr>
+          <w:rFonts w:ascii="Times New Roman" w:hAnsi="Times New Roman" w:eastAsia="宋体" w:cs="Times New Roman"/>
+          <w:sz w:val="21"/>
+          <w:szCs w:val="21"/>
+        </w:rPr>
+        <w:t>成正比，跟</w:t>
+      </w:r>
+      <w:r>
+        <w:rPr>
+          <w:rFonts w:ascii="Times New Roman" w:hAnsi="Times New Roman" w:eastAsia="宋体" w:cs="Times New Roman"/>
+          <w:b w:val="1"/>
+          <w:bCs w:val="1"/>
+          <w:u w:val="thick"/>
+          <w:sz w:val="21"/>
+          <w:szCs w:val="21"/>
+        </w:rPr>
+        <w:t xml:space="preserve">导体的电阻</w:t>
+      </w:r>
+      <w:r>
+        <w:rPr>
+          <w:rFonts w:ascii="Times New Roman" w:hAnsi="Times New Roman" w:eastAsia="宋体" w:cs="Times New Roman"/>
+          <w:sz w:val="21"/>
+          <w:szCs w:val="21"/>
+        </w:rPr>
+        <w:t>及</w:t>
+      </w:r>
+      <w:r>
+        <w:rPr>
+          <w:rFonts w:ascii="Times New Roman" w:hAnsi="Times New Roman" w:eastAsia="宋体" w:cs="Times New Roman"/>
+          <w:b w:val="1"/>
+          <w:bCs w:val="1"/>
+          <w:u w:val="thick"/>
+          <w:sz w:val="21"/>
+          <w:szCs w:val="21"/>
+        </w:rPr>
+        <w:t xml:space="preserve">通电时间</w:t>
+      </w:r>
+      <w:r>
+        <w:rPr>
+          <w:rFonts w:ascii="Times New Roman" w:hAnsi="Times New Roman" w:eastAsia="宋体" w:cs="Times New Roman"/>
+          <w:sz w:val="21"/>
+          <w:szCs w:val="21"/>
+        </w:rPr>
+        <w:t>成正比。这个关系式最初是由</w:t>
+      </w:r>
+      <w:r>
+        <w:rPr>
+          <w:rFonts w:ascii="Times New Roman" w:hAnsi="Times New Roman" w:eastAsia="宋体" w:cs="Times New Roman"/>
+          <w:b w:val="1"/>
+          <w:bCs w:val="1"/>
+          <w:u w:val="thick"/>
+          <w:sz w:val="21"/>
+          <w:szCs w:val="21"/>
+        </w:rPr>
+        <w:t xml:space="preserve">焦耳</w:t>
+      </w:r>
+      <w:r>
+        <w:rPr>
+          <w:rFonts w:ascii="Times New Roman" w:hAnsi="Times New Roman" w:eastAsia="宋体" w:cs="Times New Roman"/>
+          <w:sz w:val="21"/>
+          <w:szCs w:val="21"/>
+        </w:rPr>
+        <w:t>通过实验直接得到的，物理学中就把它叫作焦耳定律。</w:t>
+      </w:r>
+    </w:p>
+    <w:p>
+      <w:pPr>
+        <w:snapToGrid w:val="0"/>
+        <w:spacing w:line="300" w:lineRule="auto" w:before="0" w:after="0"/>
+        <w:jc w:val="left"/>
+        <w:rPr>
+          <w:rFonts w:ascii="Times New Roman" w:hAnsi="Times New Roman" w:eastAsia="宋体" w:cs="Times New Roman"/>
+          <w:sz w:val="21"/>
+          <w:szCs w:val="21"/>
+        </w:rPr>
+      </w:pPr>
+      <w:r>
+        <w:rPr>
+          <w:rFonts w:ascii="Times New Roman" w:hAnsi="Times New Roman" w:eastAsia="宋体" w:cs="Times New Roman"/>
+          <w:sz w:val="21"/>
+          <w:szCs w:val="21"/>
+        </w:rPr>
+        <w:t>②</w:t>
+      </w:r>
+      <w:r>
+        <w:rPr>
+          <w:rFonts w:ascii="Times New Roman" w:hAnsi="Times New Roman" w:eastAsia="宋体" w:cs="Times New Roman"/>
+          <w:sz w:val="21"/>
+          <w:szCs w:val="21"/>
+        </w:rPr>
+        <w:t>表达式</w:t>
+      </w:r>
+      <w:r>
+        <w:rPr>
+          <w:rFonts w:ascii="Times New Roman" w:hAnsi="Times New Roman" w:eastAsia="宋体" w:cs="Times New Roman"/>
+          <w:sz w:val="21"/>
+          <w:szCs w:val="21"/>
+        </w:rPr>
+        <w:t xml:space="preserve"> </w:t>
+      </w:r>
+      <w:r>
+        <w:rPr>
+          <w:rFonts w:eastAsia="宋体" w:ascii="Times New Roman" w:hAnsi="Times New Roman" w:cs="Times New Roman"/>
+          <w:i/>
+          <w:sz w:val="21"/>
+          <w:szCs w:val="21"/>
+        </w:rPr>
+        <w:t>Q</w:t>
+      </w:r>
+      <w:r>
+        <w:rPr>
+          <w:rFonts w:ascii="Times New Roman" w:hAnsi="Times New Roman" w:eastAsia="宋体" w:cs="Times New Roman"/>
+          <w:sz w:val="21"/>
+          <w:szCs w:val="21"/>
+        </w:rPr>
+        <w:t>＝</w:t>
+      </w:r>
+      <w:r>
+        <w:rPr>
+          <w:rFonts w:ascii="Times New Roman" w:hAnsi="Times New Roman" w:eastAsia="宋体" w:cs="Times New Roman"/>
+          <w:b w:val="1"/>
+          <w:bCs w:val="1"/>
+          <w:u w:val="thick"/>
+          <w:sz w:val="21"/>
+          <w:szCs w:val="21"/>
+        </w:rPr>
+        <w:t xml:space="preserve">I</w:t>
+      </w:r>
+      <w:r>
+        <w:rPr>
+          <w:rFonts w:ascii="Times New Roman" w:hAnsi="Times New Roman" w:eastAsia="宋体" w:cs="Times New Roman"/>
+          <w:b w:val="1"/>
+          <w:bCs w:val="1"/>
+          <w:u w:val="thick"/>
+          <w:vertAlign w:val="superscript"/>
+          <w:sz w:val="21"/>
+          <w:szCs w:val="21"/>
+        </w:rPr>
+        <w:t xml:space="preserve">2</w:t>
+      </w:r>
+      <w:r>
+        <w:rPr>
+          <w:rFonts w:ascii="Times New Roman" w:hAnsi="Times New Roman" w:eastAsia="宋体" w:cs="Times New Roman"/>
+          <w:b w:val="1"/>
+          <w:bCs w:val="1"/>
+          <w:u w:val="thick"/>
+          <w:sz w:val="21"/>
+          <w:szCs w:val="21"/>
+        </w:rPr>
+        <w:t xml:space="preserve">Rt</w:t>
       </w:r>
       <w:r>
         <w:rPr>
@@ -604,45 +1022,149 @@
           <w:sz w:val="21"/>
           <w:szCs w:val="21"/>
         </w:rPr>
-        <w:t>③</w:t>
-      </w:r>
-      <w:r>
-        <w:rPr>
-          <w:rFonts w:ascii="Times New Roman" w:hAnsi="Times New Roman" w:eastAsia="宋体" w:cs="Times New Roman"/>
-          <w:sz w:val="21"/>
-          <w:szCs w:val="21"/>
-        </w:rPr>
-        <w:t>单位：</w:t>
-      </w:r>
-      <w:r>
-        <w:rPr>
-          <w:rFonts w:ascii="Times New Roman" w:hAnsi="Times New Roman" w:eastAsia="宋体" w:cs="Times New Roman"/>
-          <w:b/>
-          <w:bCs/>
-          <w:u w:val="thick"/>
-          <w:sz w:val="21"/>
-          <w:szCs w:val="21"/>
-        </w:rPr>
-        <w:t xml:space="preserve">瓦特</w:t>
-      </w:r>
-      <w:r>
-        <w:rPr>
-          <w:rFonts w:ascii="Times New Roman" w:hAnsi="Times New Roman" w:eastAsia="宋体" w:cs="Times New Roman"/>
-          <w:sz w:val="21"/>
-          <w:szCs w:val="21"/>
-        </w:rPr>
-        <w:t>，符号为</w:t>
-      </w:r>
-      <w:r>
-        <w:rPr>
-          <w:rFonts w:ascii="Times New Roman" w:hAnsi="Times New Roman" w:eastAsia="宋体" w:cs="Times New Roman"/>
-          <w:b/>
-          <w:bCs/>
-          <w:u w:val="thick"/>
-          <w:sz w:val="21"/>
-          <w:szCs w:val="21"/>
-        </w:rPr>
-        <w:t xml:space="preserve">W</w:t>
+        <w:t>(2)</w:t>
+      </w:r>
+      <w:r>
+        <w:rPr>
+          <w:rFonts w:ascii="Times New Roman" w:hAnsi="Times New Roman" w:eastAsia="宋体" w:cs="Times New Roman"/>
+          <w:sz w:val="21"/>
+          <w:szCs w:val="21"/>
+        </w:rPr>
+        <w:t>热功率</w:t>
+      </w:r>
+    </w:p>
+    <w:p>
+      <w:pPr>
+        <w:snapToGrid w:val="0"/>
+        <w:spacing w:line="300" w:lineRule="auto" w:before="0" w:after="0"/>
+        <w:jc w:val="left"/>
+        <w:rPr>
+          <w:rFonts w:ascii="Times New Roman" w:hAnsi="Times New Roman" w:eastAsia="宋体" w:cs="Times New Roman"/>
+          <w:sz w:val="21"/>
+          <w:szCs w:val="21"/>
+        </w:rPr>
+      </w:pPr>
+      <w:r>
+        <w:rPr>
+          <w:rFonts w:ascii="Times New Roman" w:hAnsi="Times New Roman" w:eastAsia="宋体" w:cs="Times New Roman"/>
+          <w:sz w:val="21"/>
+          <w:szCs w:val="21"/>
+        </w:rPr>
+        <w:t>①</w:t>
+      </w:r>
+      <w:r>
+        <w:rPr>
+          <w:rFonts w:ascii="Times New Roman" w:hAnsi="Times New Roman" w:eastAsia="宋体" w:cs="Times New Roman"/>
+          <w:sz w:val="21"/>
+          <w:szCs w:val="21"/>
+        </w:rPr>
+        <w:t>定义：</w:t>
+      </w:r>
+      <w:r>
+        <w:rPr>
+          <w:rFonts w:ascii="Times New Roman" w:hAnsi="Times New Roman" w:eastAsia="宋体" w:cs="Times New Roman"/>
+          <w:b w:val="1"/>
+          <w:bCs w:val="1"/>
+          <w:u w:val="thick"/>
+          <w:sz w:val="21"/>
+          <w:szCs w:val="21"/>
+        </w:rPr>
+        <w:t xml:space="preserve">单位时间</w:t>
+      </w:r>
+      <w:r>
+        <w:rPr>
+          <w:rFonts w:ascii="Times New Roman" w:hAnsi="Times New Roman" w:eastAsia="宋体" w:cs="Times New Roman"/>
+          <w:sz w:val="21"/>
+          <w:szCs w:val="21"/>
+        </w:rPr>
+        <w:t>内的发热量称为热功率。</w:t>
+      </w:r>
+      <w:r>
+        <w:rPr>
+          <w:rFonts w:hint="eastAsia" w:ascii="Times New Roman" w:hAnsi="Times New Roman" w:eastAsia="宋体" w:cs="Times New Roman"/>
+          <w:sz w:val="21"/>
+          <w:szCs w:val="21"/>
+        </w:rPr>
+        <w:t xml:space="preserve"> </w:t>
+      </w:r>
+      <w:r>
+        <w:rPr>
+          <w:rFonts w:ascii="Times New Roman" w:hAnsi="Times New Roman" w:eastAsia="宋体" w:cs="Times New Roman"/>
+          <w:sz w:val="21"/>
+          <w:szCs w:val="21"/>
+        </w:rPr>
+        <w:t xml:space="preserve">    </w:t>
+      </w:r>
+      <w:r>
+        <w:rPr>
+          <w:rFonts w:ascii="Times New Roman" w:hAnsi="Times New Roman" w:eastAsia="宋体" w:cs="Times New Roman"/>
+          <w:sz w:val="21"/>
+          <w:szCs w:val="21"/>
+        </w:rPr>
+        <w:t>②</w:t>
+      </w:r>
+      <w:r>
+        <w:rPr>
+          <w:rFonts w:ascii="Times New Roman" w:hAnsi="Times New Roman" w:eastAsia="宋体" w:cs="Times New Roman"/>
+          <w:sz w:val="21"/>
+          <w:szCs w:val="21"/>
+        </w:rPr>
+        <w:t>公式：</w:t>
+      </w:r>
+      <w:r>
+        <w:rPr>
+          <w:rFonts w:eastAsia="宋体" w:ascii="Times New Roman" w:hAnsi="Times New Roman" w:cs="Times New Roman"/>
+          <w:i/>
+          <w:sz w:val="21"/>
+          <w:szCs w:val="21"/>
+        </w:rPr>
+        <w:t>P</w:t>
+      </w:r>
+      <w:r>
+        <w:rPr>
+          <w:rFonts w:ascii="Times New Roman" w:hAnsi="Times New Roman" w:cs="Times New Roman" w:eastAsia="宋体"/>
+          <w:i/>
+          <w:vertAlign w:val="subscript"/>
+          <w:sz w:val="21"/>
+          <w:szCs w:val="21"/>
+        </w:rPr>
+        <w:t>热</w:t>
+      </w:r>
+      <w:r>
+        <w:rPr>
+          <w:rFonts w:ascii="Times New Roman" w:hAnsi="Times New Roman" w:eastAsia="宋体" w:cs="Times New Roman"/>
+          <w:sz w:val="21"/>
+          <w:szCs w:val="21"/>
+        </w:rPr>
+        <w:t>＝</w:t>
+      </w:r>
+      <w:r>
+        <w:rPr>
+          <w:rFonts w:eastAsia="宋体" w:ascii="Times New Roman" w:hAnsi="Times New Roman" w:cs="Times New Roman"/>
+          <w:i/>
+          <w:sz w:val="21"/>
+          <w:szCs w:val="21"/>
+        </w:rPr>
+        <w:t>I</w:t>
+      </w:r>
+      <w:r>
+        <w:rPr>
+          <w:rFonts w:eastAsia="宋体" w:ascii="Times New Roman" w:hAnsi="Times New Roman" w:cs="Times New Roman"/>
+          <w:i/>
+          <w:vertAlign w:val="superscript"/>
+          <w:sz w:val="21"/>
+          <w:szCs w:val="21"/>
+        </w:rPr>
+        <w:t>2</w:t>
+      </w:r>
+      <w:r>
+        <w:rPr>
+          <w:rFonts w:eastAsia="宋体" w:ascii="Times New Roman" w:hAnsi="Times New Roman" w:cs="Times New Roman"/>
+          <w:i/>
+          <w:sz w:val="21"/>
+          <w:szCs w:val="21"/>
+        </w:rPr>
+        <w:t>R</w:t>
       </w:r>
       <w:r>
         <w:rPr>
@@ -659,81 +1181,6 @@
         <w:spacing w:line="300" w:lineRule="auto" w:before="0" w:after="0"/>
         <w:jc w:val="left"/>
         <w:rPr>
-          <w:rFonts w:ascii="Times New Roman" w:hAnsi="Times New Roman" w:eastAsia="宋体" w:cs="Times New Roman"/>
-          <w:sz w:val="21"/>
-          <w:szCs w:val="21"/>
-        </w:rPr>
-      </w:pPr>
-      <w:r>
-        <w:rPr>
-          <w:rFonts w:ascii="Times New Roman" w:hAnsi="Times New Roman" w:eastAsia="宋体" w:cs="Times New Roman"/>
-          <w:sz w:val="21"/>
-          <w:szCs w:val="21"/>
-        </w:rPr>
-        <w:t>④</w:t>
-      </w:r>
-      <w:r>
-        <w:rPr>
-          <w:rFonts w:ascii="Times New Roman" w:hAnsi="Times New Roman" w:eastAsia="宋体" w:cs="Times New Roman"/>
-          <w:sz w:val="21"/>
-          <w:szCs w:val="21"/>
-        </w:rPr>
-        <w:t>意义：表示电流做功的</w:t>
-      </w:r>
-      <w:r>
-        <w:rPr>
-          <w:rFonts w:ascii="Times New Roman" w:hAnsi="Times New Roman" w:eastAsia="宋体" w:cs="Times New Roman"/>
-          <w:b/>
-          <w:bCs/>
-          <w:u w:val="thick"/>
-          <w:sz w:val="21"/>
-          <w:szCs w:val="21"/>
-        </w:rPr>
-        <w:t xml:space="preserve">快慢</w:t>
-      </w:r>
-      <w:r>
-        <w:rPr>
-          <w:rFonts w:ascii="Times New Roman" w:hAnsi="Times New Roman" w:eastAsia="宋体" w:cs="Times New Roman"/>
-          <w:sz w:val="21"/>
-          <w:szCs w:val="21"/>
-        </w:rPr>
-        <w:t>。</w:t>
-      </w:r>
-    </w:p>
-    <w:p>
-      <w:pPr>
-        <w:snapToGrid w:val="0"/>
-        <w:spacing w:line="300" w:lineRule="auto" w:before="0" w:after="0"/>
-        <w:jc w:val="left"/>
-        <w:rPr>
-          <w:rFonts w:ascii="Times New Roman" w:hAnsi="Times New Roman" w:eastAsia="宋体" w:cs="Times New Roman"/>
-          <w:sz w:val="21"/>
-          <w:szCs w:val="21"/>
-        </w:rPr>
-      </w:pPr>
-      <w:r>
-        <w:rPr>
-          <w:rFonts w:ascii="Times New Roman" w:hAnsi="Times New Roman" w:eastAsia="宋体" w:cs="Times New Roman"/>
-          <w:sz w:val="21"/>
-          <w:szCs w:val="21"/>
-        </w:rPr>
-        <w:t>⑤</w:t>
-      </w:r>
-      <w:r>
-        <w:rPr>
-          <w:rFonts w:ascii="Times New Roman" w:hAnsi="Times New Roman" w:eastAsia="宋体" w:cs="Times New Roman"/>
-          <w:sz w:val="21"/>
-          <w:szCs w:val="21"/>
-        </w:rPr>
-        <w:t>额定功率：额定功率是指用电器在额定电压下正常工作时所消耗的功率，此时流经用电器的电流就是它的额定电流。</w:t>
-      </w:r>
-    </w:p>
-    <w:p>
-      <w:pPr>
-        <w:snapToGrid w:val="0"/>
-        <w:spacing w:line="300" w:lineRule="auto" w:before="0" w:after="0"/>
-        <w:jc w:val="left"/>
-        <w:rPr>
           <w:rFonts w:hint="eastAsia" w:ascii="Times New Roman" w:hAnsi="Times New Roman" w:eastAsia="宋体" w:cs="Times New Roman"/>
           <w:sz w:val="21"/>
           <w:szCs w:val="21"/>
@@ -747,453 +1194,6 @@
         <w:jc w:val="left"/>
         <w:rPr>
           <w:rFonts w:ascii="Times New Roman" w:hAnsi="Times New Roman" w:eastAsia="宋体" w:cs="Times New Roman"/>
-          <w:b/>
-          <w:sz w:val="21"/>
-          <w:szCs w:val="21"/>
-        </w:rPr>
-      </w:pPr>
-      <w:r>
-        <w:rPr>
-          <w:rFonts w:ascii="Times New Roman" w:hAnsi="Times New Roman" w:eastAsia="宋体" w:cs="Times New Roman"/>
-          <w:sz w:val="21"/>
-          <w:szCs w:val="21"/>
-        </w:rPr>
-        <w:t>2</w:t>
-      </w:r>
-      <w:r>
-        <w:rPr>
-          <w:rFonts w:ascii="Times New Roman" w:hAnsi="Times New Roman" w:eastAsia="宋体" w:cs="Times New Roman"/>
-          <w:sz w:val="21"/>
-          <w:szCs w:val="21"/>
-        </w:rPr>
-        <w:t>．</w:t>
-      </w:r>
-      <w:r>
-        <w:rPr>
-          <w:rFonts w:ascii="Times New Roman" w:hAnsi="Times New Roman" w:eastAsia="宋体" w:cs="Times New Roman"/>
-          <w:b/>
-          <w:sz w:val="21"/>
-          <w:szCs w:val="21"/>
-        </w:rPr>
-        <w:t>焦耳定律</w:t>
-      </w:r>
-    </w:p>
-    <w:p>
-      <w:pPr>
-        <w:snapToGrid w:val="0"/>
-        <w:spacing w:line="300" w:lineRule="auto" w:before="0" w:after="0"/>
-        <w:jc w:val="left"/>
-        <w:rPr>
-          <w:rFonts w:ascii="Times New Roman" w:hAnsi="Times New Roman" w:eastAsia="宋体" w:cs="Times New Roman"/>
-          <w:sz w:val="21"/>
-          <w:szCs w:val="21"/>
-        </w:rPr>
-      </w:pPr>
-      <w:r>
-        <w:rPr>
-          <w:rFonts w:ascii="Times New Roman" w:hAnsi="Times New Roman" w:eastAsia="宋体" w:cs="Times New Roman"/>
-          <w:sz w:val="21"/>
-          <w:szCs w:val="21"/>
-        </w:rPr>
-        <w:t>(1)</w:t>
-      </w:r>
-      <w:r>
-        <w:rPr>
-          <w:rFonts w:ascii="Times New Roman" w:hAnsi="Times New Roman" w:eastAsia="宋体" w:cs="Times New Roman"/>
-          <w:sz w:val="21"/>
-          <w:szCs w:val="21"/>
-        </w:rPr>
-        <w:t>焦耳定律</w:t>
-      </w:r>
-    </w:p>
-    <w:p>
-      <w:pPr>
-        <w:snapToGrid w:val="0"/>
-        <w:spacing w:line="300" w:lineRule="auto" w:before="0" w:after="0"/>
-        <w:jc w:val="left"/>
-        <w:rPr>
-          <w:rFonts w:ascii="Times New Roman" w:hAnsi="Times New Roman" w:eastAsia="宋体" w:cs="Times New Roman"/>
-          <w:sz w:val="21"/>
-          <w:szCs w:val="21"/>
-        </w:rPr>
-      </w:pPr>
-      <w:r>
-        <w:rPr>
-          <w:rFonts w:ascii="Times New Roman" w:hAnsi="Times New Roman" w:eastAsia="宋体" w:cs="Times New Roman"/>
-          <w:sz w:val="21"/>
-          <w:szCs w:val="21"/>
-        </w:rPr>
-        <w:t>①</w:t>
-      </w:r>
-      <w:r>
-        <w:rPr>
-          <w:rFonts w:ascii="Times New Roman" w:hAnsi="Times New Roman" w:eastAsia="宋体" w:cs="Times New Roman"/>
-          <w:sz w:val="21"/>
-          <w:szCs w:val="21"/>
-        </w:rPr>
-        <w:t>内容：电流通过导体产生的热量跟</w:t>
-      </w:r>
-      <w:r>
-        <w:rPr>
-          <w:rFonts w:ascii="Times New Roman" w:hAnsi="Times New Roman" w:eastAsia="宋体" w:cs="Times New Roman"/>
-          <w:b/>
-          <w:bCs/>
-          <w:u w:val="thick"/>
-          <w:sz w:val="21"/>
-          <w:szCs w:val="21"/>
-        </w:rPr>
-        <w:t xml:space="preserve">电流的二次方</w:t>
-      </w:r>
-      <w:r>
-        <w:rPr>
-          <w:rFonts w:ascii="Times New Roman" w:hAnsi="Times New Roman" w:eastAsia="宋体" w:cs="Times New Roman"/>
-          <w:sz w:val="21"/>
-          <w:szCs w:val="21"/>
-        </w:rPr>
-        <w:t>成正比，跟</w:t>
-      </w:r>
-      <w:r>
-        <w:rPr>
-          <w:rFonts w:ascii="Times New Roman" w:hAnsi="Times New Roman" w:eastAsia="宋体" w:cs="Times New Roman"/>
-          <w:b/>
-          <w:bCs/>
-          <w:u w:val="thick"/>
-          <w:sz w:val="21"/>
-          <w:szCs w:val="21"/>
-        </w:rPr>
-        <w:t xml:space="preserve">导体的电阻</w:t>
-      </w:r>
-      <w:r>
-        <w:rPr>
-          <w:rFonts w:ascii="Times New Roman" w:hAnsi="Times New Roman" w:eastAsia="宋体" w:cs="Times New Roman"/>
-          <w:sz w:val="21"/>
-          <w:szCs w:val="21"/>
-        </w:rPr>
-        <w:t>及</w:t>
-      </w:r>
-      <w:r>
-        <w:rPr>
-          <w:rFonts w:ascii="Times New Roman" w:hAnsi="Times New Roman" w:eastAsia="宋体" w:cs="Times New Roman"/>
-          <w:b/>
-          <w:bCs/>
-          <w:u w:val="thick"/>
-          <w:sz w:val="21"/>
-          <w:szCs w:val="21"/>
-        </w:rPr>
-        <w:t xml:space="preserve">通电时间</w:t>
-      </w:r>
-      <w:r>
-        <w:rPr>
-          <w:rFonts w:ascii="Times New Roman" w:hAnsi="Times New Roman" w:eastAsia="宋体" w:cs="Times New Roman"/>
-          <w:sz w:val="21"/>
-          <w:szCs w:val="21"/>
-        </w:rPr>
-        <w:t>成正比。这个关系式最初是由</w:t>
-      </w:r>
-      <w:r>
-        <w:rPr>
-          <w:rFonts w:ascii="Times New Roman" w:hAnsi="Times New Roman" w:eastAsia="宋体" w:cs="Times New Roman"/>
-          <w:b/>
-          <w:bCs/>
-          <w:u w:val="thick"/>
-          <w:sz w:val="21"/>
-          <w:szCs w:val="21"/>
-        </w:rPr>
-        <w:t xml:space="preserve">焦耳</w:t>
-      </w:r>
-      <w:r>
-        <w:rPr>
-          <w:rFonts w:ascii="Times New Roman" w:hAnsi="Times New Roman" w:eastAsia="宋体" w:cs="Times New Roman"/>
-          <w:sz w:val="21"/>
-          <w:szCs w:val="21"/>
-        </w:rPr>
-        <w:t>通过实验直接得到的，物理学中就把它叫作焦耳定律。</w:t>
-      </w:r>
-    </w:p>
-    <w:p>
-      <w:pPr>
-        <w:snapToGrid w:val="0"/>
-        <w:spacing w:line="300" w:lineRule="auto" w:before="0" w:after="0"/>
-        <w:jc w:val="left"/>
-        <w:rPr>
-          <w:rFonts w:ascii="Times New Roman" w:hAnsi="Times New Roman" w:eastAsia="宋体" w:cs="Times New Roman"/>
-          <w:sz w:val="21"/>
-          <w:szCs w:val="21"/>
-        </w:rPr>
-      </w:pPr>
-      <w:r>
-        <w:rPr>
-          <w:rFonts w:ascii="Times New Roman" w:hAnsi="Times New Roman" w:eastAsia="宋体" w:cs="Times New Roman"/>
-          <w:sz w:val="21"/>
-          <w:szCs w:val="21"/>
-        </w:rPr>
-        <w:t>②</w:t>
-      </w:r>
-      <w:r>
-        <w:rPr>
-          <w:rFonts w:ascii="Times New Roman" w:hAnsi="Times New Roman" w:eastAsia="宋体" w:cs="Times New Roman"/>
-          <w:sz w:val="21"/>
-          <w:szCs w:val="21"/>
-        </w:rPr>
-        <w:t>表达式</w:t>
-      </w:r>
-      <w:r>
-        <w:rPr>
-          <w:rFonts w:ascii="Times New Roman" w:hAnsi="Times New Roman" w:eastAsia="宋体" w:cs="Times New Roman"/>
-          <w:sz w:val="21"/>
-          <w:szCs w:val="21"/>
-        </w:rPr>
-        <w:t xml:space="preserve"> </w:t>
-      </w:r>
-      <w:r>
-        <w:rPr>
-          <w:rFonts w:eastAsia="宋体" w:ascii="Times New Roman" w:hAnsi="Times New Roman" w:cs="Times New Roman"/>
-          <w:i/>
-          <w:sz w:val="21"/>
-          <w:szCs w:val="21"/>
-        </w:rPr>
-        <w:t>Q</w:t>
-      </w:r>
-      <w:r>
-        <w:rPr>
-          <w:rFonts w:ascii="Times New Roman" w:hAnsi="Times New Roman" w:eastAsia="宋体" w:cs="Times New Roman"/>
-          <w:sz w:val="21"/>
-          <w:szCs w:val="21"/>
-        </w:rPr>
-        <w:t>＝</w:t>
-      </w:r>
-      <w:r>
-        <w:rPr>
-          <w:rFonts w:ascii="Times New Roman" w:hAnsi="Times New Roman" w:eastAsia="宋体" w:cs="Times New Roman"/>
-          <w:b/>
-          <w:bCs/>
-          <w:u w:val="thick"/>
-          <w:sz w:val="21"/>
-          <w:szCs w:val="21"/>
-        </w:rPr>
-        <w:t xml:space="preserve">I</w:t>
-      </w:r>
-      <w:r>
-        <w:rPr>
-          <w:rFonts w:ascii="Times New Roman" w:hAnsi="Times New Roman" w:eastAsia="宋体" w:cs="Times New Roman"/>
-          <w:b/>
-          <w:bCs/>
-          <w:u w:val="thick"/>
-          <w:vertAlign w:val="superscript"/>
-          <w:sz w:val="21"/>
-          <w:szCs w:val="21"/>
-        </w:rPr>
-        <w:t xml:space="preserve">2</w:t>
-      </w:r>
-      <w:r>
-        <w:rPr>
-          <w:rFonts w:ascii="Times New Roman" w:hAnsi="Times New Roman" w:eastAsia="宋体" w:cs="Times New Roman"/>
-          <w:b/>
-          <w:bCs/>
-          <w:u w:val="thick"/>
-          <w:sz w:val="21"/>
-          <w:szCs w:val="21"/>
-        </w:rPr>
-        <w:t xml:space="preserve">Rt</w:t>
-      </w:r>
-      <w:r>
-        <w:rPr>
-          <w:rFonts w:ascii="Times New Roman" w:hAnsi="Times New Roman" w:eastAsia="宋体" w:cs="Times New Roman"/>
-          <w:sz w:val="21"/>
-          <w:szCs w:val="21"/>
-        </w:rPr>
-        <w:t>。</w:t>
-      </w:r>
-    </w:p>
-    <w:p>
-      <w:pPr>
-        <w:snapToGrid w:val="0"/>
-        <w:spacing w:line="300" w:lineRule="auto" w:before="0" w:after="0"/>
-        <w:jc w:val="left"/>
-        <w:rPr>
-          <w:rFonts w:ascii="Times New Roman" w:hAnsi="Times New Roman" w:eastAsia="宋体" w:cs="Times New Roman"/>
-          <w:sz w:val="21"/>
-          <w:szCs w:val="21"/>
-        </w:rPr>
-      </w:pPr>
-      <w:r>
-        <w:rPr>
-          <w:rFonts w:ascii="Times New Roman" w:hAnsi="Times New Roman" w:eastAsia="宋体" w:cs="Times New Roman"/>
-          <w:sz w:val="21"/>
-          <w:szCs w:val="21"/>
-        </w:rPr>
-        <w:t>(2)</w:t>
-      </w:r>
-      <w:r>
-        <w:rPr>
-          <w:rFonts w:ascii="Times New Roman" w:hAnsi="Times New Roman" w:eastAsia="宋体" w:cs="Times New Roman"/>
-          <w:sz w:val="21"/>
-          <w:szCs w:val="21"/>
-        </w:rPr>
-        <w:t>热功率</w:t>
-      </w:r>
-    </w:p>
-    <w:p>
-      <w:pPr>
-        <w:snapToGrid w:val="0"/>
-        <w:spacing w:line="300" w:lineRule="auto" w:before="0" w:after="0"/>
-        <w:jc w:val="left"/>
-        <w:rPr>
-          <w:rFonts w:ascii="Times New Roman" w:hAnsi="Times New Roman" w:eastAsia="宋体" w:cs="Times New Roman"/>
-          <w:sz w:val="21"/>
-          <w:szCs w:val="21"/>
-        </w:rPr>
-      </w:pPr>
-      <w:r>
-        <w:rPr>
-          <w:rFonts w:ascii="Times New Roman" w:hAnsi="Times New Roman" w:eastAsia="宋体" w:cs="Times New Roman"/>
-          <w:sz w:val="21"/>
-          <w:szCs w:val="21"/>
-        </w:rPr>
-        <w:t>①</w:t>
-      </w:r>
-      <w:r>
-        <w:rPr>
-          <w:rFonts w:ascii="Times New Roman" w:hAnsi="Times New Roman" w:eastAsia="宋体" w:cs="Times New Roman"/>
-          <w:sz w:val="21"/>
-          <w:szCs w:val="21"/>
-        </w:rPr>
-        <w:t>定义：</w:t>
-      </w:r>
-      <w:r>
-        <w:rPr>
-          <w:rFonts w:ascii="Times New Roman" w:hAnsi="Times New Roman" w:eastAsia="宋体" w:cs="Times New Roman"/>
-          <w:b/>
-          <w:bCs/>
-          <w:u w:val="thick"/>
-          <w:sz w:val="21"/>
-          <w:szCs w:val="21"/>
-        </w:rPr>
-        <w:t xml:space="preserve">单位时间</w:t>
-      </w:r>
-      <w:r>
-        <w:rPr>
-          <w:rFonts w:ascii="Times New Roman" w:hAnsi="Times New Roman" w:eastAsia="宋体" w:cs="Times New Roman"/>
-          <w:sz w:val="21"/>
-          <w:szCs w:val="21"/>
-        </w:rPr>
-        <w:t>内的发热量称为热功率。</w:t>
-      </w:r>
-      <w:r>
-        <w:rPr>
-          <w:rFonts w:hint="eastAsia" w:ascii="Times New Roman" w:hAnsi="Times New Roman" w:eastAsia="宋体" w:cs="Times New Roman"/>
-          <w:sz w:val="21"/>
-          <w:szCs w:val="21"/>
-        </w:rPr>
-        <w:t xml:space="preserve"> </w:t>
-      </w:r>
-      <w:r>
-        <w:rPr>
-          <w:rFonts w:ascii="Times New Roman" w:hAnsi="Times New Roman" w:eastAsia="宋体" w:cs="Times New Roman"/>
-          <w:sz w:val="21"/>
-          <w:szCs w:val="21"/>
-        </w:rPr>
-        <w:t xml:space="preserve">    </w:t>
-      </w:r>
-      <w:r>
-        <w:rPr>
-          <w:rFonts w:ascii="Times New Roman" w:hAnsi="Times New Roman" w:eastAsia="宋体" w:cs="Times New Roman"/>
-          <w:sz w:val="21"/>
-          <w:szCs w:val="21"/>
-        </w:rPr>
-        <w:t>②</w:t>
-      </w:r>
-      <w:r>
-        <w:rPr>
-          <w:rFonts w:ascii="Times New Roman" w:hAnsi="Times New Roman" w:eastAsia="宋体" w:cs="Times New Roman"/>
-          <w:sz w:val="21"/>
-          <w:szCs w:val="21"/>
-        </w:rPr>
-        <w:t>公式：</w:t>
-      </w:r>
-      <w:r>
-        <w:rPr>
-          <w:rFonts w:eastAsia="宋体" w:ascii="Times New Roman" w:hAnsi="Times New Roman" w:cs="Times New Roman"/>
-          <w:i/>
-          <w:sz w:val="21"/>
-          <w:szCs w:val="21"/>
-        </w:rPr>
-        <w:t>P</w:t>
-      </w:r>
-      <w:r>
-        <w:rPr>
-          <w:rFonts w:ascii="Times New Roman" w:hAnsi="Times New Roman" w:cs="Times New Roman" w:eastAsia="宋体"/>
-          <w:i/>
-          <w:vertAlign w:val="subscript"/>
-          <w:sz w:val="21"/>
-          <w:szCs w:val="21"/>
-        </w:rPr>
-        <w:t>热</w:t>
-      </w:r>
-      <w:r>
-        <w:rPr>
-          <w:rFonts w:ascii="Times New Roman" w:hAnsi="Times New Roman" w:eastAsia="宋体" w:cs="Times New Roman"/>
-          <w:sz w:val="21"/>
-          <w:szCs w:val="21"/>
-        </w:rPr>
-        <w:t>＝</w:t>
-      </w:r>
-      <w:r>
-        <w:rPr>
-          <w:rFonts w:eastAsia="宋体" w:ascii="Times New Roman" w:hAnsi="Times New Roman" w:cs="Times New Roman"/>
-          <w:i/>
-          <w:sz w:val="21"/>
-          <w:szCs w:val="21"/>
-        </w:rPr>
-        <w:t>I</w:t>
-      </w:r>
-      <w:r>
-        <w:rPr>
-          <w:rFonts w:eastAsia="宋体" w:ascii="Times New Roman" w:hAnsi="Times New Roman" w:cs="Times New Roman"/>
-          <w:i/>
-          <w:vertAlign w:val="superscript"/>
-          <w:sz w:val="21"/>
-          <w:szCs w:val="21"/>
-        </w:rPr>
-        <w:t>2</w:t>
-      </w:r>
-      <w:r>
-        <w:rPr>
-          <w:rFonts w:eastAsia="宋体" w:ascii="Times New Roman" w:hAnsi="Times New Roman" w:cs="Times New Roman"/>
-          <w:i/>
-          <w:sz w:val="21"/>
-          <w:szCs w:val="21"/>
-        </w:rPr>
-        <w:t>R</w:t>
-      </w:r>
-      <w:r>
-        <w:rPr>
-          <w:rFonts w:ascii="Times New Roman" w:hAnsi="Times New Roman" w:eastAsia="宋体" w:cs="Times New Roman"/>
-          <w:sz w:val="21"/>
-          <w:szCs w:val="21"/>
-        </w:rPr>
-        <w:t>。</w:t>
-      </w:r>
-    </w:p>
-    <w:p>
-      <w:pPr>
-        <w:snapToGrid w:val="0"/>
-        <w:spacing w:line="300" w:lineRule="auto" w:before="0" w:after="0"/>
-        <w:jc w:val="left"/>
-        <w:rPr>
-          <w:rFonts w:hint="eastAsia" w:ascii="Times New Roman" w:hAnsi="Times New Roman" w:eastAsia="宋体" w:cs="Times New Roman"/>
-          <w:sz w:val="21"/>
-          <w:szCs w:val="21"/>
-        </w:rPr>
-      </w:pPr>
-    </w:p>
-    <w:p>
-      <w:pPr>
-        <w:snapToGrid w:val="0"/>
-        <w:spacing w:line="300" w:lineRule="auto" w:before="0" w:after="0"/>
-        <w:jc w:val="left"/>
-        <w:rPr>
-          <w:rFonts w:ascii="Times New Roman" w:hAnsi="Times New Roman" w:eastAsia="宋体" w:cs="Times New Roman"/>
           <w:sz w:val="21"/>
           <w:szCs w:val="21"/>
         </w:rPr>
@@ -1261,8 +1261,8 @@
       <w:r>
         <w:rPr>
           <w:rFonts w:ascii="Times New Roman" w:hAnsi="Times New Roman" w:eastAsia="宋体" w:cs="Times New Roman"/>
-          <w:b/>
-          <w:bCs/>
+          <w:b w:val="1"/>
+          <w:bCs w:val="1"/>
           <w:u w:val="thick"/>
           <w:sz w:val="21"/>
           <w:szCs w:val="21"/>
@@ -1437,8 +1437,9 @@
           <w:i/>
           <w:sz w:val="21"/>
           <w:szCs w:val="21"/>
-          <w:b/>
-          <w:u w:val="thick"/>
+          <w:b w:val="1"/>
+          <w:u w:val="thick"/>
+          <w:bCs w:val="1"/>
         </w:rPr>
         <w:t>P</w:t>
       </w:r>
@@ -1449,8 +1450,9 @@
           <w:vertAlign w:val="subscript"/>
           <w:sz w:val="21"/>
           <w:szCs w:val="21"/>
-          <w:b/>
-          <w:u w:val="thick"/>
+          <w:b w:val="1"/>
+          <w:u w:val="thick"/>
+          <w:bCs w:val="1"/>
         </w:rPr>
         <w:t>总</w:t>
       </w:r>
@@ -1459,8 +1461,9 @@
           <w:rFonts w:ascii="Times New Roman" w:hAnsi="Times New Roman" w:eastAsia="宋体" w:cs="Times New Roman"/>
           <w:sz w:val="21"/>
           <w:szCs w:val="21"/>
-          <w:b/>
-          <w:u w:val="thick"/>
+          <w:b w:val="1"/>
+          <w:u w:val="thick"/>
+          <w:bCs w:val="1"/>
         </w:rPr>
         <w:t>＝</w:t>
       </w:r>
@@ -1470,8 +1473,9 @@
           <w:i/>
           <w:sz w:val="21"/>
           <w:szCs w:val="21"/>
-          <w:b/>
-          <w:u w:val="thick"/>
+          <w:b w:val="1"/>
+          <w:u w:val="thick"/>
+          <w:bCs w:val="1"/>
         </w:rPr>
         <w:t>UI</w:t>
       </w:r>
@@ -1517,8 +1521,9 @@
           <w:i/>
           <w:sz w:val="21"/>
           <w:szCs w:val="21"/>
-          <w:b/>
-          <w:u w:val="thick"/>
+          <w:b w:val="1"/>
+          <w:u w:val="thick"/>
+          <w:bCs w:val="1"/>
         </w:rPr>
         <w:t>P</w:t>
       </w:r>
@@ -1529,8 +1534,9 @@
           <w:vertAlign w:val="subscript"/>
           <w:sz w:val="21"/>
           <w:szCs w:val="21"/>
-          <w:b/>
-          <w:u w:val="thick"/>
+          <w:b w:val="1"/>
+          <w:u w:val="thick"/>
+          <w:bCs w:val="1"/>
         </w:rPr>
         <w:t>热</w:t>
       </w:r>
@@ -1539,8 +1545,9 @@
           <w:rFonts w:ascii="Times New Roman" w:hAnsi="Times New Roman" w:eastAsia="宋体" w:cs="Times New Roman"/>
           <w:sz w:val="21"/>
           <w:szCs w:val="21"/>
-          <w:b/>
-          <w:u w:val="thick"/>
+          <w:b w:val="1"/>
+          <w:u w:val="thick"/>
+          <w:bCs w:val="1"/>
         </w:rPr>
         <w:t>＝</w:t>
       </w:r>
@@ -1550,8 +1557,9 @@
           <w:i/>
           <w:sz w:val="21"/>
           <w:szCs w:val="21"/>
-          <w:b/>
-          <w:u w:val="thick"/>
+          <w:b w:val="1"/>
+          <w:u w:val="thick"/>
+          <w:bCs w:val="1"/>
         </w:rPr>
         <w:t>I</w:t>
       </w:r>
@@ -1562,8 +1570,9 @@
           <w:vertAlign w:val="superscript"/>
           <w:sz w:val="21"/>
           <w:szCs w:val="21"/>
-          <w:b/>
-          <w:u w:val="thick"/>
+          <w:b w:val="1"/>
+          <w:u w:val="thick"/>
+          <w:bCs w:val="1"/>
         </w:rPr>
         <w:t>2</w:t>
       </w:r>
@@ -1573,8 +1582,9 @@
           <w:i/>
           <w:sz w:val="21"/>
           <w:szCs w:val="21"/>
-          <w:b/>
-          <w:u w:val="thick"/>
+          <w:b w:val="1"/>
+          <w:u w:val="thick"/>
+          <w:bCs w:val="1"/>
         </w:rPr>
         <w:t>R</w:t>
       </w:r>
@@ -1644,8 +1654,9 @@
           <w:i/>
           <w:sz w:val="21"/>
           <w:szCs w:val="21"/>
-          <w:b/>
-          <w:u w:val="thick"/>
+          <w:b w:val="1"/>
+          <w:u w:val="thick"/>
+          <w:bCs w:val="1"/>
         </w:rPr>
         <w:t>P</w:t>
       </w:r>
@@ -1656,8 +1667,9 @@
           <w:vertAlign w:val="subscript"/>
           <w:sz w:val="21"/>
           <w:szCs w:val="21"/>
-          <w:b/>
-          <w:u w:val="thick"/>
+          <w:b w:val="1"/>
+          <w:u w:val="thick"/>
+          <w:bCs w:val="1"/>
         </w:rPr>
         <w:t>机</w:t>
       </w:r>
@@ -1666,8 +1678,9 @@
           <w:rFonts w:ascii="Times New Roman" w:hAnsi="Times New Roman" w:eastAsia="宋体" w:cs="Times New Roman"/>
           <w:sz w:val="21"/>
           <w:szCs w:val="21"/>
-          <w:b/>
-          <w:u w:val="thick"/>
+          <w:b w:val="1"/>
+          <w:u w:val="thick"/>
+          <w:bCs w:val="1"/>
         </w:rPr>
         <w:t>＝</w:t>
       </w:r>
@@ -1677,8 +1690,9 @@
           <w:i/>
           <w:sz w:val="21"/>
           <w:szCs w:val="21"/>
-          <w:b/>
-          <w:u w:val="thick"/>
+          <w:b w:val="1"/>
+          <w:u w:val="thick"/>
+          <w:bCs w:val="1"/>
         </w:rPr>
         <w:t>P</w:t>
       </w:r>
@@ -1689,8 +1703,9 @@
           <w:vertAlign w:val="subscript"/>
           <w:sz w:val="21"/>
           <w:szCs w:val="21"/>
-          <w:b/>
-          <w:u w:val="thick"/>
+          <w:b w:val="1"/>
+          <w:u w:val="thick"/>
+          <w:bCs w:val="1"/>
         </w:rPr>
         <w:t>总</w:t>
       </w:r>
@@ -1699,8 +1714,9 @@
           <w:rFonts w:ascii="Times New Roman" w:hAnsi="Times New Roman" w:eastAsia="宋体" w:cs="Times New Roman"/>
           <w:sz w:val="21"/>
           <w:szCs w:val="21"/>
-          <w:b/>
-          <w:u w:val="thick"/>
+          <w:b w:val="1"/>
+          <w:u w:val="thick"/>
+          <w:bCs w:val="1"/>
         </w:rPr>
         <w:t>－</w:t>
       </w:r>
@@ -1710,8 +1726,9 @@
           <w:i/>
           <w:sz w:val="21"/>
           <w:szCs w:val="21"/>
-          <w:b/>
-          <w:u w:val="thick"/>
+          <w:b w:val="1"/>
+          <w:u w:val="thick"/>
+          <w:bCs w:val="1"/>
         </w:rPr>
         <w:t>P</w:t>
       </w:r>
@@ -1722,8 +1739,9 @@
           <w:vertAlign w:val="subscript"/>
           <w:sz w:val="21"/>
           <w:szCs w:val="21"/>
-          <w:b/>
-          <w:u w:val="thick"/>
+          <w:b w:val="1"/>
+          <w:u w:val="thick"/>
+          <w:bCs w:val="1"/>
         </w:rPr>
         <w:t>热</w:t>
       </w:r>
@@ -1732,8 +1750,9 @@
           <w:rFonts w:ascii="Times New Roman" w:hAnsi="Times New Roman" w:eastAsia="宋体" w:cs="Times New Roman"/>
           <w:sz w:val="21"/>
           <w:szCs w:val="21"/>
-          <w:b/>
-          <w:u w:val="thick"/>
+          <w:b w:val="1"/>
+          <w:u w:val="thick"/>
+          <w:bCs w:val="1"/>
         </w:rPr>
         <w:t>＝</w:t>
       </w:r>
@@ -1743,8 +1762,9 @@
           <w:i/>
           <w:sz w:val="21"/>
           <w:szCs w:val="21"/>
-          <w:b/>
-          <w:u w:val="thick"/>
+          <w:b w:val="1"/>
+          <w:u w:val="thick"/>
+          <w:bCs w:val="1"/>
         </w:rPr>
         <w:t>UI</w:t>
       </w:r>
@@ -1753,8 +1773,9 @@
           <w:rFonts w:ascii="Times New Roman" w:hAnsi="Times New Roman" w:eastAsia="宋体" w:cs="Times New Roman"/>
           <w:sz w:val="21"/>
           <w:szCs w:val="21"/>
-          <w:b/>
-          <w:u w:val="thick"/>
+          <w:b w:val="1"/>
+          <w:u w:val="thick"/>
+          <w:bCs w:val="1"/>
         </w:rPr>
         <w:t>－</w:t>
       </w:r>
@@ -1764,8 +1785,9 @@
           <w:i/>
           <w:sz w:val="21"/>
           <w:szCs w:val="21"/>
-          <w:b/>
-          <w:u w:val="thick"/>
+          <w:b w:val="1"/>
+          <w:u w:val="thick"/>
+          <w:bCs w:val="1"/>
         </w:rPr>
         <w:t>I</w:t>
       </w:r>
@@ -1776,8 +1798,9 @@
           <w:vertAlign w:val="superscript"/>
           <w:sz w:val="21"/>
           <w:szCs w:val="21"/>
-          <w:b/>
-          <w:u w:val="thick"/>
+          <w:b w:val="1"/>
+          <w:u w:val="thick"/>
+          <w:bCs w:val="1"/>
         </w:rPr>
         <w:t>2</w:t>
       </w:r>
@@ -1787,8 +1810,9 @@
           <w:i/>
           <w:sz w:val="21"/>
           <w:szCs w:val="21"/>
-          <w:b/>
-          <w:u w:val="thick"/>
+          <w:b w:val="1"/>
+          <w:u w:val="thick"/>
+          <w:bCs w:val="1"/>
         </w:rPr>
         <w:t>R</w:t>
       </w:r>
@@ -1851,8 +1875,9 @@
             <m:ctrlPr>
               <w:rPr>
                 <w:rFonts w:ascii="Cambria Math" w:hAnsi="Cambria Math"/>
-                <w:b/>
+                <w:b w:val="1"/>
                 <w:u w:val="thick"/>
+                <w:bCs w:val="1"/>
               </w:rPr>
             </m:ctrlPr>
           </m:fPr>
@@ -1997,8 +2022,8 @@
       <w:r>
         <w:rPr>
           <w:rFonts w:ascii="Times New Roman" w:hAnsi="Times New Roman" w:eastAsia="宋体" w:cs="Times New Roman"/>
-          <w:b/>
-          <w:bCs/>
+          <w:b w:val="1"/>
+          <w:bCs w:val="1"/>
           <w:u w:val="thick"/>
           <w:sz w:val="21"/>
           <w:szCs w:val="21"/>
@@ -2084,8 +2109,8 @@
       <w:r>
         <w:rPr>
           <w:rFonts w:ascii="Times New Roman" w:hAnsi="Times New Roman" w:eastAsia="宋体" w:cs="Times New Roman"/>
-          <w:b/>
-          <w:bCs/>
+          <w:b w:val="1"/>
+          <w:bCs w:val="1"/>
           <w:u w:val="thick"/>
           <w:sz w:val="21"/>
           <w:szCs w:val="21"/>
@@ -2103,8 +2128,8 @@
       <w:r>
         <w:rPr>
           <w:rFonts w:ascii="Times New Roman" w:hAnsi="Times New Roman" w:eastAsia="宋体" w:cs="Times New Roman"/>
-          <w:b/>
-          <w:bCs/>
+          <w:b w:val="1"/>
+          <w:bCs w:val="1"/>
           <w:u w:val="thick"/>
           <w:sz w:val="21"/>
           <w:szCs w:val="21"/>
@@ -2122,8 +2147,8 @@
       <w:r>
         <w:rPr>
           <w:rFonts w:ascii="Times New Roman" w:hAnsi="Times New Roman" w:eastAsia="宋体" w:cs="Times New Roman"/>
-          <w:b/>
-          <w:bCs/>
+          <w:b w:val="1"/>
+          <w:bCs w:val="1"/>
           <w:u w:val="thick"/>
           <w:sz w:val="21"/>
           <w:szCs w:val="21"/>
@@ -2338,8 +2363,8 @@
       <w:r>
         <w:rPr>
           <w:rFonts w:ascii="Times New Roman" w:hAnsi="Times New Roman" w:eastAsia="宋体" w:cs="Times New Roman"/>
-          <w:b/>
-          <w:bCs/>
+          <w:b w:val="1"/>
+          <w:bCs w:val="1"/>
           <w:u w:val="thick"/>
           <w:sz w:val="21"/>
           <w:szCs w:val="21"/>
@@ -2357,8 +2382,8 @@
       <w:r>
         <w:rPr>
           <w:rFonts w:ascii="Times New Roman" w:hAnsi="Times New Roman" w:eastAsia="宋体" w:cs="Times New Roman"/>
-          <w:b/>
-          <w:bCs/>
+          <w:b w:val="1"/>
+          <w:bCs w:val="1"/>
           <w:u w:val="thick"/>
           <w:sz w:val="21"/>
           <w:szCs w:val="21"/>
@@ -2376,8 +2401,8 @@
       <w:r>
         <w:rPr>
           <w:rFonts w:ascii="Times New Roman" w:hAnsi="Times New Roman" w:eastAsia="宋体" w:cs="Times New Roman"/>
-          <w:b/>
-          <w:bCs/>
+          <w:b w:val="1"/>
+          <w:bCs w:val="1"/>
           <w:u w:val="thick"/>
           <w:sz w:val="21"/>
           <w:szCs w:val="21"/>
@@ -2423,8 +2448,8 @@
       <w:r>
         <w:rPr>
           <w:rFonts w:ascii="Times New Roman" w:hAnsi="Times New Roman" w:eastAsia="宋体" w:cs="Times New Roman"/>
-          <w:b/>
-          <w:bCs/>
+          <w:b w:val="1"/>
+          <w:bCs w:val="1"/>
           <w:u w:val="thick"/>
           <w:sz w:val="21"/>
           <w:szCs w:val="21"/>
@@ -2556,8 +2581,8 @@
       <w:r>
         <w:rPr>
           <w:rFonts w:ascii="Times New Roman" w:hAnsi="Times New Roman" w:eastAsia="宋体" w:cs="Times New Roman"/>
-          <w:b/>
-          <w:bCs/>
+          <w:b w:val="1"/>
+          <w:bCs w:val="1"/>
           <w:u w:val="thick"/>
           <w:sz w:val="21"/>
           <w:szCs w:val="21"/>
@@ -2657,8 +2682,9 @@
             <m:ctrlPr>
               <w:rPr>
                 <w:rFonts w:ascii="Cambria Math" w:hAnsi="Cambria Math"/>
-                <w:b/>
+                <w:b w:val="1"/>
                 <w:u w:val="thick"/>
+                <w:bCs w:val="1"/>
               </w:rPr>
             </m:ctrlPr>
           </m:fPr>
@@ -2741,8 +2767,8 @@
       <w:r>
         <w:rPr>
           <w:rFonts w:ascii="Times New Roman" w:hAnsi="Times New Roman" w:eastAsia="宋体" w:cs="Times New Roman"/>
-          <w:b/>
-          <w:bCs/>
+          <w:b w:val="1"/>
+          <w:bCs w:val="1"/>
           <w:u w:val="thick"/>
           <w:sz w:val="21"/>
           <w:szCs w:val="21"/>
@@ -2856,8 +2882,8 @@
       <w:r>
         <w:rPr>
           <w:rFonts w:ascii="Times New Roman" w:hAnsi="Times New Roman" w:eastAsia="宋体" w:cs="Times New Roman"/>
-          <w:b/>
-          <w:bCs/>
+          <w:b w:val="1"/>
+          <w:bCs w:val="1"/>
           <w:u w:val="thick"/>
           <w:sz w:val="21"/>
           <w:szCs w:val="21"/>
@@ -2875,8 +2901,8 @@
       <w:r>
         <w:rPr>
           <w:rFonts w:ascii="Times New Roman" w:hAnsi="Times New Roman" w:eastAsia="宋体" w:cs="Times New Roman"/>
-          <w:b/>
-          <w:bCs/>
+          <w:b w:val="1"/>
+          <w:bCs w:val="1"/>
           <w:u w:val="thick"/>
           <w:sz w:val="21"/>
           <w:szCs w:val="21"/>
@@ -3181,8 +3207,8 @@
       <w:r>
         <w:rPr>
           <w:rFonts w:ascii="Times New Roman" w:hAnsi="Times New Roman" w:eastAsia="宋体" w:cs="Times New Roman"/>
-          <w:b/>
-          <w:bCs/>
+          <w:b w:val="1"/>
+          <w:bCs w:val="1"/>
           <w:u w:val="thick"/>
           <w:sz w:val="21"/>
           <w:szCs w:val="21"/>
@@ -3272,8 +3298,8 @@
       <w:r>
         <w:rPr>
           <w:rFonts w:ascii="Times New Roman" w:hAnsi="Times New Roman" w:eastAsia="宋体" w:cs="Times New Roman"/>
-          <w:b/>
-          <w:bCs/>
+          <w:b w:val="1"/>
+          <w:bCs w:val="1"/>
           <w:u w:val="thick"/>
           <w:sz w:val="21"/>
           <w:szCs w:val="21"/>
@@ -3283,8 +3309,8 @@
       <w:r>
         <w:rPr>
           <w:rFonts w:ascii="Times New Roman" w:hAnsi="Times New Roman" w:eastAsia="宋体" w:cs="Times New Roman"/>
-          <w:b/>
-          <w:bCs/>
+          <w:b w:val="1"/>
+          <w:bCs w:val="1"/>
           <w:u w:val="thick"/>
           <w:vertAlign w:val="superscript"/>
           <w:sz w:val="21"/>
@@ -3295,8 +3321,8 @@
       <w:r>
         <w:rPr>
           <w:rFonts w:ascii="Times New Roman" w:hAnsi="Times New Roman" w:eastAsia="宋体" w:cs="Times New Roman"/>
-          <w:b/>
-          <w:bCs/>
+          <w:b w:val="1"/>
+          <w:bCs w:val="1"/>
           <w:u w:val="thick"/>
           <w:sz w:val="21"/>
           <w:szCs w:val="21"/>
@@ -3341,8 +3367,8 @@
       <w:r>
         <w:rPr>
           <w:rFonts w:ascii="Times New Roman" w:hAnsi="Times New Roman" w:eastAsia="宋体" w:cs="Times New Roman"/>
-          <w:b/>
-          <w:bCs/>
+          <w:b w:val="1"/>
+          <w:bCs w:val="1"/>
           <w:u w:val="thick"/>
           <w:sz w:val="21"/>
           <w:szCs w:val="21"/>
@@ -3352,8 +3378,8 @@
       <w:r>
         <w:rPr>
           <w:rFonts w:ascii="Times New Roman" w:hAnsi="Times New Roman" w:eastAsia="宋体" w:cs="Times New Roman"/>
-          <w:b/>
-          <w:bCs/>
+          <w:b w:val="1"/>
+          <w:bCs w:val="1"/>
           <w:u w:val="thick"/>
           <w:vertAlign w:val="superscript"/>
           <w:sz w:val="21"/>
@@ -3364,8 +3390,8 @@
       <w:r>
         <w:rPr>
           <w:rFonts w:ascii="Times New Roman" w:hAnsi="Times New Roman" w:eastAsia="宋体" w:cs="Times New Roman"/>
-          <w:b/>
-          <w:bCs/>
+          <w:b w:val="1"/>
+          <w:bCs w:val="1"/>
           <w:u w:val="thick"/>
           <w:sz w:val="21"/>
           <w:szCs w:val="21"/>
@@ -3499,8 +3525,8 @@
       <w:r>
         <w:rPr>
           <w:rFonts w:ascii="Times New Roman" w:hAnsi="Times New Roman" w:eastAsia="宋体" w:cs="Times New Roman"/>
-          <w:b/>
-          <w:bCs/>
+          <w:b w:val="1"/>
+          <w:bCs w:val="1"/>
           <w:u w:val="thick"/>
           <w:sz w:val="21"/>
           <w:szCs w:val="21"/>
@@ -3510,8 +3536,8 @@
       <w:r>
         <w:rPr>
           <w:rFonts w:ascii="Times New Roman" w:hAnsi="Times New Roman" w:eastAsia="宋体" w:cs="Times New Roman"/>
-          <w:b/>
-          <w:bCs/>
+          <w:b w:val="1"/>
+          <w:bCs w:val="1"/>
           <w:u w:val="thick"/>
           <w:vertAlign w:val="superscript"/>
           <w:sz w:val="21"/>
@@ -3522,8 +3548,8 @@
       <w:r>
         <w:rPr>
           <w:rFonts w:ascii="Times New Roman" w:hAnsi="Times New Roman" w:eastAsia="宋体" w:cs="Times New Roman"/>
-          <w:b/>
-          <w:bCs/>
+          <w:b w:val="1"/>
+          <w:bCs w:val="1"/>
           <w:u w:val="thick"/>
           <w:sz w:val="21"/>
           <w:szCs w:val="21"/>
@@ -3533,8 +3559,8 @@
       <w:r>
         <w:rPr>
           <w:rFonts w:ascii="Times New Roman" w:hAnsi="Times New Roman" w:eastAsia="宋体" w:cs="Times New Roman"/>
-          <w:b/>
-          <w:bCs/>
+          <w:b w:val="1"/>
+          <w:bCs w:val="1"/>
           <w:u w:val="thick"/>
           <w:vertAlign w:val="superscript"/>
           <w:sz w:val="21"/>
@@ -3545,8 +3571,8 @@
       <w:r>
         <w:rPr>
           <w:rFonts w:ascii="Times New Roman" w:hAnsi="Times New Roman" w:eastAsia="宋体" w:cs="Times New Roman"/>
-          <w:b/>
-          <w:bCs/>
+          <w:b w:val="1"/>
+          <w:bCs w:val="1"/>
           <w:u w:val="thick"/>
           <w:sz w:val="21"/>
           <w:szCs w:val="21"/>
@@ -3581,8 +3607,8 @@
       <w:r>
         <w:rPr>
           <w:rFonts w:ascii="Times New Roman" w:hAnsi="Times New Roman" w:eastAsia="宋体" w:cs="Times New Roman"/>
-          <w:b/>
-          <w:bCs/>
+          <w:b w:val="1"/>
+          <w:bCs w:val="1"/>
           <w:u w:val="thick"/>
           <w:sz w:val="21"/>
           <w:szCs w:val="21"/>
@@ -3718,8 +3744,9 @@
             <m:ctrlPr>
               <w:rPr>
                 <w:rFonts w:ascii="Cambria Math" w:hAnsi="Cambria Math"/>
-                <w:b/>
+                <w:b w:val="1"/>
                 <w:u w:val="thick"/>
+                <w:bCs w:val="1"/>
               </w:rPr>
             </m:ctrlPr>
           </m:fPr>
@@ -3786,8 +3813,9 @@
           <w:rFonts w:ascii="Times New Roman" w:hAnsi="Times New Roman" w:eastAsia="宋体" w:cs="Times New Roman"/>
           <w:sz w:val="21"/>
           <w:szCs w:val="21"/>
-          <w:b/>
-          <w:u w:val="thick"/>
+          <w:b w:val="1"/>
+          <w:u w:val="thick"/>
+          <w:bCs w:val="1"/>
         </w:rPr>
         <w:t>、</w:t>
       </w:r>
@@ -3797,8 +3825,9 @@
           <w:i/>
           <w:sz w:val="21"/>
           <w:szCs w:val="21"/>
-          <w:b/>
-          <w:u w:val="thick"/>
+          <w:b w:val="1"/>
+          <w:u w:val="thick"/>
+          <w:bCs w:val="1"/>
         </w:rPr>
         <w:t>E</w:t>
       </w:r>
@@ -3807,8 +3836,9 @@
           <w:rFonts w:ascii="Times New Roman" w:hAnsi="Times New Roman" w:eastAsia="宋体" w:cs="Times New Roman"/>
           <w:sz w:val="21"/>
           <w:szCs w:val="21"/>
-          <w:b/>
-          <w:u w:val="thick"/>
+          <w:b w:val="1"/>
+          <w:u w:val="thick"/>
+          <w:bCs w:val="1"/>
         </w:rPr>
         <w:t>=</w:t>
       </w:r>
@@ -3818,8 +3848,9 @@
           <w:i/>
           <w:sz w:val="21"/>
           <w:szCs w:val="21"/>
-          <w:b/>
-          <w:u w:val="thick"/>
+          <w:b w:val="1"/>
+          <w:u w:val="thick"/>
+          <w:bCs w:val="1"/>
         </w:rPr>
         <w:t>IR</w:t>
       </w:r>
@@ -3828,8 +3859,9 @@
           <w:rFonts w:ascii="Times New Roman" w:hAnsi="Times New Roman" w:eastAsia="宋体" w:cs="Times New Roman"/>
           <w:sz w:val="21"/>
           <w:szCs w:val="21"/>
-          <w:b/>
-          <w:u w:val="thick"/>
+          <w:b w:val="1"/>
+          <w:u w:val="thick"/>
+          <w:bCs w:val="1"/>
         </w:rPr>
         <w:t>+</w:t>
       </w:r>
@@ -3839,8 +3871,9 @@
           <w:i/>
           <w:sz w:val="21"/>
           <w:szCs w:val="21"/>
-          <w:b/>
-          <w:u w:val="thick"/>
+          <w:b w:val="1"/>
+          <w:u w:val="thick"/>
+          <w:bCs w:val="1"/>
         </w:rPr>
         <w:t>Ir</w:t>
       </w:r>
@@ -3911,8 +3944,8 @@
       <w:r>
         <w:rPr>
           <w:rFonts w:ascii="Times New Roman" w:hAnsi="Times New Roman" w:eastAsia="宋体" w:cs="Times New Roman"/>
-          <w:b/>
-          <w:bCs/>
+          <w:b w:val="1"/>
+          <w:bCs w:val="1"/>
           <w:u w:val="thick"/>
           <w:sz w:val="21"/>
           <w:szCs w:val="21"/>
@@ -3930,8 +3963,8 @@
       <w:r>
         <w:rPr>
           <w:rFonts w:ascii="Times New Roman" w:hAnsi="Times New Roman" w:eastAsia="宋体" w:cs="Times New Roman"/>
-          <w:b/>
-          <w:bCs/>
+          <w:b w:val="1"/>
+          <w:bCs w:val="1"/>
           <w:u w:val="thick"/>
           <w:sz w:val="21"/>
           <w:szCs w:val="21"/>
@@ -3997,8 +4030,9 @@
             <m:ctrlPr>
               <w:rPr>
                 <w:rFonts w:ascii="Cambria Math" w:hAnsi="Cambria Math"/>
-                <w:b/>
+                <w:b w:val="1"/>
                 <w:u w:val="thick"/>
+                <w:bCs w:val="1"/>
               </w:rPr>
             </m:ctrlPr>
           </m:fPr>
@@ -4116,8 +4150,8 @@
       <w:r>
         <w:rPr>
           <w:rFonts w:ascii="Times New Roman" w:hAnsi="Times New Roman" w:eastAsia="宋体" w:cs="Times New Roman"/>
-          <w:b/>
-          <w:bCs/>
+          <w:b w:val="1"/>
+          <w:bCs w:val="1"/>
           <w:u w:val="thick"/>
           <w:sz w:val="21"/>
           <w:szCs w:val="21"/>
@@ -4135,8 +4169,8 @@
       <w:r>
         <w:rPr>
           <w:rFonts w:ascii="Times New Roman" w:hAnsi="Times New Roman" w:eastAsia="宋体" w:cs="Times New Roman"/>
-          <w:b/>
-          <w:bCs/>
+          <w:b w:val="1"/>
+          <w:bCs w:val="1"/>
           <w:u w:val="thick"/>
           <w:sz w:val="21"/>
           <w:szCs w:val="21"/>
@@ -4286,8 +4320,8 @@
       <w:r>
         <w:rPr>
           <w:rFonts w:ascii="Times New Roman" w:hAnsi="Times New Roman" w:eastAsia="宋体" w:cs="Times New Roman"/>
-          <w:b/>
-          <w:bCs/>
+          <w:b w:val="1"/>
+          <w:bCs w:val="1"/>
           <w:u w:val="thick"/>
           <w:sz w:val="21"/>
           <w:szCs w:val="21"/>
@@ -4305,8 +4339,8 @@
       <w:r>
         <w:rPr>
           <w:rFonts w:ascii="Times New Roman" w:hAnsi="Times New Roman" w:eastAsia="宋体" w:cs="Times New Roman"/>
-          <w:b/>
-          <w:bCs/>
+          <w:b w:val="1"/>
+          <w:bCs w:val="1"/>
           <w:u w:val="thick"/>
           <w:sz w:val="21"/>
           <w:szCs w:val="21"/>
@@ -4546,8 +4580,9 @@
           <w:i/>
           <w:sz w:val="21"/>
           <w:szCs w:val="21"/>
-          <w:b/>
-          <w:u w:val="thick"/>
+          <w:b w:val="1"/>
+          <w:u w:val="thick"/>
+          <w:bCs w:val="1"/>
         </w:rPr>
         <w:t>U</w:t>
       </w:r>
@@ -4556,8 +4591,9 @@
           <w:rFonts w:ascii="Times New Roman" w:hAnsi="Times New Roman" w:eastAsia="宋体" w:cs="Times New Roman"/>
           <w:sz w:val="21"/>
           <w:szCs w:val="21"/>
-          <w:b/>
-          <w:u w:val="thick"/>
+          <w:b w:val="1"/>
+          <w:u w:val="thick"/>
+          <w:bCs w:val="1"/>
         </w:rPr>
         <w:t>＝</w:t>
       </w:r>
@@ -4567,8 +4603,9 @@
           <w:i/>
           <w:sz w:val="21"/>
           <w:szCs w:val="21"/>
-          <w:b/>
-          <w:u w:val="thick"/>
+          <w:b w:val="1"/>
+          <w:u w:val="thick"/>
+          <w:bCs w:val="1"/>
         </w:rPr>
         <w:t>E</w:t>
       </w:r>
@@ -4577,8 +4614,9 @@
           <w:rFonts w:ascii="Times New Roman" w:hAnsi="Times New Roman" w:eastAsia="宋体" w:cs="Times New Roman"/>
           <w:sz w:val="21"/>
           <w:szCs w:val="21"/>
-          <w:b/>
-          <w:u w:val="thick"/>
+          <w:b w:val="1"/>
+          <w:u w:val="thick"/>
+          <w:bCs w:val="1"/>
         </w:rPr>
         <w:t>－</w:t>
       </w:r>
@@ -4588,8 +4626,9 @@
           <w:i/>
           <w:sz w:val="21"/>
           <w:szCs w:val="21"/>
-          <w:b/>
-          <w:u w:val="thick"/>
+          <w:b w:val="1"/>
+          <w:u w:val="thick"/>
+          <w:bCs w:val="1"/>
         </w:rPr>
         <w:t>Ir</w:t>
       </w:r>
@@ -4792,8 +4831,8 @@
       <w:r>
         <w:rPr>
           <w:rFonts w:ascii="Times New Roman" w:hAnsi="Times New Roman" w:eastAsia="宋体" w:cs="Times New Roman"/>
-          <w:b/>
-          <w:bCs/>
+          <w:b w:val="1"/>
+          <w:bCs w:val="1"/>
           <w:u w:val="thick"/>
           <w:sz w:val="21"/>
           <w:szCs w:val="21"/>
@@ -4871,8 +4910,8 @@
       <w:r>
         <w:rPr>
           <w:rFonts w:ascii="Times New Roman" w:hAnsi="Times New Roman" w:eastAsia="宋体" w:cs="Times New Roman"/>
-          <w:b/>
-          <w:bCs/>
+          <w:b w:val="1"/>
+          <w:bCs w:val="1"/>
           <w:u w:val="thick"/>
           <w:sz w:val="21"/>
           <w:szCs w:val="21"/>
@@ -4916,8 +4955,8 @@
       <w:r>
         <w:rPr>
           <w:rFonts w:ascii="Times New Roman" w:hAnsi="Times New Roman" w:eastAsia="宋体" w:cs="Times New Roman"/>
-          <w:b/>
-          <w:bCs/>
+          <w:b w:val="1"/>
+          <w:bCs w:val="1"/>
           <w:u w:val="thick"/>
           <w:sz w:val="21"/>
           <w:szCs w:val="21"/>
@@ -4944,8 +4983,8 @@
       <w:r>
         <w:rPr>
           <w:rFonts w:ascii="Times New Roman" w:hAnsi="Times New Roman" w:eastAsia="宋体" w:cs="Times New Roman"/>
-          <w:b/>
-          <w:bCs/>
+          <w:b w:val="1"/>
+          <w:bCs w:val="1"/>
           <w:u w:val="thick"/>
           <w:sz w:val="21"/>
           <w:szCs w:val="21"/>
@@ -4983,8 +5022,8 @@
       <w:r>
         <w:rPr>
           <w:rFonts w:ascii="Times New Roman" w:hAnsi="Times New Roman" w:eastAsia="宋体" w:cs="Times New Roman"/>
-          <w:b/>
-          <w:bCs/>
+          <w:b w:val="1"/>
+          <w:bCs w:val="1"/>
           <w:u w:val="thick"/>
           <w:sz w:val="21"/>
           <w:szCs w:val="21"/>
@@ -5002,8 +5041,8 @@
       <w:r>
         <w:rPr>
           <w:rFonts w:ascii="Times New Roman" w:hAnsi="Times New Roman" w:eastAsia="宋体" w:cs="Times New Roman"/>
-          <w:b/>
-          <w:bCs/>
+          <w:b w:val="1"/>
+          <w:bCs w:val="1"/>
           <w:u w:val="thick"/>
           <w:sz w:val="21"/>
           <w:szCs w:val="21"/>
@@ -5086,8 +5125,8 @@
       <w:r>
         <w:rPr>
           <w:rFonts w:ascii="Times New Roman" w:hAnsi="Times New Roman" w:eastAsia="宋体" w:cs="Times New Roman"/>
-          <w:b/>
-          <w:bCs/>
+          <w:b w:val="1"/>
+          <w:bCs w:val="1"/>
           <w:u w:val="thick"/>
           <w:sz w:val="21"/>
           <w:szCs w:val="21"/>
@@ -5122,8 +5161,8 @@
       <w:r>
         <w:rPr>
           <w:rFonts w:ascii="Times New Roman" w:hAnsi="Times New Roman" w:eastAsia="宋体" w:cs="Times New Roman"/>
-          <w:b/>
-          <w:bCs/>
+          <w:b w:val="1"/>
+          <w:bCs w:val="1"/>
           <w:u w:val="thick"/>
           <w:sz w:val="21"/>
           <w:szCs w:val="21"/>
@@ -5141,8 +5180,8 @@
       <w:r>
         <w:rPr>
           <w:rFonts w:ascii="Times New Roman" w:hAnsi="Times New Roman" w:eastAsia="宋体" w:cs="Times New Roman"/>
-          <w:b/>
-          <w:bCs/>
+          <w:b w:val="1"/>
+          <w:bCs w:val="1"/>
           <w:u w:val="thick"/>
           <w:sz w:val="21"/>
           <w:szCs w:val="21"/>
@@ -5233,8 +5272,9 @@
             <m:ctrlPr>
               <w:rPr>
                 <w:rFonts w:ascii="Cambria Math" w:hAnsi="Cambria Math"/>
-                <w:b/>
+                <w:b w:val="1"/>
                 <w:u w:val="thick"/>
+                <w:bCs w:val="1"/>
               </w:rPr>
             </m:ctrlPr>
           </m:fPr>
@@ -5402,8 +5442,8 @@
       <w:r>
         <w:rPr>
           <w:rFonts w:ascii="Times New Roman" w:hAnsi="Times New Roman" w:eastAsia="宋体" w:cs="Times New Roman"/>
-          <w:b/>
-          <w:bCs/>
+          <w:b w:val="1"/>
+          <w:bCs w:val="1"/>
           <w:u w:val="thick"/>
           <w:sz w:val="21"/>
           <w:szCs w:val="21"/>
@@ -5573,8 +5613,8 @@
       <w:r>
         <w:rPr>
           <w:rFonts w:ascii="Times New Roman" w:hAnsi="Times New Roman" w:eastAsia="宋体" w:cs="Times New Roman"/>
-          <w:b/>
-          <w:bCs/>
+          <w:b w:val="1"/>
+          <w:bCs w:val="1"/>
           <w:u w:val="thick"/>
           <w:sz w:val="21"/>
           <w:szCs w:val="21"/>
@@ -5657,8 +5697,9 @@
             <m:ctrlPr>
               <w:rPr>
                 <w:rFonts w:ascii="Cambria Math" w:hAnsi="Cambria Math"/>
-                <w:b/>
+                <w:b w:val="1"/>
                 <w:u w:val="thick"/>
+                <w:bCs w:val="1"/>
               </w:rPr>
             </m:ctrlPr>
           </m:fPr>
@@ -5741,8 +5782,8 @@
       <w:r>
         <w:rPr>
           <w:rFonts w:ascii="Times New Roman" w:hAnsi="Times New Roman" w:eastAsia="宋体" w:cs="Times New Roman"/>
-          <w:b/>
-          <w:bCs/>
+          <w:b w:val="1"/>
+          <w:bCs w:val="1"/>
           <w:u w:val="thick"/>
           <w:sz w:val="21"/>
           <w:szCs w:val="21"/>
@@ -5838,8 +5879,9 @@
             <m:ctrlPr>
               <w:rPr>
                 <w:rFonts w:ascii="Cambria Math" w:hAnsi="Cambria Math"/>
-                <w:b/>
+                <w:b w:val="1"/>
                 <w:u w:val="thick"/>
+                <w:bCs w:val="1"/>
               </w:rPr>
             </m:ctrlPr>
           </m:fPr>
@@ -5990,8 +6032,8 @@
       <w:r>
         <w:rPr>
           <w:rFonts w:ascii="Times New Roman" w:hAnsi="Times New Roman" w:eastAsia="宋体" w:cs="Times New Roman"/>
-          <w:b/>
-          <w:bCs/>
+          <w:b w:val="1"/>
+          <w:bCs w:val="1"/>
           <w:u w:val="thick"/>
           <w:sz w:val="21"/>
           <w:szCs w:val="21"/>
@@ -6009,8 +6051,8 @@
       <w:r>
         <w:rPr>
           <w:rFonts w:ascii="Times New Roman" w:hAnsi="Times New Roman" w:eastAsia="宋体" w:cs="Times New Roman"/>
-          <w:b/>
-          <w:bCs/>
+          <w:b w:val="1"/>
+          <w:bCs w:val="1"/>
           <w:u w:val="thick"/>
           <w:sz w:val="21"/>
           <w:szCs w:val="21"/>
@@ -6028,8 +6070,8 @@
       <w:r>
         <w:rPr>
           <w:rFonts w:ascii="Times New Roman" w:hAnsi="Times New Roman" w:eastAsia="宋体" w:cs="Times New Roman"/>
-          <w:b/>
-          <w:bCs/>
+          <w:b w:val="1"/>
+          <w:bCs w:val="1"/>
           <w:u w:val="thick"/>
           <w:sz w:val="21"/>
           <w:szCs w:val="21"/>
@@ -6047,8 +6089,8 @@
       <w:r>
         <w:rPr>
           <w:rFonts w:ascii="Times New Roman" w:hAnsi="Times New Roman" w:eastAsia="宋体" w:cs="Times New Roman"/>
-          <w:b/>
-          <w:bCs/>
+          <w:b w:val="1"/>
+          <w:bCs w:val="1"/>
           <w:u w:val="thick"/>
           <w:sz w:val="21"/>
           <w:szCs w:val="21"/>
@@ -6066,8 +6108,8 @@
       <w:r>
         <w:rPr>
           <w:rFonts w:ascii="Times New Roman" w:hAnsi="Times New Roman" w:eastAsia="宋体" w:cs="Times New Roman"/>
-          <w:b/>
-          <w:bCs/>
+          <w:b w:val="1"/>
+          <w:bCs w:val="1"/>
           <w:u w:val="thick"/>
           <w:sz w:val="21"/>
           <w:szCs w:val="21"/>
@@ -6180,8 +6222,9 @@
           <w:i/>
           <w:sz w:val="21"/>
           <w:szCs w:val="21"/>
-          <w:b/>
-          <w:u w:val="thick"/>
+          <w:b w:val="1"/>
+          <w:u w:val="thick"/>
+          <w:bCs w:val="1"/>
         </w:rPr>
         <w:t>E</w:t>
       </w:r>
@@ -6192,8 +6235,9 @@
           <w:vertAlign w:val="subscript"/>
           <w:sz w:val="21"/>
           <w:szCs w:val="21"/>
-          <w:b/>
-          <w:u w:val="thick"/>
+          <w:b w:val="1"/>
+          <w:u w:val="thick"/>
+          <w:bCs w:val="1"/>
         </w:rPr>
         <w:t>初</w:t>
       </w:r>
@@ -6202,8 +6246,9 @@
           <w:rFonts w:ascii="Times New Roman" w:hAnsi="Times New Roman" w:eastAsia="宋体" w:cs="Times New Roman"/>
           <w:sz w:val="21"/>
           <w:szCs w:val="21"/>
-          <w:b/>
-          <w:u w:val="thick"/>
+          <w:b w:val="1"/>
+          <w:u w:val="thick"/>
+          <w:bCs w:val="1"/>
         </w:rPr>
         <w:t>=</w:t>
       </w:r>
@@ -6213,8 +6258,9 @@
           <w:i/>
           <w:sz w:val="21"/>
           <w:szCs w:val="21"/>
-          <w:b/>
-          <w:u w:val="thick"/>
+          <w:b w:val="1"/>
+          <w:u w:val="thick"/>
+          <w:bCs w:val="1"/>
         </w:rPr>
         <w:t>E</w:t>
       </w:r>
@@ -6225,8 +6271,9 @@
           <w:vertAlign w:val="subscript"/>
           <w:sz w:val="21"/>
           <w:szCs w:val="21"/>
-          <w:b/>
-          <w:u w:val="thick"/>
+          <w:b w:val="1"/>
+          <w:u w:val="thick"/>
+          <w:bCs w:val="1"/>
         </w:rPr>
         <w:t>末</w:t>
       </w:r>
@@ -6241,8 +6288,8 @@
       <w:r>
         <w:rPr>
           <w:rFonts w:ascii="Times New Roman" w:hAnsi="Times New Roman" w:eastAsia="宋体" w:cs="Times New Roman"/>
-          <w:b/>
-          <w:bCs/>
+          <w:b w:val="1"/>
+          <w:bCs w:val="1"/>
           <w:u w:val="thick"/>
           <w:sz w:val="21"/>
           <w:szCs w:val="21"/>
@@ -6282,8 +6329,9 @@
           <w:rFonts w:ascii="Times New Roman" w:hAnsi="Times New Roman" w:eastAsia="宋体" w:cs="Times New Roman"/>
           <w:sz w:val="21"/>
           <w:szCs w:val="21"/>
-          <w:b/>
-          <w:u w:val="thick"/>
+          <w:b w:val="1"/>
+          <w:u w:val="thick"/>
+          <w:bCs w:val="1"/>
         </w:rPr>
         <w:t>Δ</w:t>
       </w:r>
@@ -6293,8 +6341,9 @@
           <w:i/>
           <w:sz w:val="21"/>
           <w:szCs w:val="21"/>
-          <w:b/>
-          <w:u w:val="thick"/>
+          <w:b w:val="1"/>
+          <w:u w:val="thick"/>
+          <w:bCs w:val="1"/>
         </w:rPr>
         <w:t>E</w:t>
       </w:r>
@@ -6305,8 +6354,9 @@
           <w:vertAlign w:val="subscript"/>
           <w:sz w:val="21"/>
           <w:szCs w:val="21"/>
-          <w:b/>
-          <w:u w:val="thick"/>
+          <w:b w:val="1"/>
+          <w:u w:val="thick"/>
+          <w:bCs w:val="1"/>
         </w:rPr>
         <w:t>增</w:t>
       </w:r>
@@ -6315,8 +6365,9 @@
           <w:rFonts w:ascii="Times New Roman" w:hAnsi="Times New Roman" w:eastAsia="宋体" w:cs="Times New Roman"/>
           <w:sz w:val="21"/>
           <w:szCs w:val="21"/>
-          <w:b/>
-          <w:u w:val="thick"/>
+          <w:b w:val="1"/>
+          <w:u w:val="thick"/>
+          <w:bCs w:val="1"/>
         </w:rPr>
         <w:t>=Δ</w:t>
       </w:r>
@@ -6326,8 +6377,9 @@
           <w:i/>
           <w:sz w:val="21"/>
           <w:szCs w:val="21"/>
-          <w:b/>
-          <w:u w:val="thick"/>
+          <w:b w:val="1"/>
+          <w:u w:val="thick"/>
+          <w:bCs w:val="1"/>
         </w:rPr>
         <w:t>E</w:t>
       </w:r>
@@ -6338,8 +6390,9 @@
           <w:vertAlign w:val="subscript"/>
           <w:sz w:val="21"/>
           <w:szCs w:val="21"/>
-          <w:b/>
-          <w:u w:val="thick"/>
+          <w:b w:val="1"/>
+          <w:u w:val="thick"/>
+          <w:bCs w:val="1"/>
         </w:rPr>
         <w:t>减</w:t>
       </w:r>
@@ -6354,8 +6407,8 @@
       <w:r>
         <w:rPr>
           <w:rFonts w:ascii="Times New Roman" w:hAnsi="Times New Roman" w:eastAsia="宋体" w:cs="Times New Roman"/>
-          <w:b/>
-          <w:bCs/>
+          <w:b w:val="1"/>
+          <w:bCs w:val="1"/>
           <w:u w:val="thick"/>
           <w:sz w:val="21"/>
           <w:szCs w:val="21"/>
@@ -6441,8 +6494,8 @@
       <w:r>
         <w:rPr>
           <w:rFonts w:ascii="Times New Roman" w:hAnsi="Times New Roman" w:eastAsia="宋体" w:cs="Times New Roman"/>
-          <w:b/>
-          <w:bCs/>
+          <w:b w:val="1"/>
+          <w:bCs w:val="1"/>
           <w:u w:val="thick"/>
           <w:sz w:val="21"/>
           <w:szCs w:val="21"/>
@@ -6460,8 +6513,8 @@
       <w:r>
         <w:rPr>
           <w:rFonts w:ascii="Times New Roman" w:hAnsi="Times New Roman" w:eastAsia="宋体" w:cs="Times New Roman"/>
-          <w:b/>
-          <w:bCs/>
+          <w:b w:val="1"/>
+          <w:bCs w:val="1"/>
           <w:u w:val="thick"/>
           <w:sz w:val="21"/>
           <w:szCs w:val="21"/>
@@ -6507,8 +6560,8 @@
       <w:r>
         <w:rPr>
           <w:rFonts w:ascii="Times New Roman" w:hAnsi="Times New Roman" w:eastAsia="宋体" w:cs="Times New Roman"/>
-          <w:b/>
-          <w:bCs/>
+          <w:b w:val="1"/>
+          <w:bCs w:val="1"/>
           <w:u w:val="thick"/>
           <w:sz w:val="21"/>
           <w:szCs w:val="21"/>
@@ -6562,8 +6615,8 @@
       <w:r>
         <w:rPr>
           <w:rFonts w:ascii="Times New Roman" w:hAnsi="Times New Roman" w:eastAsia="宋体" w:cs="Times New Roman"/>
-          <w:b/>
-          <w:bCs/>
+          <w:b w:val="1"/>
+          <w:bCs w:val="1"/>
           <w:u w:val="thick"/>
           <w:sz w:val="21"/>
           <w:szCs w:val="21"/>
@@ -6630,13 +6683,486 @@
       <w:r>
         <w:rPr>
           <w:rFonts w:ascii="Times New Roman" w:hAnsi="Times New Roman" w:eastAsia="宋体" w:cs="Times New Roman"/>
+          <w:b w:val="1"/>
+          <w:bCs w:val="1"/>
+          <w:u w:val="thick"/>
+          <w:sz w:val="21"/>
+          <w:szCs w:val="21"/>
+        </w:rPr>
+        <w:t xml:space="preserve">方向性</w:t>
+      </w:r>
+      <w:r>
+        <w:rPr>
+          <w:rFonts w:ascii="Times New Roman" w:hAnsi="Times New Roman" w:eastAsia="宋体" w:cs="Times New Roman"/>
+          <w:sz w:val="21"/>
+          <w:szCs w:val="21"/>
+        </w:rPr>
+        <w:t>。</w:t>
+      </w:r>
+    </w:p>
+    <w:p>
+      <w:pPr>
+        <w:snapToGrid w:val="0"/>
+        <w:spacing w:line="300" w:lineRule="auto" w:before="0" w:after="0"/>
+        <w:jc w:val="left"/>
+        <w:rPr>
+          <w:rFonts w:ascii="Times New Roman" w:hAnsi="Times New Roman" w:eastAsia="宋体" w:cs="Times New Roman"/>
+          <w:sz w:val="21"/>
+          <w:szCs w:val="21"/>
+        </w:rPr>
+      </w:pPr>
+      <w:r>
+        <w:rPr>
+          <w:rFonts w:ascii="Times New Roman" w:hAnsi="Times New Roman" w:eastAsia="宋体" w:cs="Times New Roman"/>
+          <w:sz w:val="21"/>
+          <w:szCs w:val="21"/>
+        </w:rPr>
+        <w:t>(3)</w:t>
+      </w:r>
+      <w:r>
+        <w:rPr>
+          <w:rFonts w:ascii="Times New Roman" w:hAnsi="Times New Roman" w:eastAsia="宋体" w:cs="Times New Roman"/>
+          <w:sz w:val="21"/>
+          <w:szCs w:val="21"/>
+        </w:rPr>
+        <w:t>能量的耗散表明，在能源的利用过程中，能量在数量上虽未减少，但在可利用的</w:t>
+      </w:r>
+      <w:r>
+        <w:rPr>
+          <w:rFonts w:ascii="Times New Roman" w:hAnsi="Times New Roman" w:eastAsia="宋体" w:cs="Times New Roman"/>
+          <w:b w:val="1"/>
+          <w:bCs w:val="1"/>
+          <w:u w:val="thick"/>
+          <w:sz w:val="21"/>
+          <w:szCs w:val="21"/>
+        </w:rPr>
+        <w:t xml:space="preserve">品质上</w:t>
+      </w:r>
+      <w:r>
+        <w:rPr>
+          <w:rFonts w:ascii="Times New Roman" w:hAnsi="Times New Roman" w:eastAsia="宋体" w:cs="Times New Roman"/>
+          <w:sz w:val="21"/>
+          <w:szCs w:val="21"/>
+        </w:rPr>
+        <w:t>降低了，从</w:t>
+      </w:r>
+      <w:r>
+        <w:rPr>
+          <w:rFonts w:ascii="Times New Roman" w:hAnsi="Times New Roman" w:eastAsia="宋体" w:cs="Times New Roman"/>
+          <w:b w:val="1"/>
+          <w:bCs w:val="1"/>
+          <w:u w:val="thick"/>
+          <w:sz w:val="21"/>
+          <w:szCs w:val="21"/>
+        </w:rPr>
+        <w:t xml:space="preserve">便于利用</w:t>
+      </w:r>
+      <w:r>
+        <w:rPr>
+          <w:rFonts w:ascii="Times New Roman" w:hAnsi="Times New Roman" w:eastAsia="宋体" w:cs="Times New Roman"/>
+          <w:sz w:val="21"/>
+          <w:szCs w:val="21"/>
+        </w:rPr>
+        <w:t>的能源变成</w:t>
+      </w:r>
+      <w:r>
+        <w:rPr>
+          <w:rFonts w:ascii="Times New Roman" w:hAnsi="Times New Roman" w:eastAsia="宋体" w:cs="Times New Roman"/>
+          <w:b w:val="1"/>
+          <w:bCs w:val="1"/>
+          <w:u w:val="thick"/>
+          <w:sz w:val="21"/>
+          <w:szCs w:val="21"/>
+        </w:rPr>
+        <w:t xml:space="preserve">不便于利用</w:t>
+      </w:r>
+      <w:r>
+        <w:rPr>
+          <w:rFonts w:ascii="Times New Roman" w:hAnsi="Times New Roman" w:eastAsia="宋体" w:cs="Times New Roman"/>
+          <w:sz w:val="21"/>
+          <w:szCs w:val="21"/>
+        </w:rPr>
+        <w:t>的</w:t>
+      </w:r>
+      <w:r>
+        <w:rPr>
+          <w:rFonts w:ascii="Times New Roman" w:hAnsi="Times New Roman" w:eastAsia="宋体" w:cs="Times New Roman"/>
+          <w:sz w:val="21"/>
+          <w:szCs w:val="21"/>
+        </w:rPr>
+        <w:t>能源。这是能源危机的深层次的含义，也是自然界的能量虽然守恒，但还是要节约能源的根本原因。</w:t>
+      </w:r>
+    </w:p>
+    <w:p>
+      <w:pPr>
+        <w:snapToGrid w:val="0"/>
+        <w:spacing w:line="300" w:lineRule="auto" w:before="0" w:after="0"/>
+        <w:jc w:val="left"/>
+        <w:rPr>
+          <w:rFonts w:ascii="Times New Roman" w:hAnsi="Times New Roman" w:eastAsia="宋体" w:cs="Times New Roman"/>
+          <w:sz w:val="21"/>
+          <w:szCs w:val="21"/>
+        </w:rPr>
+      </w:pPr>
+    </w:p>
+    <w:p>
+      <w:pPr>
+        <w:snapToGrid w:val="0"/>
+        <w:spacing w:line="300" w:lineRule="auto" w:before="0" w:after="0"/>
+        <w:jc w:val="left"/>
+        <w:rPr>
+          <w:rFonts w:ascii="Times New Roman" w:hAnsi="Times New Roman" w:eastAsia="宋体" w:cs="Times New Roman"/>
           <w:b/>
-          <w:bCs/>
-          <w:u w:val="thick"/>
-          <w:sz w:val="21"/>
-          <w:szCs w:val="21"/>
-        </w:rPr>
-        <w:t xml:space="preserve">方向性</w:t>
+          <w:sz w:val="21"/>
+          <w:szCs w:val="21"/>
+        </w:rPr>
+      </w:pPr>
+      <w:r>
+        <w:rPr>
+          <w:rFonts w:ascii="Times New Roman" w:hAnsi="Times New Roman" w:eastAsia="宋体" w:cs="Times New Roman"/>
+          <w:sz w:val="21"/>
+          <w:szCs w:val="21"/>
+        </w:rPr>
+        <w:t>10</w:t>
+      </w:r>
+      <w:r>
+        <w:rPr>
+          <w:rFonts w:ascii="Times New Roman" w:hAnsi="Times New Roman" w:eastAsia="宋体" w:cs="Times New Roman"/>
+          <w:sz w:val="21"/>
+          <w:szCs w:val="21"/>
+        </w:rPr>
+        <w:t>．</w:t>
+      </w:r>
+      <w:r>
+        <w:rPr>
+          <w:rFonts w:ascii="Times New Roman" w:hAnsi="Times New Roman" w:eastAsia="宋体" w:cs="Times New Roman"/>
+          <w:b/>
+          <w:sz w:val="21"/>
+          <w:szCs w:val="21"/>
+        </w:rPr>
+        <w:t>能源的分类与应用　能源与社会发展</w:t>
+      </w:r>
+    </w:p>
+    <w:p>
+      <w:pPr>
+        <w:snapToGrid w:val="0"/>
+        <w:spacing w:line="300" w:lineRule="auto" w:before="0" w:after="0"/>
+        <w:jc w:val="left"/>
+        <w:rPr>
+          <w:rFonts w:ascii="Times New Roman" w:hAnsi="Times New Roman" w:eastAsia="宋体" w:cs="Times New Roman"/>
+          <w:sz w:val="21"/>
+          <w:szCs w:val="21"/>
+        </w:rPr>
+      </w:pPr>
+      <w:r>
+        <w:rPr>
+          <w:rFonts w:ascii="Times New Roman" w:hAnsi="Times New Roman" w:eastAsia="宋体" w:cs="Times New Roman"/>
+          <w:sz w:val="21"/>
+          <w:szCs w:val="21"/>
+        </w:rPr>
+        <w:t>(1)</w:t>
+      </w:r>
+      <w:r>
+        <w:rPr>
+          <w:rFonts w:ascii="Times New Roman" w:hAnsi="Times New Roman" w:eastAsia="宋体" w:cs="Times New Roman"/>
+          <w:sz w:val="21"/>
+          <w:szCs w:val="21"/>
+        </w:rPr>
+        <w:t>能源的分类</w:t>
+      </w:r>
+    </w:p>
+    <w:p>
+      <w:pPr>
+        <w:snapToGrid w:val="0"/>
+        <w:spacing w:line="300" w:lineRule="auto" w:before="0" w:after="0"/>
+        <w:jc w:val="left"/>
+        <w:rPr>
+          <w:rFonts w:ascii="Times New Roman" w:hAnsi="Times New Roman" w:eastAsia="宋体" w:cs="Times New Roman"/>
+          <w:sz w:val="21"/>
+          <w:szCs w:val="21"/>
+        </w:rPr>
+      </w:pPr>
+      <w:r>
+        <w:rPr>
+          <w:rFonts w:ascii="Times New Roman" w:hAnsi="Times New Roman" w:eastAsia="宋体" w:cs="Times New Roman"/>
+          <w:sz w:val="21"/>
+          <w:szCs w:val="21"/>
+        </w:rPr>
+        <w:t>①</w:t>
+      </w:r>
+      <w:r>
+        <w:rPr>
+          <w:rFonts w:ascii="Times New Roman" w:hAnsi="Times New Roman" w:eastAsia="宋体" w:cs="Times New Roman"/>
+          <w:sz w:val="21"/>
+          <w:szCs w:val="21"/>
+        </w:rPr>
+        <w:t>不可再生能源：像煤炭、石油和天然气这类无法在短时间内再生的</w:t>
+      </w:r>
+      <w:r>
+        <w:rPr>
+          <w:rFonts w:ascii="Times New Roman" w:hAnsi="Times New Roman" w:eastAsia="宋体" w:cs="Times New Roman"/>
+          <w:b w:val="1"/>
+          <w:bCs w:val="1"/>
+          <w:u w:val="thick"/>
+          <w:sz w:val="21"/>
+          <w:szCs w:val="21"/>
+        </w:rPr>
+        <w:t xml:space="preserve">化石</w:t>
+      </w:r>
+      <w:r>
+        <w:rPr>
+          <w:rFonts w:ascii="Times New Roman" w:hAnsi="Times New Roman" w:eastAsia="宋体" w:cs="Times New Roman"/>
+          <w:sz w:val="21"/>
+          <w:szCs w:val="21"/>
+        </w:rPr>
+        <w:t>能源。</w:t>
+      </w:r>
+    </w:p>
+    <w:p>
+      <w:pPr>
+        <w:snapToGrid w:val="0"/>
+        <w:spacing w:line="300" w:lineRule="auto" w:before="0" w:after="0"/>
+        <w:jc w:val="left"/>
+        <w:rPr>
+          <w:rFonts w:ascii="Times New Roman" w:hAnsi="Times New Roman" w:eastAsia="宋体" w:cs="Times New Roman"/>
+          <w:sz w:val="21"/>
+          <w:szCs w:val="21"/>
+        </w:rPr>
+      </w:pPr>
+      <w:r>
+        <w:rPr>
+          <w:rFonts w:ascii="Times New Roman" w:hAnsi="Times New Roman" w:eastAsia="宋体" w:cs="Times New Roman"/>
+          <w:sz w:val="21"/>
+          <w:szCs w:val="21"/>
+        </w:rPr>
+        <w:t>②</w:t>
+      </w:r>
+      <w:r>
+        <w:rPr>
+          <w:rFonts w:ascii="Times New Roman" w:hAnsi="Times New Roman" w:eastAsia="宋体" w:cs="Times New Roman"/>
+          <w:sz w:val="21"/>
+          <w:szCs w:val="21"/>
+        </w:rPr>
+        <w:t>可再生能源：像水能、风能这类在自然界可以</w:t>
+      </w:r>
+      <w:r>
+        <w:rPr>
+          <w:rFonts w:ascii="Times New Roman" w:hAnsi="Times New Roman" w:eastAsia="宋体" w:cs="Times New Roman"/>
+          <w:b w:val="1"/>
+          <w:bCs w:val="1"/>
+          <w:u w:val="thick"/>
+          <w:sz w:val="21"/>
+          <w:szCs w:val="21"/>
+        </w:rPr>
+        <w:t xml:space="preserve">再生</w:t>
+      </w:r>
+      <w:r>
+        <w:rPr>
+          <w:rFonts w:ascii="Times New Roman" w:hAnsi="Times New Roman" w:eastAsia="宋体" w:cs="Times New Roman"/>
+          <w:sz w:val="21"/>
+          <w:szCs w:val="21"/>
+        </w:rPr>
+        <w:t>的能源。</w:t>
+      </w:r>
+    </w:p>
+    <w:p>
+      <w:pPr>
+        <w:snapToGrid w:val="0"/>
+        <w:spacing w:line="300" w:lineRule="auto" w:before="0" w:after="0"/>
+        <w:jc w:val="left"/>
+        <w:rPr>
+          <w:rFonts w:ascii="Times New Roman" w:hAnsi="Times New Roman" w:eastAsia="宋体" w:cs="Times New Roman"/>
+          <w:sz w:val="21"/>
+          <w:szCs w:val="21"/>
+        </w:rPr>
+      </w:pPr>
+      <w:r>
+        <w:rPr>
+          <w:rFonts w:ascii="Times New Roman" w:hAnsi="Times New Roman" w:eastAsia="宋体" w:cs="Times New Roman"/>
+          <w:sz w:val="21"/>
+          <w:szCs w:val="21"/>
+        </w:rPr>
+        <w:t>(2)</w:t>
+      </w:r>
+      <w:r>
+        <w:rPr>
+          <w:rFonts w:ascii="Times New Roman" w:hAnsi="Times New Roman" w:eastAsia="宋体" w:cs="Times New Roman"/>
+          <w:sz w:val="21"/>
+          <w:szCs w:val="21"/>
+        </w:rPr>
+        <w:t>能源的开发与应用</w:t>
+      </w:r>
+    </w:p>
+    <w:p>
+      <w:pPr>
+        <w:snapToGrid w:val="0"/>
+        <w:spacing w:line="300" w:lineRule="auto" w:before="0" w:after="0"/>
+        <w:jc w:val="left"/>
+        <w:rPr>
+          <w:rFonts w:ascii="Times New Roman" w:hAnsi="Times New Roman" w:eastAsia="宋体" w:cs="Times New Roman"/>
+          <w:sz w:val="21"/>
+          <w:szCs w:val="21"/>
+        </w:rPr>
+      </w:pPr>
+      <w:r>
+        <w:rPr>
+          <w:rFonts w:ascii="Times New Roman" w:hAnsi="Times New Roman" w:eastAsia="宋体" w:cs="Times New Roman"/>
+          <w:sz w:val="21"/>
+          <w:szCs w:val="21"/>
+        </w:rPr>
+        <w:t>近年来，我国在能源开发方面取得了很大成就，如太阳能发电、水力发电、风能发电、</w:t>
+      </w:r>
+      <w:r>
+        <w:rPr>
+          <w:rFonts w:ascii="Times New Roman" w:hAnsi="Times New Roman" w:eastAsia="宋体" w:cs="Times New Roman"/>
+          <w:b w:val="1"/>
+          <w:bCs w:val="1"/>
+          <w:u w:val="thick"/>
+          <w:sz w:val="21"/>
+          <w:szCs w:val="21"/>
+        </w:rPr>
+        <w:t xml:space="preserve">核能</w:t>
+      </w:r>
+      <w:r>
+        <w:rPr>
+          <w:rFonts w:ascii="Times New Roman" w:hAnsi="Times New Roman" w:eastAsia="宋体" w:cs="Times New Roman"/>
+          <w:sz w:val="21"/>
+          <w:szCs w:val="21"/>
+        </w:rPr>
+        <w:t>发电等。</w:t>
+      </w:r>
+    </w:p>
+    <w:p>
+      <w:pPr>
+        <w:snapToGrid w:val="0"/>
+        <w:spacing w:line="300" w:lineRule="auto" w:before="0" w:after="0"/>
+        <w:jc w:val="left"/>
+        <w:rPr>
+          <w:rFonts w:ascii="Times New Roman" w:hAnsi="Times New Roman" w:eastAsia="宋体" w:cs="Times New Roman"/>
+          <w:sz w:val="21"/>
+          <w:szCs w:val="21"/>
+        </w:rPr>
+      </w:pPr>
+      <w:r>
+        <w:rPr>
+          <w:rFonts w:ascii="Times New Roman" w:hAnsi="Times New Roman" w:eastAsia="宋体" w:cs="Times New Roman"/>
+          <w:sz w:val="21"/>
+          <w:szCs w:val="21"/>
+        </w:rPr>
+        <w:t>(3)</w:t>
+      </w:r>
+      <w:r>
+        <w:rPr>
+          <w:rFonts w:ascii="Times New Roman" w:hAnsi="Times New Roman" w:eastAsia="宋体" w:cs="Times New Roman"/>
+          <w:sz w:val="21"/>
+          <w:szCs w:val="21"/>
+        </w:rPr>
+        <w:t>能源与社会发展</w:t>
+      </w:r>
+    </w:p>
+    <w:p>
+      <w:pPr>
+        <w:snapToGrid w:val="0"/>
+        <w:spacing w:line="300" w:lineRule="auto" w:before="0" w:after="0"/>
+        <w:jc w:val="left"/>
+        <w:rPr>
+          <w:rFonts w:ascii="Times New Roman" w:hAnsi="Times New Roman" w:eastAsia="宋体" w:cs="Times New Roman"/>
+          <w:sz w:val="21"/>
+          <w:szCs w:val="21"/>
+        </w:rPr>
+      </w:pPr>
+      <w:r>
+        <w:rPr>
+          <w:rFonts w:ascii="Times New Roman" w:hAnsi="Times New Roman" w:eastAsia="宋体" w:cs="Times New Roman"/>
+          <w:sz w:val="21"/>
+          <w:szCs w:val="21"/>
+        </w:rPr>
+        <w:t>①</w:t>
+      </w:r>
+      <w:r>
+        <w:rPr>
+          <w:rFonts w:ascii="Times New Roman" w:hAnsi="Times New Roman" w:eastAsia="宋体" w:cs="Times New Roman"/>
+          <w:sz w:val="21"/>
+          <w:szCs w:val="21"/>
+        </w:rPr>
+        <w:t>能源利用的三个时期：柴薪时期、</w:t>
+      </w:r>
+      <w:r>
+        <w:rPr>
+          <w:rFonts w:ascii="Times New Roman" w:hAnsi="Times New Roman" w:eastAsia="宋体" w:cs="Times New Roman"/>
+          <w:b w:val="1"/>
+          <w:bCs w:val="1"/>
+          <w:u w:val="thick"/>
+          <w:sz w:val="21"/>
+          <w:szCs w:val="21"/>
+        </w:rPr>
+        <w:t xml:space="preserve">煤炭</w:t>
+      </w:r>
+      <w:r>
+        <w:rPr>
+          <w:rFonts w:ascii="Times New Roman" w:hAnsi="Times New Roman" w:eastAsia="宋体" w:cs="Times New Roman"/>
+          <w:sz w:val="21"/>
+          <w:szCs w:val="21"/>
+        </w:rPr>
+        <w:t>时期、</w:t>
+      </w:r>
+      <w:r>
+        <w:rPr>
+          <w:rFonts w:ascii="Times New Roman" w:hAnsi="Times New Roman" w:eastAsia="宋体" w:cs="Times New Roman"/>
+          <w:b w:val="1"/>
+          <w:bCs w:val="1"/>
+          <w:u w:val="thick"/>
+          <w:sz w:val="21"/>
+          <w:szCs w:val="21"/>
+        </w:rPr>
+        <w:t xml:space="preserve">石油</w:t>
+      </w:r>
+      <w:r>
+        <w:rPr>
+          <w:rFonts w:ascii="Times New Roman" w:hAnsi="Times New Roman" w:eastAsia="宋体" w:cs="Times New Roman"/>
+          <w:sz w:val="21"/>
+          <w:szCs w:val="21"/>
+        </w:rPr>
+        <w:t>时期。</w:t>
+      </w:r>
+    </w:p>
+    <w:p>
+      <w:pPr>
+        <w:snapToGrid w:val="0"/>
+        <w:spacing w:line="300" w:lineRule="auto" w:before="0" w:after="0"/>
+        <w:jc w:val="left"/>
+        <w:rPr>
+          <w:rFonts w:ascii="Times New Roman" w:hAnsi="Times New Roman" w:eastAsia="宋体" w:cs="Times New Roman"/>
+          <w:sz w:val="21"/>
+          <w:szCs w:val="21"/>
+        </w:rPr>
+      </w:pPr>
+      <w:r>
+        <w:rPr>
+          <w:rFonts w:ascii="Times New Roman" w:hAnsi="Times New Roman" w:eastAsia="宋体" w:cs="Times New Roman"/>
+          <w:sz w:val="21"/>
+          <w:szCs w:val="21"/>
+        </w:rPr>
+        <w:t>②</w:t>
+      </w:r>
+      <w:r>
+        <w:rPr>
+          <w:rFonts w:ascii="Times New Roman" w:hAnsi="Times New Roman" w:eastAsia="宋体" w:cs="Times New Roman"/>
+          <w:sz w:val="21"/>
+          <w:szCs w:val="21"/>
+        </w:rPr>
+        <w:t>能源是人类社会活动的</w:t>
+      </w:r>
+      <w:r>
+        <w:rPr>
+          <w:rFonts w:ascii="Times New Roman" w:hAnsi="Times New Roman" w:eastAsia="宋体" w:cs="Times New Roman"/>
+          <w:b w:val="1"/>
+          <w:bCs w:val="1"/>
+          <w:u w:val="thick"/>
+          <w:sz w:val="21"/>
+          <w:szCs w:val="21"/>
+        </w:rPr>
+        <w:t xml:space="preserve">物质基础</w:t>
       </w:r>
       <w:r>
         <w:rPr>
@@ -6664,158 +7190,15 @@
           <w:sz w:val="21"/>
           <w:szCs w:val="21"/>
         </w:rPr>
-        <w:t>(3)</w:t>
-      </w:r>
-      <w:r>
-        <w:rPr>
-          <w:rFonts w:ascii="Times New Roman" w:hAnsi="Times New Roman" w:eastAsia="宋体" w:cs="Times New Roman"/>
-          <w:sz w:val="21"/>
-          <w:szCs w:val="21"/>
-        </w:rPr>
-        <w:t>能量的耗散表明，在能源的利用过程中，能量在数量上虽未减少，但在可利用的</w:t>
-      </w:r>
-      <w:r>
-        <w:rPr>
-          <w:rFonts w:ascii="Times New Roman" w:hAnsi="Times New Roman" w:eastAsia="宋体" w:cs="Times New Roman"/>
-          <w:b/>
-          <w:bCs/>
-          <w:u w:val="thick"/>
-          <w:sz w:val="21"/>
-          <w:szCs w:val="21"/>
-        </w:rPr>
-        <w:t xml:space="preserve">品质上</w:t>
-      </w:r>
-      <w:r>
-        <w:rPr>
-          <w:rFonts w:ascii="Times New Roman" w:hAnsi="Times New Roman" w:eastAsia="宋体" w:cs="Times New Roman"/>
-          <w:sz w:val="21"/>
-          <w:szCs w:val="21"/>
-        </w:rPr>
-        <w:t>降低了，从</w:t>
-      </w:r>
-      <w:r>
-        <w:rPr>
-          <w:rFonts w:ascii="Times New Roman" w:hAnsi="Times New Roman" w:eastAsia="宋体" w:cs="Times New Roman"/>
-          <w:b/>
-          <w:bCs/>
-          <w:u w:val="thick"/>
-          <w:sz w:val="21"/>
-          <w:szCs w:val="21"/>
-        </w:rPr>
-        <w:t xml:space="preserve">便于利用</w:t>
-      </w:r>
-      <w:r>
-        <w:rPr>
-          <w:rFonts w:ascii="Times New Roman" w:hAnsi="Times New Roman" w:eastAsia="宋体" w:cs="Times New Roman"/>
-          <w:sz w:val="21"/>
-          <w:szCs w:val="21"/>
-        </w:rPr>
-        <w:t>的能源变成</w:t>
-      </w:r>
-      <w:r>
-        <w:rPr>
-          <w:rFonts w:ascii="Times New Roman" w:hAnsi="Times New Roman" w:eastAsia="宋体" w:cs="Times New Roman"/>
-          <w:b/>
-          <w:bCs/>
-          <w:u w:val="thick"/>
-          <w:sz w:val="21"/>
-          <w:szCs w:val="21"/>
-        </w:rPr>
-        <w:t xml:space="preserve">不便于利用</w:t>
-      </w:r>
-      <w:r>
-        <w:rPr>
-          <w:rFonts w:ascii="Times New Roman" w:hAnsi="Times New Roman" w:eastAsia="宋体" w:cs="Times New Roman"/>
-          <w:sz w:val="21"/>
-          <w:szCs w:val="21"/>
-        </w:rPr>
-        <w:t>的</w:t>
-      </w:r>
-      <w:r>
-        <w:rPr>
-          <w:rFonts w:ascii="Times New Roman" w:hAnsi="Times New Roman" w:eastAsia="宋体" w:cs="Times New Roman"/>
-          <w:sz w:val="21"/>
-          <w:szCs w:val="21"/>
-        </w:rPr>
-        <w:t>能源。这是能源危机的深层次的含义，也是自然界的能量虽然守恒，但还是要节约能源的根本原因。</w:t>
-      </w:r>
-    </w:p>
-    <w:p>
-      <w:pPr>
-        <w:snapToGrid w:val="0"/>
-        <w:spacing w:line="300" w:lineRule="auto" w:before="0" w:after="0"/>
-        <w:jc w:val="left"/>
-        <w:rPr>
-          <w:rFonts w:ascii="Times New Roman" w:hAnsi="Times New Roman" w:eastAsia="宋体" w:cs="Times New Roman"/>
-          <w:sz w:val="21"/>
-          <w:szCs w:val="21"/>
-        </w:rPr>
-      </w:pPr>
-    </w:p>
-    <w:p>
-      <w:pPr>
-        <w:snapToGrid w:val="0"/>
-        <w:spacing w:line="300" w:lineRule="auto" w:before="0" w:after="0"/>
-        <w:jc w:val="left"/>
-        <w:rPr>
-          <w:rFonts w:ascii="Times New Roman" w:hAnsi="Times New Roman" w:eastAsia="宋体" w:cs="Times New Roman"/>
-          <w:b/>
-          <w:sz w:val="21"/>
-          <w:szCs w:val="21"/>
-        </w:rPr>
-      </w:pPr>
-      <w:r>
-        <w:rPr>
-          <w:rFonts w:ascii="Times New Roman" w:hAnsi="Times New Roman" w:eastAsia="宋体" w:cs="Times New Roman"/>
-          <w:sz w:val="21"/>
-          <w:szCs w:val="21"/>
-        </w:rPr>
-        <w:t>10</w:t>
-      </w:r>
-      <w:r>
-        <w:rPr>
-          <w:rFonts w:ascii="Times New Roman" w:hAnsi="Times New Roman" w:eastAsia="宋体" w:cs="Times New Roman"/>
-          <w:sz w:val="21"/>
-          <w:szCs w:val="21"/>
-        </w:rPr>
-        <w:t>．</w:t>
-      </w:r>
-      <w:r>
-        <w:rPr>
-          <w:rFonts w:ascii="Times New Roman" w:hAnsi="Times New Roman" w:eastAsia="宋体" w:cs="Times New Roman"/>
-          <w:b/>
-          <w:sz w:val="21"/>
-          <w:szCs w:val="21"/>
-        </w:rPr>
-        <w:t>能源的分类与应用　能源与社会发展</w:t>
-      </w:r>
-    </w:p>
-    <w:p>
-      <w:pPr>
-        <w:snapToGrid w:val="0"/>
-        <w:spacing w:line="300" w:lineRule="auto" w:before="0" w:after="0"/>
-        <w:jc w:val="left"/>
-        <w:rPr>
-          <w:rFonts w:ascii="Times New Roman" w:hAnsi="Times New Roman" w:eastAsia="宋体" w:cs="Times New Roman"/>
-          <w:sz w:val="21"/>
-          <w:szCs w:val="21"/>
-        </w:rPr>
-      </w:pPr>
-      <w:r>
-        <w:rPr>
-          <w:rFonts w:ascii="Times New Roman" w:hAnsi="Times New Roman" w:eastAsia="宋体" w:cs="Times New Roman"/>
-          <w:sz w:val="21"/>
-          <w:szCs w:val="21"/>
-        </w:rPr>
-        <w:t>(1)</w:t>
-      </w:r>
-      <w:r>
-        <w:rPr>
-          <w:rFonts w:ascii="Times New Roman" w:hAnsi="Times New Roman" w:eastAsia="宋体" w:cs="Times New Roman"/>
-          <w:sz w:val="21"/>
-          <w:szCs w:val="21"/>
-        </w:rPr>
-        <w:t>能源的分类</w:t>
+        <w:t>(4)</w:t>
+      </w:r>
+      <w:r>
+        <w:rPr>
+          <w:rFonts w:ascii="Times New Roman" w:hAnsi="Times New Roman" w:eastAsia="宋体" w:cs="Times New Roman"/>
+          <w:sz w:val="21"/>
+          <w:szCs w:val="21"/>
+        </w:rPr>
+        <w:t>煤炭和石油的燃烧对环境的危害</w:t>
       </w:r>
     </w:p>
     <w:p>
@@ -6843,26 +7226,26 @@
           <w:sz w:val="21"/>
           <w:szCs w:val="21"/>
         </w:rPr>
-        <w:t>不可再生能源：像煤炭、石油和天然气这类无法在短时间内再生的</w:t>
-      </w:r>
-      <w:r>
-        <w:rPr>
-          <w:rFonts w:ascii="Times New Roman" w:hAnsi="Times New Roman" w:eastAsia="宋体" w:cs="Times New Roman"/>
-          <w:b/>
-          <w:bCs/>
-          <w:u w:val="thick"/>
-          <w:sz w:val="21"/>
-          <w:szCs w:val="21"/>
-        </w:rPr>
-        <w:t xml:space="preserve">化石</w:t>
-      </w:r>
-      <w:r>
-        <w:rPr>
-          <w:rFonts w:ascii="Times New Roman" w:hAnsi="Times New Roman" w:eastAsia="宋体" w:cs="Times New Roman"/>
-          <w:sz w:val="21"/>
-          <w:szCs w:val="21"/>
-        </w:rPr>
-        <w:t>能源。</w:t>
+        <w:t>燃烧时增加了大气中</w:t>
+      </w:r>
+      <w:r>
+        <w:rPr>
+          <w:rFonts w:ascii="Times New Roman" w:hAnsi="Times New Roman" w:eastAsia="宋体" w:cs="Times New Roman"/>
+          <w:b w:val="1"/>
+          <w:bCs w:val="1"/>
+          <w:u w:val="thick"/>
+          <w:sz w:val="21"/>
+          <w:szCs w:val="21"/>
+        </w:rPr>
+        <w:t xml:space="preserve">二氧化碳</w:t>
+      </w:r>
+      <w:r>
+        <w:rPr>
+          <w:rFonts w:ascii="Times New Roman" w:hAnsi="Times New Roman" w:eastAsia="宋体" w:cs="Times New Roman"/>
+          <w:sz w:val="21"/>
+          <w:szCs w:val="21"/>
+        </w:rPr>
+        <w:t>的含量，加剧了温室效应。</w:t>
       </w:r>
     </w:p>
     <w:p>
@@ -6890,121 +7273,125 @@
           <w:sz w:val="21"/>
           <w:szCs w:val="21"/>
         </w:rPr>
-        <w:t>可再生能源：像水能、风能这类在自然界可以</w:t>
-      </w:r>
-      <w:r>
-        <w:rPr>
-          <w:rFonts w:ascii="Times New Roman" w:hAnsi="Times New Roman" w:eastAsia="宋体" w:cs="Times New Roman"/>
-          <w:b/>
-          <w:bCs/>
-          <w:u w:val="thick"/>
-          <w:sz w:val="21"/>
-          <w:szCs w:val="21"/>
-        </w:rPr>
-        <w:t xml:space="preserve">再生</w:t>
-      </w:r>
-      <w:r>
-        <w:rPr>
-          <w:rFonts w:ascii="Times New Roman" w:hAnsi="Times New Roman" w:eastAsia="宋体" w:cs="Times New Roman"/>
-          <w:sz w:val="21"/>
-          <w:szCs w:val="21"/>
-        </w:rPr>
-        <w:t>的能源。</w:t>
-      </w:r>
-    </w:p>
-    <w:p>
-      <w:pPr>
-        <w:snapToGrid w:val="0"/>
-        <w:spacing w:line="300" w:lineRule="auto" w:before="0" w:after="0"/>
-        <w:jc w:val="left"/>
-        <w:rPr>
-          <w:rFonts w:ascii="Times New Roman" w:hAnsi="Times New Roman" w:eastAsia="宋体" w:cs="Times New Roman"/>
-          <w:sz w:val="21"/>
-          <w:szCs w:val="21"/>
-        </w:rPr>
-      </w:pPr>
-      <w:r>
-        <w:rPr>
-          <w:rFonts w:ascii="Times New Roman" w:hAnsi="Times New Roman" w:eastAsia="宋体" w:cs="Times New Roman"/>
-          <w:sz w:val="21"/>
-          <w:szCs w:val="21"/>
-        </w:rPr>
-        <w:t>(2)</w:t>
-      </w:r>
-      <w:r>
-        <w:rPr>
-          <w:rFonts w:ascii="Times New Roman" w:hAnsi="Times New Roman" w:eastAsia="宋体" w:cs="Times New Roman"/>
-          <w:sz w:val="21"/>
-          <w:szCs w:val="21"/>
-        </w:rPr>
-        <w:t>能源的开发与应用</w:t>
-      </w:r>
-    </w:p>
-    <w:p>
-      <w:pPr>
-        <w:snapToGrid w:val="0"/>
-        <w:spacing w:line="300" w:lineRule="auto" w:before="0" w:after="0"/>
-        <w:jc w:val="left"/>
-        <w:rPr>
-          <w:rFonts w:ascii="Times New Roman" w:hAnsi="Times New Roman" w:eastAsia="宋体" w:cs="Times New Roman"/>
-          <w:sz w:val="21"/>
-          <w:szCs w:val="21"/>
-        </w:rPr>
-      </w:pPr>
-      <w:r>
-        <w:rPr>
-          <w:rFonts w:ascii="Times New Roman" w:hAnsi="Times New Roman" w:eastAsia="宋体" w:cs="Times New Roman"/>
-          <w:sz w:val="21"/>
-          <w:szCs w:val="21"/>
-        </w:rPr>
-        <w:t>近年来，我国在能源开发方面取得了很大成就，如太阳能发电、水力发电、风能发电、</w:t>
-      </w:r>
-      <w:r>
-        <w:rPr>
-          <w:rFonts w:ascii="Times New Roman" w:hAnsi="Times New Roman" w:eastAsia="宋体" w:cs="Times New Roman"/>
-          <w:b/>
-          <w:bCs/>
-          <w:u w:val="thick"/>
-          <w:sz w:val="21"/>
-          <w:szCs w:val="21"/>
-        </w:rPr>
-        <w:t xml:space="preserve">核能</w:t>
-      </w:r>
-      <w:r>
-        <w:rPr>
-          <w:rFonts w:ascii="Times New Roman" w:hAnsi="Times New Roman" w:eastAsia="宋体" w:cs="Times New Roman"/>
-          <w:sz w:val="21"/>
-          <w:szCs w:val="21"/>
-        </w:rPr>
-        <w:t>发电等。</w:t>
-      </w:r>
-    </w:p>
-    <w:p>
-      <w:pPr>
-        <w:snapToGrid w:val="0"/>
-        <w:spacing w:line="300" w:lineRule="auto" w:before="0" w:after="0"/>
-        <w:jc w:val="left"/>
-        <w:rPr>
-          <w:rFonts w:ascii="Times New Roman" w:hAnsi="Times New Roman" w:eastAsia="宋体" w:cs="Times New Roman"/>
-          <w:sz w:val="21"/>
-          <w:szCs w:val="21"/>
-        </w:rPr>
-      </w:pPr>
-      <w:r>
-        <w:rPr>
-          <w:rFonts w:ascii="Times New Roman" w:hAnsi="Times New Roman" w:eastAsia="宋体" w:cs="Times New Roman"/>
-          <w:sz w:val="21"/>
-          <w:szCs w:val="21"/>
-        </w:rPr>
-        <w:t>(3)</w:t>
-      </w:r>
-      <w:r>
-        <w:rPr>
-          <w:rFonts w:ascii="Times New Roman" w:hAnsi="Times New Roman" w:eastAsia="宋体" w:cs="Times New Roman"/>
-          <w:sz w:val="21"/>
-          <w:szCs w:val="21"/>
-        </w:rPr>
-        <w:t>能源与社会发展</w:t>
+        <w:t>因为煤炭和石油中常常含有硫，燃烧时形成的二氧化硫等物质使雨水的酸度升高，形成</w:t>
+      </w:r>
+      <w:r>
+        <w:rPr>
+          <w:rFonts w:ascii="Times New Roman" w:hAnsi="Times New Roman" w:eastAsia="宋体" w:cs="Times New Roman"/>
+          <w:sz w:val="21"/>
+          <w:szCs w:val="21"/>
+        </w:rPr>
+        <w:t>“</w:t>
+      </w:r>
+      <w:r>
+        <w:rPr>
+          <w:rFonts w:ascii="Times New Roman" w:hAnsi="Times New Roman" w:eastAsia="宋体" w:cs="Times New Roman"/>
+          <w:b w:val="1"/>
+          <w:bCs w:val="1"/>
+          <w:u w:val="thick"/>
+          <w:sz w:val="21"/>
+          <w:szCs w:val="21"/>
+        </w:rPr>
+        <w:t xml:space="preserve">酸雨</w:t>
+      </w:r>
+      <w:r>
+        <w:rPr>
+          <w:rFonts w:ascii="Times New Roman" w:hAnsi="Times New Roman" w:eastAsia="宋体" w:cs="Times New Roman"/>
+          <w:sz w:val="21"/>
+          <w:szCs w:val="21"/>
+        </w:rPr>
+        <w:t>”</w:t>
+      </w:r>
+      <w:r>
+        <w:rPr>
+          <w:rFonts w:ascii="Times New Roman" w:hAnsi="Times New Roman" w:eastAsia="宋体" w:cs="Times New Roman"/>
+          <w:sz w:val="21"/>
+          <w:szCs w:val="21"/>
+        </w:rPr>
+        <w:t>。</w:t>
+      </w:r>
+    </w:p>
+    <w:p>
+      <w:pPr>
+        <w:snapToGrid w:val="0"/>
+        <w:spacing w:line="300" w:lineRule="auto" w:before="0" w:after="0"/>
+        <w:jc w:val="left"/>
+        <w:rPr>
+          <w:rFonts w:ascii="Times New Roman" w:hAnsi="Times New Roman" w:eastAsia="宋体" w:cs="Times New Roman"/>
+          <w:sz w:val="21"/>
+          <w:szCs w:val="21"/>
+        </w:rPr>
+      </w:pPr>
+      <w:r>
+        <w:rPr>
+          <w:rFonts w:ascii="Times New Roman" w:hAnsi="Times New Roman" w:eastAsia="宋体" w:cs="Times New Roman"/>
+          <w:sz w:val="21"/>
+          <w:szCs w:val="21"/>
+        </w:rPr>
+        <w:t>③</w:t>
+      </w:r>
+      <w:r>
+        <w:rPr>
+          <w:rFonts w:ascii="Times New Roman" w:hAnsi="Times New Roman" w:eastAsia="宋体" w:cs="Times New Roman"/>
+          <w:sz w:val="21"/>
+          <w:szCs w:val="21"/>
+        </w:rPr>
+        <w:t>内燃机工作时的高温使空气和燃料中的多种物质发生化学反应，产生氮的氧化物和碳氢化合物。这些化合物在大气中受到紫外线的照射，产生二次污染物质</w:t>
+      </w:r>
+      <w:r>
+        <w:rPr>
+          <w:rFonts w:ascii="Times New Roman" w:hAnsi="Times New Roman" w:eastAsia="宋体" w:cs="Times New Roman"/>
+          <w:sz w:val="21"/>
+          <w:szCs w:val="21"/>
+        </w:rPr>
+        <w:t>——</w:t>
+      </w:r>
+      <w:r>
+        <w:rPr>
+          <w:rFonts w:ascii="Times New Roman" w:hAnsi="Times New Roman" w:eastAsia="宋体" w:cs="Times New Roman"/>
+          <w:b w:val="1"/>
+          <w:bCs w:val="1"/>
+          <w:u w:val="thick"/>
+          <w:sz w:val="21"/>
+          <w:szCs w:val="21"/>
+        </w:rPr>
+        <w:t xml:space="preserve">光化学烟雾</w:t>
+      </w:r>
+      <w:r>
+        <w:rPr>
+          <w:rFonts w:ascii="Times New Roman" w:hAnsi="Times New Roman" w:eastAsia="宋体" w:cs="Times New Roman"/>
+          <w:sz w:val="21"/>
+          <w:szCs w:val="21"/>
+        </w:rPr>
+        <w:t>。</w:t>
+      </w:r>
+    </w:p>
+    <w:p>
+      <w:pPr>
+        <w:snapToGrid w:val="0"/>
+        <w:spacing w:line="300" w:lineRule="auto" w:before="0" w:after="0"/>
+        <w:jc w:val="left"/>
+        <w:rPr>
+          <w:rFonts w:ascii="Times New Roman" w:hAnsi="Times New Roman" w:eastAsia="宋体" w:cs="Times New Roman"/>
+          <w:sz w:val="21"/>
+          <w:szCs w:val="21"/>
+        </w:rPr>
+      </w:pPr>
+      <w:r>
+        <w:rPr>
+          <w:rFonts w:ascii="Times New Roman" w:hAnsi="Times New Roman" w:eastAsia="宋体" w:cs="Times New Roman"/>
+          <w:sz w:val="21"/>
+          <w:szCs w:val="21"/>
+        </w:rPr>
+        <w:t>(5)</w:t>
+      </w:r>
+      <w:r>
+        <w:rPr>
+          <w:rFonts w:ascii="Times New Roman" w:hAnsi="Times New Roman" w:eastAsia="宋体" w:cs="Times New Roman"/>
+          <w:sz w:val="21"/>
+          <w:szCs w:val="21"/>
+        </w:rPr>
+        <w:t>能源的开发与环境的关系</w:t>
       </w:r>
     </w:p>
     <w:p>
@@ -7032,45 +7419,45 @@
           <w:sz w:val="21"/>
           <w:szCs w:val="21"/>
         </w:rPr>
-        <w:t>能源利用的三个时期：柴薪时期、</w:t>
-      </w:r>
-      <w:r>
-        <w:rPr>
-          <w:rFonts w:ascii="Times New Roman" w:hAnsi="Times New Roman" w:eastAsia="宋体" w:cs="Times New Roman"/>
-          <w:b/>
-          <w:bCs/>
-          <w:u w:val="thick"/>
-          <w:sz w:val="21"/>
-          <w:szCs w:val="21"/>
-        </w:rPr>
-        <w:t xml:space="preserve">煤炭</w:t>
-      </w:r>
-      <w:r>
-        <w:rPr>
-          <w:rFonts w:ascii="Times New Roman" w:hAnsi="Times New Roman" w:eastAsia="宋体" w:cs="Times New Roman"/>
-          <w:sz w:val="21"/>
-          <w:szCs w:val="21"/>
-        </w:rPr>
-        <w:t>时期、</w:t>
-      </w:r>
-      <w:r>
-        <w:rPr>
-          <w:rFonts w:ascii="Times New Roman" w:hAnsi="Times New Roman" w:eastAsia="宋体" w:cs="Times New Roman"/>
-          <w:b/>
-          <w:bCs/>
-          <w:u w:val="thick"/>
-          <w:sz w:val="21"/>
-          <w:szCs w:val="21"/>
-        </w:rPr>
-        <w:t xml:space="preserve">石油</w:t>
-      </w:r>
-      <w:r>
-        <w:rPr>
-          <w:rFonts w:ascii="Times New Roman" w:hAnsi="Times New Roman" w:eastAsia="宋体" w:cs="Times New Roman"/>
-          <w:sz w:val="21"/>
-          <w:szCs w:val="21"/>
-        </w:rPr>
-        <w:t>时期。</w:t>
+        <w:t>人类的生存与发展需要</w:t>
+      </w:r>
+      <w:r>
+        <w:rPr>
+          <w:rFonts w:ascii="Times New Roman" w:hAnsi="Times New Roman" w:eastAsia="宋体" w:cs="Times New Roman"/>
+          <w:b w:val="1"/>
+          <w:bCs w:val="1"/>
+          <w:u w:val="thick"/>
+          <w:sz w:val="21"/>
+          <w:szCs w:val="21"/>
+        </w:rPr>
+        <w:t xml:space="preserve">能源</w:t>
+      </w:r>
+      <w:r>
+        <w:rPr>
+          <w:rFonts w:ascii="Times New Roman" w:hAnsi="Times New Roman" w:eastAsia="宋体" w:cs="Times New Roman"/>
+          <w:sz w:val="21"/>
+          <w:szCs w:val="21"/>
+        </w:rPr>
+        <w:t>，能源的开发与使用又会对环境</w:t>
+      </w:r>
+      <w:r>
+        <w:rPr>
+          <w:rFonts w:ascii="Times New Roman" w:hAnsi="Times New Roman" w:eastAsia="宋体" w:cs="Times New Roman"/>
+          <w:b w:val="1"/>
+          <w:bCs w:val="1"/>
+          <w:u w:val="thick"/>
+          <w:sz w:val="21"/>
+          <w:szCs w:val="21"/>
+        </w:rPr>
+        <w:t xml:space="preserve">造成影响</w:t>
+      </w:r>
+      <w:r>
+        <w:rPr>
+          <w:rFonts w:ascii="Times New Roman" w:hAnsi="Times New Roman" w:eastAsia="宋体" w:cs="Times New Roman"/>
+          <w:sz w:val="21"/>
+          <w:szCs w:val="21"/>
+        </w:rPr>
+        <w:t>。</w:t>
       </w:r>
     </w:p>
     <w:p>
@@ -7098,347 +7485,13 @@
           <w:sz w:val="21"/>
           <w:szCs w:val="21"/>
         </w:rPr>
-        <w:t>能源是人类社会活动的</w:t>
-      </w:r>
-      <w:r>
-        <w:rPr>
-          <w:rFonts w:ascii="Times New Roman" w:hAnsi="Times New Roman" w:eastAsia="宋体" w:cs="Times New Roman"/>
-          <w:b/>
-          <w:bCs/>
-          <w:u w:val="thick"/>
-          <w:sz w:val="21"/>
-          <w:szCs w:val="21"/>
-        </w:rPr>
-        <w:t xml:space="preserve">物质基础</w:t>
-      </w:r>
-      <w:r>
-        <w:rPr>
-          <w:rFonts w:ascii="Times New Roman" w:hAnsi="Times New Roman" w:eastAsia="宋体" w:cs="Times New Roman"/>
-          <w:sz w:val="21"/>
-          <w:szCs w:val="21"/>
-        </w:rPr>
-        <w:t>。</w:t>
-      </w:r>
-    </w:p>
-    <w:p>
-      <w:pPr>
-        <w:snapToGrid w:val="0"/>
-        <w:spacing w:line="300" w:lineRule="auto" w:before="0" w:after="0"/>
-        <w:jc w:val="left"/>
-        <w:rPr>
-          <w:rFonts w:ascii="Times New Roman" w:hAnsi="Times New Roman" w:eastAsia="宋体" w:cs="Times New Roman"/>
-          <w:sz w:val="21"/>
-          <w:szCs w:val="21"/>
-        </w:rPr>
-      </w:pPr>
-      <w:r>
-        <w:rPr>
-          <w:rFonts w:ascii="Times New Roman" w:hAnsi="Times New Roman" w:eastAsia="宋体" w:cs="Times New Roman"/>
-          <w:sz w:val="21"/>
-          <w:szCs w:val="21"/>
-        </w:rPr>
-        <w:t>(4)</w:t>
-      </w:r>
-      <w:r>
-        <w:rPr>
-          <w:rFonts w:ascii="Times New Roman" w:hAnsi="Times New Roman" w:eastAsia="宋体" w:cs="Times New Roman"/>
-          <w:sz w:val="21"/>
-          <w:szCs w:val="21"/>
-        </w:rPr>
-        <w:t>煤炭和石油的燃烧对环境的危害</w:t>
-      </w:r>
-    </w:p>
-    <w:p>
-      <w:pPr>
-        <w:snapToGrid w:val="0"/>
-        <w:spacing w:line="300" w:lineRule="auto" w:before="0" w:after="0"/>
-        <w:jc w:val="left"/>
-        <w:rPr>
-          <w:rFonts w:ascii="Times New Roman" w:hAnsi="Times New Roman" w:eastAsia="宋体" w:cs="Times New Roman"/>
-          <w:sz w:val="21"/>
-          <w:szCs w:val="21"/>
-        </w:rPr>
-      </w:pPr>
-      <w:r>
-        <w:rPr>
-          <w:rFonts w:ascii="Times New Roman" w:hAnsi="Times New Roman" w:eastAsia="宋体" w:cs="Times New Roman"/>
-          <w:sz w:val="21"/>
-          <w:szCs w:val="21"/>
-        </w:rPr>
-        <w:t>①</w:t>
-      </w:r>
-      <w:r>
-        <w:rPr>
-          <w:rFonts w:ascii="Times New Roman" w:hAnsi="Times New Roman" w:eastAsia="宋体" w:cs="Times New Roman"/>
-          <w:sz w:val="21"/>
-          <w:szCs w:val="21"/>
-        </w:rPr>
-        <w:t>燃烧时增加了大气中</w:t>
-      </w:r>
-      <w:r>
-        <w:rPr>
-          <w:rFonts w:ascii="Times New Roman" w:hAnsi="Times New Roman" w:eastAsia="宋体" w:cs="Times New Roman"/>
-          <w:b/>
-          <w:bCs/>
-          <w:u w:val="thick"/>
-          <w:sz w:val="21"/>
-          <w:szCs w:val="21"/>
-        </w:rPr>
-        <w:t xml:space="preserve">二氧化碳</w:t>
-      </w:r>
-      <w:r>
-        <w:rPr>
-          <w:rFonts w:ascii="Times New Roman" w:hAnsi="Times New Roman" w:eastAsia="宋体" w:cs="Times New Roman"/>
-          <w:sz w:val="21"/>
-          <w:szCs w:val="21"/>
-        </w:rPr>
-        <w:t>的含量，加剧了温室效应。</w:t>
-      </w:r>
-    </w:p>
-    <w:p>
-      <w:pPr>
-        <w:snapToGrid w:val="0"/>
-        <w:spacing w:line="300" w:lineRule="auto" w:before="0" w:after="0"/>
-        <w:jc w:val="left"/>
-        <w:rPr>
-          <w:rFonts w:ascii="Times New Roman" w:hAnsi="Times New Roman" w:eastAsia="宋体" w:cs="Times New Roman"/>
-          <w:sz w:val="21"/>
-          <w:szCs w:val="21"/>
-        </w:rPr>
-      </w:pPr>
-      <w:r>
-        <w:rPr>
-          <w:rFonts w:ascii="Times New Roman" w:hAnsi="Times New Roman" w:eastAsia="宋体" w:cs="Times New Roman"/>
-          <w:sz w:val="21"/>
-          <w:szCs w:val="21"/>
-        </w:rPr>
-        <w:t>②</w:t>
-      </w:r>
-      <w:r>
-        <w:rPr>
-          <w:rFonts w:ascii="Times New Roman" w:hAnsi="Times New Roman" w:eastAsia="宋体" w:cs="Times New Roman"/>
-          <w:sz w:val="21"/>
-          <w:szCs w:val="21"/>
-        </w:rPr>
-        <w:t>因为煤炭和石油中常常含有硫，燃烧时形成的二氧化硫等物质使雨水的酸度升高，形成</w:t>
-      </w:r>
-      <w:r>
-        <w:rPr>
-          <w:rFonts w:ascii="Times New Roman" w:hAnsi="Times New Roman" w:eastAsia="宋体" w:cs="Times New Roman"/>
-          <w:sz w:val="21"/>
-          <w:szCs w:val="21"/>
-        </w:rPr>
-        <w:t>“</w:t>
-      </w:r>
-      <w:r>
-        <w:rPr>
-          <w:rFonts w:ascii="Times New Roman" w:hAnsi="Times New Roman" w:eastAsia="宋体" w:cs="Times New Roman"/>
-          <w:b/>
-          <w:bCs/>
-          <w:u w:val="thick"/>
-          <w:sz w:val="21"/>
-          <w:szCs w:val="21"/>
-        </w:rPr>
-        <w:t xml:space="preserve">酸雨</w:t>
-      </w:r>
-      <w:r>
-        <w:rPr>
-          <w:rFonts w:ascii="Times New Roman" w:hAnsi="Times New Roman" w:eastAsia="宋体" w:cs="Times New Roman"/>
-          <w:sz w:val="21"/>
-          <w:szCs w:val="21"/>
-        </w:rPr>
-        <w:t>”</w:t>
-      </w:r>
-      <w:r>
-        <w:rPr>
-          <w:rFonts w:ascii="Times New Roman" w:hAnsi="Times New Roman" w:eastAsia="宋体" w:cs="Times New Roman"/>
-          <w:sz w:val="21"/>
-          <w:szCs w:val="21"/>
-        </w:rPr>
-        <w:t>。</w:t>
-      </w:r>
-    </w:p>
-    <w:p>
-      <w:pPr>
-        <w:snapToGrid w:val="0"/>
-        <w:spacing w:line="300" w:lineRule="auto" w:before="0" w:after="0"/>
-        <w:jc w:val="left"/>
-        <w:rPr>
-          <w:rFonts w:ascii="Times New Roman" w:hAnsi="Times New Roman" w:eastAsia="宋体" w:cs="Times New Roman"/>
-          <w:sz w:val="21"/>
-          <w:szCs w:val="21"/>
-        </w:rPr>
-      </w:pPr>
-      <w:r>
-        <w:rPr>
-          <w:rFonts w:ascii="Times New Roman" w:hAnsi="Times New Roman" w:eastAsia="宋体" w:cs="Times New Roman"/>
-          <w:sz w:val="21"/>
-          <w:szCs w:val="21"/>
-        </w:rPr>
-        <w:t>③</w:t>
-      </w:r>
-      <w:r>
-        <w:rPr>
-          <w:rFonts w:ascii="Times New Roman" w:hAnsi="Times New Roman" w:eastAsia="宋体" w:cs="Times New Roman"/>
-          <w:sz w:val="21"/>
-          <w:szCs w:val="21"/>
-        </w:rPr>
-        <w:t>内燃机工作时的高温使空气和燃料中的多种物质发生化学反应，产生氮的氧化物和碳氢化合物。这些化合物在大气中受到紫外线的照射，产生二次污染物质</w:t>
-      </w:r>
-      <w:r>
-        <w:rPr>
-          <w:rFonts w:ascii="Times New Roman" w:hAnsi="Times New Roman" w:eastAsia="宋体" w:cs="Times New Roman"/>
-          <w:sz w:val="21"/>
-          <w:szCs w:val="21"/>
-        </w:rPr>
-        <w:t>——</w:t>
-      </w:r>
-      <w:r>
-        <w:rPr>
-          <w:rFonts w:ascii="Times New Roman" w:hAnsi="Times New Roman" w:eastAsia="宋体" w:cs="Times New Roman"/>
-          <w:b/>
-          <w:bCs/>
-          <w:u w:val="thick"/>
-          <w:sz w:val="21"/>
-          <w:szCs w:val="21"/>
-        </w:rPr>
-        <w:t xml:space="preserve">光化学烟雾</w:t>
-      </w:r>
-      <w:r>
-        <w:rPr>
-          <w:rFonts w:ascii="Times New Roman" w:hAnsi="Times New Roman" w:eastAsia="宋体" w:cs="Times New Roman"/>
-          <w:sz w:val="21"/>
-          <w:szCs w:val="21"/>
-        </w:rPr>
-        <w:t>。</w:t>
-      </w:r>
-    </w:p>
-    <w:p>
-      <w:pPr>
-        <w:snapToGrid w:val="0"/>
-        <w:spacing w:line="300" w:lineRule="auto" w:before="0" w:after="0"/>
-        <w:jc w:val="left"/>
-        <w:rPr>
-          <w:rFonts w:ascii="Times New Roman" w:hAnsi="Times New Roman" w:eastAsia="宋体" w:cs="Times New Roman"/>
-          <w:sz w:val="21"/>
-          <w:szCs w:val="21"/>
-        </w:rPr>
-      </w:pPr>
-      <w:r>
-        <w:rPr>
-          <w:rFonts w:ascii="Times New Roman" w:hAnsi="Times New Roman" w:eastAsia="宋体" w:cs="Times New Roman"/>
-          <w:sz w:val="21"/>
-          <w:szCs w:val="21"/>
-        </w:rPr>
-        <w:t>(5)</w:t>
-      </w:r>
-      <w:r>
-        <w:rPr>
-          <w:rFonts w:ascii="Times New Roman" w:hAnsi="Times New Roman" w:eastAsia="宋体" w:cs="Times New Roman"/>
-          <w:sz w:val="21"/>
-          <w:szCs w:val="21"/>
-        </w:rPr>
-        <w:t>能源的开发与环境的关系</w:t>
-      </w:r>
-    </w:p>
-    <w:p>
-      <w:pPr>
-        <w:snapToGrid w:val="0"/>
-        <w:spacing w:line="300" w:lineRule="auto" w:before="0" w:after="0"/>
-        <w:jc w:val="left"/>
-        <w:rPr>
-          <w:rFonts w:ascii="Times New Roman" w:hAnsi="Times New Roman" w:eastAsia="宋体" w:cs="Times New Roman"/>
-          <w:sz w:val="21"/>
-          <w:szCs w:val="21"/>
-        </w:rPr>
-      </w:pPr>
-      <w:r>
-        <w:rPr>
-          <w:rFonts w:ascii="Times New Roman" w:hAnsi="Times New Roman" w:eastAsia="宋体" w:cs="Times New Roman"/>
-          <w:sz w:val="21"/>
-          <w:szCs w:val="21"/>
-        </w:rPr>
-        <w:t>①</w:t>
-      </w:r>
-      <w:r>
-        <w:rPr>
-          <w:rFonts w:ascii="Times New Roman" w:hAnsi="Times New Roman" w:eastAsia="宋体" w:cs="Times New Roman"/>
-          <w:sz w:val="21"/>
-          <w:szCs w:val="21"/>
-        </w:rPr>
-        <w:t>人类的生存与发展需要</w:t>
-      </w:r>
-      <w:r>
-        <w:rPr>
-          <w:rFonts w:ascii="Times New Roman" w:hAnsi="Times New Roman" w:eastAsia="宋体" w:cs="Times New Roman"/>
-          <w:b/>
-          <w:bCs/>
-          <w:u w:val="thick"/>
-          <w:sz w:val="21"/>
-          <w:szCs w:val="21"/>
-        </w:rPr>
-        <w:t xml:space="preserve">能源</w:t>
-      </w:r>
-      <w:r>
-        <w:rPr>
-          <w:rFonts w:ascii="Times New Roman" w:hAnsi="Times New Roman" w:eastAsia="宋体" w:cs="Times New Roman"/>
-          <w:sz w:val="21"/>
-          <w:szCs w:val="21"/>
-        </w:rPr>
-        <w:t>，能源的开发与使用又会对环境</w:t>
-      </w:r>
-      <w:r>
-        <w:rPr>
-          <w:rFonts w:ascii="Times New Roman" w:hAnsi="Times New Roman" w:eastAsia="宋体" w:cs="Times New Roman"/>
-          <w:b/>
-          <w:bCs/>
-          <w:u w:val="thick"/>
-          <w:sz w:val="21"/>
-          <w:szCs w:val="21"/>
-        </w:rPr>
-        <w:t xml:space="preserve">造成影响</w:t>
-      </w:r>
-      <w:r>
-        <w:rPr>
-          <w:rFonts w:ascii="Times New Roman" w:hAnsi="Times New Roman" w:eastAsia="宋体" w:cs="Times New Roman"/>
-          <w:sz w:val="21"/>
-          <w:szCs w:val="21"/>
-        </w:rPr>
-        <w:t>。</w:t>
-      </w:r>
-    </w:p>
-    <w:p>
-      <w:pPr>
-        <w:snapToGrid w:val="0"/>
-        <w:spacing w:line="300" w:lineRule="auto" w:before="0" w:after="0"/>
-        <w:jc w:val="left"/>
-        <w:rPr>
-          <w:rFonts w:ascii="Times New Roman" w:hAnsi="Times New Roman" w:eastAsia="宋体" w:cs="Times New Roman"/>
-          <w:sz w:val="21"/>
-          <w:szCs w:val="21"/>
-        </w:rPr>
-      </w:pPr>
-      <w:r>
-        <w:rPr>
-          <w:rFonts w:ascii="Times New Roman" w:hAnsi="Times New Roman" w:eastAsia="宋体" w:cs="Times New Roman"/>
-          <w:sz w:val="21"/>
-          <w:szCs w:val="21"/>
-        </w:rPr>
-        <w:t>②</w:t>
-      </w:r>
-      <w:r>
-        <w:rPr>
-          <w:rFonts w:ascii="Times New Roman" w:hAnsi="Times New Roman" w:eastAsia="宋体" w:cs="Times New Roman"/>
-          <w:sz w:val="21"/>
-          <w:szCs w:val="21"/>
-        </w:rPr>
         <w:t>一方面要大力提倡</w:t>
       </w:r>
       <w:r>
         <w:rPr>
           <w:rFonts w:ascii="Times New Roman" w:hAnsi="Times New Roman" w:eastAsia="宋体" w:cs="Times New Roman"/>
-          <w:b/>
-          <w:bCs/>
+          <w:b w:val="1"/>
+          <w:bCs w:val="1"/>
           <w:u w:val="thick"/>
           <w:sz w:val="21"/>
           <w:szCs w:val="21"/>
@@ -7456,8 +7509,8 @@
       <w:r>
         <w:rPr>
           <w:rFonts w:ascii="Times New Roman" w:hAnsi="Times New Roman" w:eastAsia="宋体" w:cs="Times New Roman"/>
-          <w:b/>
-          <w:bCs/>
+          <w:b w:val="1"/>
+          <w:bCs w:val="1"/>
           <w:u w:val="thick"/>
           <w:sz w:val="21"/>
           <w:szCs w:val="21"/>
@@ -7483,8 +7536,8 @@
       <w:r>
         <w:rPr>
           <w:rFonts w:ascii="Times New Roman" w:hAnsi="Times New Roman" w:eastAsia="宋体" w:cs="Times New Roman"/>
-          <w:b/>
-          <w:bCs/>
+          <w:b w:val="1"/>
+          <w:bCs w:val="1"/>
           <w:u w:val="thick"/>
           <w:sz w:val="21"/>
           <w:szCs w:val="21"/>
@@ -7515,6 +7568,7 @@
     <w:sectPr>
       <w:footerReference w:type="even" r:id="rId18"/>
       <w:footerReference w:type="default" r:id="rId19"/>
+      <w:footerReference w:type="first" r:id="rId22"/>
       <w:pgSz w:w="11906" w:h="16838" w:code="9"/>
       <w:pgMar w:top="720" w:right="720" w:bottom="720" w:left="720" w:header="851" w:footer="425" w:gutter="0"/>
       <w:cols w:sep="1" w:space="425"/>
@@ -7551,105 +7605,13 @@
     </w:pPr>
     <w:r>
       <w:rPr>
-        <w:rFonts w:hint="eastAsia"/>
+        <w:rFonts w:ascii="Times New Roman" w:hAnsi="Times New Roman" w:eastAsia="宋体" w:cs="Times New Roman"/>
+        <w:sz w:val="21"/>
+        <w:szCs w:val="21"/>
       </w:rPr>
-      <w:t>试卷第</w:t>
-    </w:r>
-    <w:r>
       <w:fldChar w:fldCharType="begin"/>
-    </w:r>
-    <w:r>
-      <w:instrText xml:space="preserve"> =</w:instrText>
-    </w:r>
-    <w:r>
-      <w:fldChar w:fldCharType="begin"/>
-    </w:r>
-    <w:r>
-      <w:instrText xml:space="preserve">page  </w:instrText>
-    </w:r>
-    <w:r>
-      <w:fldChar w:fldCharType="separate"/>
-    </w:r>
-    <w:r>
-      <w:rPr>
-        <w:noProof/>
-      </w:rPr>
-      <w:instrText>4</w:instrText>
-    </w:r>
-    <w:r>
-      <w:rPr>
-        <w:noProof/>
-      </w:rPr>
+      <w:instrText xml:space="preserve"> PAGE </w:instrText>
       <w:fldChar w:fldCharType="end"/>
-    </w:r>
-    <w:r>
-      <w:instrText xml:space="preserve"> </w:instrText>
-    </w:r>
-    <w:r>
-      <w:fldChar w:fldCharType="separate"/>
-    </w:r>
-    <w:r>
-      <w:rPr>
-        <w:noProof/>
-      </w:rPr>
-      <w:t>4</w:t>
-    </w:r>
-    <w:r>
-      <w:fldChar w:fldCharType="end"/>
-    </w:r>
-    <w:r>
-      <w:rPr>
-        <w:rFonts w:hint="eastAsia"/>
-      </w:rPr>
-      <w:t>页，共</w:t>
-    </w:r>
-    <w:r>
-      <w:fldChar w:fldCharType="begin"/>
-    </w:r>
-    <w:r>
-      <w:instrText xml:space="preserve"> =</w:instrText>
-    </w:r>
-    <w:r>
-      <w:fldChar w:fldCharType="begin"/>
-    </w:r>
-    <w:r>
-      <w:instrText xml:space="preserve">sectionpages  </w:instrText>
-    </w:r>
-    <w:r>
-      <w:fldChar w:fldCharType="separate"/>
-    </w:r>
-    <w:r>
-      <w:rPr>
-        <w:noProof/>
-      </w:rPr>
-      <w:instrText>5</w:instrText>
-    </w:r>
-    <w:r>
-      <w:rPr>
-        <w:noProof/>
-      </w:rPr>
-      <w:fldChar w:fldCharType="end"/>
-    </w:r>
-    <w:r>
-      <w:instrText xml:space="preserve"> </w:instrText>
-    </w:r>
-    <w:r>
-      <w:fldChar w:fldCharType="separate"/>
-    </w:r>
-    <w:r>
-      <w:rPr>
-        <w:noProof/>
-      </w:rPr>
-      <w:t>5</w:t>
-    </w:r>
-    <w:r>
-      <w:fldChar w:fldCharType="end"/>
-    </w:r>
-    <w:r>
-      <w:rPr>
-        <w:rFonts w:hint="eastAsia"/>
-      </w:rPr>
-      <w:t>页</w:t>
     </w:r>
   </w:p>
 </w:ftr>
@@ -7659,61 +7621,38 @@
 <w:ftr xmlns:wpc="http://schemas.microsoft.com/office/word/2010/wordprocessingCanvas" xmlns:cx="http://schemas.microsoft.com/office/drawing/2014/chartex" xmlns:cx1="http://schemas.microsoft.com/office/drawing/2015/9/8/chartex" xmlns:cx2="http://schemas.microsoft.com/office/drawing/2015/10/21/chartex" xmlns:cx3="http://schemas.microsoft.com/office/drawing/2016/5/9/chartex" xmlns:cx4="http://schemas.microsoft.com/office/drawing/2016/5/10/chartex" xmlns:cx5="http://schemas.microsoft.com/office/drawing/2016/5/11/chartex" xmlns:cx6="http://schemas.microsoft.com/office/drawing/2016/5/12/chartex" xmlns:cx7="http://schemas.microsoft.com/office/drawing/2016/5/13/chartex" xmlns:cx8="http://schemas.microsoft.com/office/drawing/2016/5/14/chartex" xmlns:mc="http://schemas.openxmlformats.org/markup-compatibility/2006" xmlns:aink="http://schemas.microsoft.com/office/drawing/2016/ink" xmlns:am3d="http://schemas.microsoft.com/office/drawing/2017/model3d" xmlns:o="urn:schemas-microsoft-com:office:office" xmlns:r="http://schemas.openxmlformats.org/officeDocument/2006/relationships" xmlns:m="http://schemas.openxmlformats.org/officeDocument/2006/math" xmlns:v="urn:schemas-microsoft-com:vml" xmlns:wp14="http://schemas.microsoft.com/office/word/2010/wordprocessingDrawing" xmlns:wp="http://schemas.openxmlformats.org/drawingml/2006/wordprocessingDrawing" xmlns:w10="urn:schemas-microsoft-com:office:word" xmlns:w="http://schemas.openxmlformats.org/wordprocessingml/2006/main" xmlns:w14="http://schemas.microsoft.com/office/word/2010/wordml" xmlns:w15="http://schemas.microsoft.com/office/word/2012/wordml" xmlns:w16cex="http://schemas.microsoft.com/office/word/2018/wordml/cex" xmlns:w16cid="http://schemas.microsoft.com/office/word/2016/wordml/cid" xmlns:w16="http://schemas.microsoft.com/office/word/2018/wordml" xmlns:w16sdtdh="http://schemas.microsoft.com/office/word/2020/wordml/sdtdatahash" xmlns:w16se="http://schemas.microsoft.com/office/word/2015/wordml/symex" xmlns:wpg="http://schemas.microsoft.com/office/word/2010/wordprocessingGroup" xmlns:wpi="http://schemas.microsoft.com/office/word/2010/wordprocessingInk" xmlns:wne="http://schemas.microsoft.com/office/word/2006/wordml" xmlns:wps="http://schemas.microsoft.com/office/word/2010/wordprocessingShape" mc:Ignorable="w14 w15 w16se w16cid w16 w16cex w16sdtdh wp14">
   <w:p>
     <w:pPr>
-      <w:jc w:val="left"/>
+      <w:jc w:val="center"/>
     </w:pPr>
     <w:r>
       <w:rPr>
-        <w:rFonts w:ascii="Times New Roman" w:hAnsi="Times New Roman" w:eastAsia="宋体"/>
+        <w:rFonts w:ascii="Times New Roman" w:hAnsi="Times New Roman" w:eastAsia="宋体" w:cs="Times New Roman"/>
         <w:sz w:val="21"/>
         <w:szCs w:val="21"/>
       </w:rPr>
-      <w:t>试卷第</w:t>
-    </w:r>
-    <w:r>
       <w:fldChar w:fldCharType="begin"/>
-    </w:r>
-    <w:r>
       <w:instrText xml:space="preserve"> PAGE </w:instrText>
-    </w:r>
-    <w:r>
-      <w:fldChar w:fldCharType="separate"/>
-    </w:r>
-    <w:r>
-      <w:t>1</w:t>
-    </w:r>
-    <w:r>
       <w:fldChar w:fldCharType="end"/>
     </w:r>
+  </w:p>
+</w:ftr>
+</file>
+
+<file path=word/footer3.xml><?xml version="1.0" encoding="utf-8"?>
+<w:ftr xmlns:m="http://schemas.openxmlformats.org/officeDocument/2006/math" xmlns:mc="http://schemas.openxmlformats.org/markup-compatibility/2006" xmlns:mo="http://schemas.microsoft.com/office/mac/office/2008/main" xmlns:mv="urn:schemas-microsoft-com:mac:vml" xmlns:o="urn:schemas-microsoft-com:office:office" xmlns:r="http://schemas.openxmlformats.org/officeDocument/2006/relationships" xmlns:v="urn:schemas-microsoft-com:vml" xmlns:w10="urn:schemas-microsoft-com:office:word" xmlns:w14="http://schemas.microsoft.com/office/word/2010/wordml" xmlns:w="http://schemas.openxmlformats.org/wordprocessingml/2006/main" xmlns:wne="http://schemas.microsoft.com/office/word/2006/wordml" xmlns:wp14="http://schemas.microsoft.com/office/word/2010/wordprocessingDrawing" xmlns:wp="http://schemas.openxmlformats.org/drawingml/2006/wordprocessingDrawing" xmlns:wpc="http://schemas.microsoft.com/office/word/2010/wordprocessingCanvas" xmlns:wpg="http://schemas.microsoft.com/office/word/2010/wordprocessingGroup" xmlns:wpi="http://schemas.microsoft.com/office/word/2010/wordprocessingInk" xmlns:wps="http://schemas.microsoft.com/office/word/2010/wordprocessingShape" mc:Ignorable="w14 wp14">
+  <w:p>
+    <w:pPr>
+      <w:pStyle w:val="Footer"/>
+      <w:jc w:val="center"/>
+    </w:pPr>
     <w:r>
       <w:rPr>
-        <w:rFonts w:ascii="Times New Roman" w:hAnsi="Times New Roman" w:eastAsia="宋体"/>
+        <w:rFonts w:ascii="Times New Roman" w:hAnsi="Times New Roman" w:eastAsia="宋体" w:cs="Times New Roman"/>
         <w:sz w:val="21"/>
         <w:szCs w:val="21"/>
       </w:rPr>
-      <w:t>页，共</w:t>
-    </w:r>
-    <w:r>
       <w:fldChar w:fldCharType="begin"/>
-    </w:r>
-    <w:r>
-      <w:instrText xml:space="preserve"> NUMPAGES </w:instrText>
-    </w:r>
-    <w:r>
-      <w:fldChar w:fldCharType="separate"/>
-    </w:r>
-    <w:r>
-      <w:t>1</w:t>
-    </w:r>
-    <w:r>
+      <w:instrText xml:space="preserve"> PAGE </w:instrText>
       <w:fldChar w:fldCharType="end"/>
-    </w:r>
-    <w:r>
-      <w:rPr>
-        <w:rFonts w:ascii="Times New Roman" w:hAnsi="Times New Roman" w:eastAsia="宋体"/>
-        <w:sz w:val="21"/>
-        <w:szCs w:val="21"/>
-      </w:rPr>
-      <w:t>页</w:t>
     </w:r>
   </w:p>
 </w:ftr>

--- a/高中物理/高中物理同步/第12章 电能 能量守恒定律·知识清单（完成）.docx
+++ b/高中物理/高中物理同步/第12章 电能 能量守恒定律·知识清单（完成）.docx
@@ -26,40 +26,23 @@
     </w:p>
     <w:p>
       <w:pPr>
-        <w:snapToGrid w:val="0"/>
-        <w:spacing w:line="300" w:lineRule="auto" w:before="0" w:after="0"/>
-        <w:jc w:val="left"/>
-        <w:rPr>
-          <w:rFonts w:ascii="Times New Roman" w:hAnsi="Times New Roman" w:eastAsia="宋体" w:cs="Times New Roman"/>
-          <w:b/>
-          <w:sz w:val="21"/>
-          <w:szCs w:val="21"/>
-        </w:rPr>
-      </w:pPr>
-      <w:r>
-        <w:rPr>
-          <w:rFonts w:ascii="Times New Roman" w:hAnsi="Times New Roman" w:eastAsia="宋体" w:cs="Times New Roman"/>
-          <w:sz w:val="21"/>
-          <w:szCs w:val="21"/>
-        </w:rPr>
-        <w:t>1</w:t>
-      </w:r>
-      <w:r>
-        <w:rPr>
-          <w:rFonts w:ascii="Times New Roman" w:hAnsi="Times New Roman" w:eastAsia="宋体" w:cs="Times New Roman"/>
-          <w:sz w:val="21"/>
-          <w:szCs w:val="21"/>
-        </w:rPr>
-        <w:t>．</w:t>
-      </w:r>
-      <w:r>
-        <w:rPr>
-          <w:rFonts w:ascii="Times New Roman" w:hAnsi="Times New Roman" w:eastAsia="宋体" w:cs="Times New Roman"/>
-          <w:b/>
-          <w:sz w:val="21"/>
-          <w:szCs w:val="21"/>
-        </w:rPr>
-        <w:t>电功和电功率</w:t>
+        <w:jc w:val="left"/>
+        <w:spacing w:before="0" w:after="0" w:line="300" w:lineRule="auto"/>
+        <w:outlineLvl w:val="0"/>
+        <w:rPr>
+          <w:sz w:val="21"/>
+          <w:szCs w:val="21"/>
+        </w:rPr>
+      </w:pPr>
+      <w:r>
+        <w:rPr>
+          <w:rFonts w:ascii="Times New Roman" w:hAnsi="Times New Roman" w:eastAsia="宋体" w:cs="Times New Roman"/>
+          <w:b w:val="1"/>
+          <w:bCs w:val="1"/>
+          <w:sz w:val="21"/>
+          <w:szCs w:val="21"/>
+        </w:rPr>
+        <w:t>12.1 电路中的能量转化</w:t>
       </w:r>
     </w:p>
     <w:p>
@@ -747,14 +730,373 @@
         <w:jc w:val="left"/>
         <w:rPr>
           <w:rFonts w:ascii="Times New Roman" w:hAnsi="Times New Roman" w:eastAsia="宋体" w:cs="Times New Roman"/>
-          <w:b/>
-          <w:sz w:val="21"/>
-          <w:szCs w:val="21"/>
-        </w:rPr>
-      </w:pPr>
-      <w:r>
-        <w:rPr>
-          <w:rFonts w:ascii="Times New Roman" w:hAnsi="Times New Roman" w:eastAsia="宋体" w:cs="Times New Roman"/>
+          <w:sz w:val="21"/>
+          <w:szCs w:val="21"/>
+        </w:rPr>
+      </w:pPr>
+      <w:r>
+        <w:rPr>
+          <w:rFonts w:ascii="Times New Roman" w:hAnsi="Times New Roman" w:eastAsia="宋体" w:cs="Times New Roman"/>
+          <w:sz w:val="21"/>
+          <w:szCs w:val="21"/>
+        </w:rPr>
+        <w:t>(1)</w:t>
+      </w:r>
+      <w:r>
+        <w:rPr>
+          <w:rFonts w:ascii="Times New Roman" w:hAnsi="Times New Roman" w:eastAsia="宋体" w:cs="Times New Roman"/>
+          <w:sz w:val="21"/>
+          <w:szCs w:val="21"/>
+        </w:rPr>
+        <w:t>焦耳定律</w:t>
+      </w:r>
+    </w:p>
+    <w:p>
+      <w:pPr>
+        <w:snapToGrid w:val="0"/>
+        <w:spacing w:line="300" w:lineRule="auto" w:before="0" w:after="0"/>
+        <w:jc w:val="left"/>
+        <w:rPr>
+          <w:rFonts w:ascii="Times New Roman" w:hAnsi="Times New Roman" w:eastAsia="宋体" w:cs="Times New Roman"/>
+          <w:sz w:val="21"/>
+          <w:szCs w:val="21"/>
+        </w:rPr>
+      </w:pPr>
+      <w:r>
+        <w:rPr>
+          <w:rFonts w:ascii="Times New Roman" w:hAnsi="Times New Roman" w:eastAsia="宋体" w:cs="Times New Roman"/>
+          <w:sz w:val="21"/>
+          <w:szCs w:val="21"/>
+        </w:rPr>
+        <w:t>①</w:t>
+      </w:r>
+      <w:r>
+        <w:rPr>
+          <w:rFonts w:ascii="Times New Roman" w:hAnsi="Times New Roman" w:eastAsia="宋体" w:cs="Times New Roman"/>
+          <w:sz w:val="21"/>
+          <w:szCs w:val="21"/>
+        </w:rPr>
+        <w:t>内容：电流通过导体产生的热量跟</w:t>
+      </w:r>
+      <w:r>
+        <w:rPr>
+          <w:rFonts w:ascii="Times New Roman" w:hAnsi="Times New Roman" w:eastAsia="宋体" w:cs="Times New Roman"/>
+          <w:b w:val="1"/>
+          <w:bCs w:val="1"/>
+          <w:u w:val="thick"/>
+          <w:sz w:val="21"/>
+          <w:szCs w:val="21"/>
+        </w:rPr>
+        <w:t xml:space="preserve">电流的二次方</w:t>
+      </w:r>
+      <w:r>
+        <w:rPr>
+          <w:rFonts w:ascii="Times New Roman" w:hAnsi="Times New Roman" w:eastAsia="宋体" w:cs="Times New Roman"/>
+          <w:sz w:val="21"/>
+          <w:szCs w:val="21"/>
+        </w:rPr>
+        <w:t>成正比，跟</w:t>
+      </w:r>
+      <w:r>
+        <w:rPr>
+          <w:rFonts w:ascii="Times New Roman" w:hAnsi="Times New Roman" w:eastAsia="宋体" w:cs="Times New Roman"/>
+          <w:b w:val="1"/>
+          <w:bCs w:val="1"/>
+          <w:u w:val="thick"/>
+          <w:sz w:val="21"/>
+          <w:szCs w:val="21"/>
+        </w:rPr>
+        <w:t xml:space="preserve">导体的电阻</w:t>
+      </w:r>
+      <w:r>
+        <w:rPr>
+          <w:rFonts w:ascii="Times New Roman" w:hAnsi="Times New Roman" w:eastAsia="宋体" w:cs="Times New Roman"/>
+          <w:sz w:val="21"/>
+          <w:szCs w:val="21"/>
+        </w:rPr>
+        <w:t>及</w:t>
+      </w:r>
+      <w:r>
+        <w:rPr>
+          <w:rFonts w:ascii="Times New Roman" w:hAnsi="Times New Roman" w:eastAsia="宋体" w:cs="Times New Roman"/>
+          <w:b w:val="1"/>
+          <w:bCs w:val="1"/>
+          <w:u w:val="thick"/>
+          <w:sz w:val="21"/>
+          <w:szCs w:val="21"/>
+        </w:rPr>
+        <w:t xml:space="preserve">通电时间</w:t>
+      </w:r>
+      <w:r>
+        <w:rPr>
+          <w:rFonts w:ascii="Times New Roman" w:hAnsi="Times New Roman" w:eastAsia="宋体" w:cs="Times New Roman"/>
+          <w:sz w:val="21"/>
+          <w:szCs w:val="21"/>
+        </w:rPr>
+        <w:t>成正比。这个关系式最初是由</w:t>
+      </w:r>
+      <w:r>
+        <w:rPr>
+          <w:rFonts w:ascii="Times New Roman" w:hAnsi="Times New Roman" w:eastAsia="宋体" w:cs="Times New Roman"/>
+          <w:b w:val="1"/>
+          <w:bCs w:val="1"/>
+          <w:u w:val="thick"/>
+          <w:sz w:val="21"/>
+          <w:szCs w:val="21"/>
+        </w:rPr>
+        <w:t xml:space="preserve">焦耳</w:t>
+      </w:r>
+      <w:r>
+        <w:rPr>
+          <w:rFonts w:ascii="Times New Roman" w:hAnsi="Times New Roman" w:eastAsia="宋体" w:cs="Times New Roman"/>
+          <w:sz w:val="21"/>
+          <w:szCs w:val="21"/>
+        </w:rPr>
+        <w:t>通过实验直接得到的，物理学中就把它叫作焦耳定律。</w:t>
+      </w:r>
+    </w:p>
+    <w:p>
+      <w:pPr>
+        <w:snapToGrid w:val="0"/>
+        <w:spacing w:line="300" w:lineRule="auto" w:before="0" w:after="0"/>
+        <w:jc w:val="left"/>
+        <w:rPr>
+          <w:rFonts w:ascii="Times New Roman" w:hAnsi="Times New Roman" w:eastAsia="宋体" w:cs="Times New Roman"/>
+          <w:sz w:val="21"/>
+          <w:szCs w:val="21"/>
+        </w:rPr>
+      </w:pPr>
+      <w:r>
+        <w:rPr>
+          <w:rFonts w:ascii="Times New Roman" w:hAnsi="Times New Roman" w:eastAsia="宋体" w:cs="Times New Roman"/>
+          <w:sz w:val="21"/>
+          <w:szCs w:val="21"/>
+        </w:rPr>
+        <w:t>②</w:t>
+      </w:r>
+      <w:r>
+        <w:rPr>
+          <w:rFonts w:ascii="Times New Roman" w:hAnsi="Times New Roman" w:eastAsia="宋体" w:cs="Times New Roman"/>
+          <w:sz w:val="21"/>
+          <w:szCs w:val="21"/>
+        </w:rPr>
+        <w:t>表达式</w:t>
+      </w:r>
+      <w:r>
+        <w:rPr>
+          <w:rFonts w:ascii="Times New Roman" w:hAnsi="Times New Roman" w:eastAsia="宋体" w:cs="Times New Roman"/>
+          <w:sz w:val="21"/>
+          <w:szCs w:val="21"/>
+        </w:rPr>
+        <w:t xml:space="preserve"> </w:t>
+      </w:r>
+      <w:r>
+        <w:rPr>
+          <w:rFonts w:eastAsia="宋体" w:ascii="Times New Roman" w:hAnsi="Times New Roman" w:cs="Times New Roman"/>
+          <w:i/>
+          <w:sz w:val="21"/>
+          <w:szCs w:val="21"/>
+        </w:rPr>
+        <w:t>Q</w:t>
+      </w:r>
+      <w:r>
+        <w:rPr>
+          <w:rFonts w:ascii="Times New Roman" w:hAnsi="Times New Roman" w:eastAsia="宋体" w:cs="Times New Roman"/>
+          <w:sz w:val="21"/>
+          <w:szCs w:val="21"/>
+        </w:rPr>
+        <w:t>＝</w:t>
+      </w:r>
+      <w:r>
+        <w:rPr>
+          <w:rFonts w:ascii="Times New Roman" w:hAnsi="Times New Roman" w:eastAsia="宋体" w:cs="Times New Roman"/>
+          <w:b w:val="1"/>
+          <w:bCs w:val="1"/>
+          <w:u w:val="thick"/>
+          <w:sz w:val="21"/>
+          <w:szCs w:val="21"/>
+        </w:rPr>
+        <w:t xml:space="preserve">I</w:t>
+      </w:r>
+      <w:r>
+        <w:rPr>
+          <w:rFonts w:ascii="Times New Roman" w:hAnsi="Times New Roman" w:eastAsia="宋体" w:cs="Times New Roman"/>
+          <w:b w:val="1"/>
+          <w:bCs w:val="1"/>
+          <w:u w:val="thick"/>
+          <w:vertAlign w:val="superscript"/>
+          <w:sz w:val="21"/>
+          <w:szCs w:val="21"/>
+        </w:rPr>
+        <w:t xml:space="preserve">2</w:t>
+      </w:r>
+      <w:r>
+        <w:rPr>
+          <w:rFonts w:ascii="Times New Roman" w:hAnsi="Times New Roman" w:eastAsia="宋体" w:cs="Times New Roman"/>
+          <w:b w:val="1"/>
+          <w:bCs w:val="1"/>
+          <w:u w:val="thick"/>
+          <w:sz w:val="21"/>
+          <w:szCs w:val="21"/>
+        </w:rPr>
+        <w:t xml:space="preserve">Rt</w:t>
+      </w:r>
+      <w:r>
+        <w:rPr>
+          <w:rFonts w:ascii="Times New Roman" w:hAnsi="Times New Roman" w:eastAsia="宋体" w:cs="Times New Roman"/>
+          <w:sz w:val="21"/>
+          <w:szCs w:val="21"/>
+        </w:rPr>
+        <w:t>。</w:t>
+      </w:r>
+    </w:p>
+    <w:p>
+      <w:pPr>
+        <w:snapToGrid w:val="0"/>
+        <w:spacing w:line="300" w:lineRule="auto" w:before="0" w:after="0"/>
+        <w:jc w:val="left"/>
+        <w:rPr>
+          <w:rFonts w:ascii="Times New Roman" w:hAnsi="Times New Roman" w:eastAsia="宋体" w:cs="Times New Roman"/>
+          <w:sz w:val="21"/>
+          <w:szCs w:val="21"/>
+        </w:rPr>
+      </w:pPr>
+      <w:r>
+        <w:rPr>
+          <w:rFonts w:ascii="Times New Roman" w:hAnsi="Times New Roman" w:eastAsia="宋体" w:cs="Times New Roman"/>
+          <w:sz w:val="21"/>
+          <w:szCs w:val="21"/>
+        </w:rPr>
+        <w:t>(2)</w:t>
+      </w:r>
+      <w:r>
+        <w:rPr>
+          <w:rFonts w:ascii="Times New Roman" w:hAnsi="Times New Roman" w:eastAsia="宋体" w:cs="Times New Roman"/>
+          <w:sz w:val="21"/>
+          <w:szCs w:val="21"/>
+        </w:rPr>
+        <w:t>热功率</w:t>
+      </w:r>
+    </w:p>
+    <w:p>
+      <w:pPr>
+        <w:snapToGrid w:val="0"/>
+        <w:spacing w:line="300" w:lineRule="auto" w:before="0" w:after="0"/>
+        <w:jc w:val="left"/>
+        <w:rPr>
+          <w:rFonts w:ascii="Times New Roman" w:hAnsi="Times New Roman" w:eastAsia="宋体" w:cs="Times New Roman"/>
+          <w:sz w:val="21"/>
+          <w:szCs w:val="21"/>
+        </w:rPr>
+      </w:pPr>
+      <w:r>
+        <w:rPr>
+          <w:rFonts w:ascii="Times New Roman" w:hAnsi="Times New Roman" w:eastAsia="宋体" w:cs="Times New Roman"/>
+          <w:sz w:val="21"/>
+          <w:szCs w:val="21"/>
+        </w:rPr>
+        <w:t>①</w:t>
+      </w:r>
+      <w:r>
+        <w:rPr>
+          <w:rFonts w:ascii="Times New Roman" w:hAnsi="Times New Roman" w:eastAsia="宋体" w:cs="Times New Roman"/>
+          <w:sz w:val="21"/>
+          <w:szCs w:val="21"/>
+        </w:rPr>
+        <w:t>定义：</w:t>
+      </w:r>
+      <w:r>
+        <w:rPr>
+          <w:rFonts w:ascii="Times New Roman" w:hAnsi="Times New Roman" w:eastAsia="宋体" w:cs="Times New Roman"/>
+          <w:b w:val="1"/>
+          <w:bCs w:val="1"/>
+          <w:u w:val="thick"/>
+          <w:sz w:val="21"/>
+          <w:szCs w:val="21"/>
+        </w:rPr>
+        <w:t xml:space="preserve">单位时间</w:t>
+      </w:r>
+      <w:r>
+        <w:rPr>
+          <w:rFonts w:ascii="Times New Roman" w:hAnsi="Times New Roman" w:eastAsia="宋体" w:cs="Times New Roman"/>
+          <w:sz w:val="21"/>
+          <w:szCs w:val="21"/>
+        </w:rPr>
+        <w:t>内的发热量称为热功率。</w:t>
+      </w:r>
+      <w:r>
+        <w:rPr>
+          <w:rFonts w:hint="eastAsia" w:ascii="Times New Roman" w:hAnsi="Times New Roman" w:eastAsia="宋体" w:cs="Times New Roman"/>
+          <w:sz w:val="21"/>
+          <w:szCs w:val="21"/>
+        </w:rPr>
+        <w:t xml:space="preserve"> </w:t>
+      </w:r>
+      <w:r>
+        <w:rPr>
+          <w:rFonts w:ascii="Times New Roman" w:hAnsi="Times New Roman" w:eastAsia="宋体" w:cs="Times New Roman"/>
+          <w:sz w:val="21"/>
+          <w:szCs w:val="21"/>
+        </w:rPr>
+        <w:t xml:space="preserve">    </w:t>
+      </w:r>
+      <w:r>
+        <w:rPr>
+          <w:rFonts w:ascii="Times New Roman" w:hAnsi="Times New Roman" w:eastAsia="宋体" w:cs="Times New Roman"/>
+          <w:sz w:val="21"/>
+          <w:szCs w:val="21"/>
+        </w:rPr>
+        <w:t>②</w:t>
+      </w:r>
+      <w:r>
+        <w:rPr>
+          <w:rFonts w:ascii="Times New Roman" w:hAnsi="Times New Roman" w:eastAsia="宋体" w:cs="Times New Roman"/>
+          <w:sz w:val="21"/>
+          <w:szCs w:val="21"/>
+        </w:rPr>
+        <w:t>公式：</w:t>
+      </w:r>
+      <w:r>
+        <w:rPr>
+          <w:rFonts w:eastAsia="宋体" w:ascii="Times New Roman" w:hAnsi="Times New Roman" w:cs="Times New Roman"/>
+          <w:i/>
+          <w:sz w:val="21"/>
+          <w:szCs w:val="21"/>
+        </w:rPr>
+        <w:t>P</w:t>
+      </w:r>
+      <w:r>
+        <w:rPr>
+          <w:rFonts w:ascii="Times New Roman" w:hAnsi="Times New Roman" w:cs="Times New Roman" w:eastAsia="宋体"/>
+          <w:i/>
+          <w:vertAlign w:val="subscript"/>
+          <w:sz w:val="21"/>
+          <w:szCs w:val="21"/>
+        </w:rPr>
+        <w:t>热</w:t>
+      </w:r>
+      <w:r>
+        <w:rPr>
+          <w:rFonts w:ascii="Times New Roman" w:hAnsi="Times New Roman" w:eastAsia="宋体" w:cs="Times New Roman"/>
+          <w:sz w:val="21"/>
+          <w:szCs w:val="21"/>
+        </w:rPr>
+        <w:t>＝</w:t>
+      </w:r>
+      <w:r>
+        <w:rPr>
+          <w:rFonts w:eastAsia="宋体" w:ascii="Times New Roman" w:hAnsi="Times New Roman" w:cs="Times New Roman"/>
+          <w:i/>
+          <w:sz w:val="21"/>
+          <w:szCs w:val="21"/>
+        </w:rPr>
+        <w:t>I</w:t>
+      </w:r>
+      <w:r>
+        <w:rPr>
+          <w:rFonts w:eastAsia="宋体" w:ascii="Times New Roman" w:hAnsi="Times New Roman" w:cs="Times New Roman"/>
+          <w:i/>
+          <w:vertAlign w:val="superscript"/>
           <w:sz w:val="21"/>
           <w:szCs w:val="21"/>
         </w:rPr>
@@ -762,239 +1104,12 @@
       </w:r>
       <w:r>
         <w:rPr>
-          <w:rFonts w:ascii="Times New Roman" w:hAnsi="Times New Roman" w:eastAsia="宋体" w:cs="Times New Roman"/>
-          <w:sz w:val="21"/>
-          <w:szCs w:val="21"/>
-        </w:rPr>
-        <w:t>．</w:t>
-      </w:r>
-      <w:r>
-        <w:rPr>
-          <w:rFonts w:ascii="Times New Roman" w:hAnsi="Times New Roman" w:eastAsia="宋体" w:cs="Times New Roman"/>
-          <w:b/>
-          <w:sz w:val="21"/>
-          <w:szCs w:val="21"/>
-        </w:rPr>
-        <w:t>焦耳定律</w:t>
-      </w:r>
-    </w:p>
-    <w:p>
-      <w:pPr>
-        <w:snapToGrid w:val="0"/>
-        <w:spacing w:line="300" w:lineRule="auto" w:before="0" w:after="0"/>
-        <w:jc w:val="left"/>
-        <w:rPr>
-          <w:rFonts w:ascii="Times New Roman" w:hAnsi="Times New Roman" w:eastAsia="宋体" w:cs="Times New Roman"/>
-          <w:sz w:val="21"/>
-          <w:szCs w:val="21"/>
-        </w:rPr>
-      </w:pPr>
-      <w:r>
-        <w:rPr>
-          <w:rFonts w:ascii="Times New Roman" w:hAnsi="Times New Roman" w:eastAsia="宋体" w:cs="Times New Roman"/>
-          <w:sz w:val="21"/>
-          <w:szCs w:val="21"/>
-        </w:rPr>
-        <w:t>(1)</w:t>
-      </w:r>
-      <w:r>
-        <w:rPr>
-          <w:rFonts w:ascii="Times New Roman" w:hAnsi="Times New Roman" w:eastAsia="宋体" w:cs="Times New Roman"/>
-          <w:sz w:val="21"/>
-          <w:szCs w:val="21"/>
-        </w:rPr>
-        <w:t>焦耳定律</w:t>
-      </w:r>
-    </w:p>
-    <w:p>
-      <w:pPr>
-        <w:snapToGrid w:val="0"/>
-        <w:spacing w:line="300" w:lineRule="auto" w:before="0" w:after="0"/>
-        <w:jc w:val="left"/>
-        <w:rPr>
-          <w:rFonts w:ascii="Times New Roman" w:hAnsi="Times New Roman" w:eastAsia="宋体" w:cs="Times New Roman"/>
-          <w:sz w:val="21"/>
-          <w:szCs w:val="21"/>
-        </w:rPr>
-      </w:pPr>
-      <w:r>
-        <w:rPr>
-          <w:rFonts w:ascii="Times New Roman" w:hAnsi="Times New Roman" w:eastAsia="宋体" w:cs="Times New Roman"/>
-          <w:sz w:val="21"/>
-          <w:szCs w:val="21"/>
-        </w:rPr>
-        <w:t>①</w:t>
-      </w:r>
-      <w:r>
-        <w:rPr>
-          <w:rFonts w:ascii="Times New Roman" w:hAnsi="Times New Roman" w:eastAsia="宋体" w:cs="Times New Roman"/>
-          <w:sz w:val="21"/>
-          <w:szCs w:val="21"/>
-        </w:rPr>
-        <w:t>内容：电流通过导体产生的热量跟</w:t>
-      </w:r>
-      <w:r>
-        <w:rPr>
-          <w:rFonts w:ascii="Times New Roman" w:hAnsi="Times New Roman" w:eastAsia="宋体" w:cs="Times New Roman"/>
-          <w:b w:val="1"/>
-          <w:bCs w:val="1"/>
-          <w:u w:val="thick"/>
-          <w:sz w:val="21"/>
-          <w:szCs w:val="21"/>
-        </w:rPr>
-        <w:t xml:space="preserve">电流的二次方</w:t>
-      </w:r>
-      <w:r>
-        <w:rPr>
-          <w:rFonts w:ascii="Times New Roman" w:hAnsi="Times New Roman" w:eastAsia="宋体" w:cs="Times New Roman"/>
-          <w:sz w:val="21"/>
-          <w:szCs w:val="21"/>
-        </w:rPr>
-        <w:t>成正比，跟</w:t>
-      </w:r>
-      <w:r>
-        <w:rPr>
-          <w:rFonts w:ascii="Times New Roman" w:hAnsi="Times New Roman" w:eastAsia="宋体" w:cs="Times New Roman"/>
-          <w:b w:val="1"/>
-          <w:bCs w:val="1"/>
-          <w:u w:val="thick"/>
-          <w:sz w:val="21"/>
-          <w:szCs w:val="21"/>
-        </w:rPr>
-        <w:t xml:space="preserve">导体的电阻</w:t>
-      </w:r>
-      <w:r>
-        <w:rPr>
-          <w:rFonts w:ascii="Times New Roman" w:hAnsi="Times New Roman" w:eastAsia="宋体" w:cs="Times New Roman"/>
-          <w:sz w:val="21"/>
-          <w:szCs w:val="21"/>
-        </w:rPr>
-        <w:t>及</w:t>
-      </w:r>
-      <w:r>
-        <w:rPr>
-          <w:rFonts w:ascii="Times New Roman" w:hAnsi="Times New Roman" w:eastAsia="宋体" w:cs="Times New Roman"/>
-          <w:b w:val="1"/>
-          <w:bCs w:val="1"/>
-          <w:u w:val="thick"/>
-          <w:sz w:val="21"/>
-          <w:szCs w:val="21"/>
-        </w:rPr>
-        <w:t xml:space="preserve">通电时间</w:t>
-      </w:r>
-      <w:r>
-        <w:rPr>
-          <w:rFonts w:ascii="Times New Roman" w:hAnsi="Times New Roman" w:eastAsia="宋体" w:cs="Times New Roman"/>
-          <w:sz w:val="21"/>
-          <w:szCs w:val="21"/>
-        </w:rPr>
-        <w:t>成正比。这个关系式最初是由</w:t>
-      </w:r>
-      <w:r>
-        <w:rPr>
-          <w:rFonts w:ascii="Times New Roman" w:hAnsi="Times New Roman" w:eastAsia="宋体" w:cs="Times New Roman"/>
-          <w:b w:val="1"/>
-          <w:bCs w:val="1"/>
-          <w:u w:val="thick"/>
-          <w:sz w:val="21"/>
-          <w:szCs w:val="21"/>
-        </w:rPr>
-        <w:t xml:space="preserve">焦耳</w:t>
-      </w:r>
-      <w:r>
-        <w:rPr>
-          <w:rFonts w:ascii="Times New Roman" w:hAnsi="Times New Roman" w:eastAsia="宋体" w:cs="Times New Roman"/>
-          <w:sz w:val="21"/>
-          <w:szCs w:val="21"/>
-        </w:rPr>
-        <w:t>通过实验直接得到的，物理学中就把它叫作焦耳定律。</w:t>
-      </w:r>
-    </w:p>
-    <w:p>
-      <w:pPr>
-        <w:snapToGrid w:val="0"/>
-        <w:spacing w:line="300" w:lineRule="auto" w:before="0" w:after="0"/>
-        <w:jc w:val="left"/>
-        <w:rPr>
-          <w:rFonts w:ascii="Times New Roman" w:hAnsi="Times New Roman" w:eastAsia="宋体" w:cs="Times New Roman"/>
-          <w:sz w:val="21"/>
-          <w:szCs w:val="21"/>
-        </w:rPr>
-      </w:pPr>
-      <w:r>
-        <w:rPr>
-          <w:rFonts w:ascii="Times New Roman" w:hAnsi="Times New Roman" w:eastAsia="宋体" w:cs="Times New Roman"/>
-          <w:sz w:val="21"/>
-          <w:szCs w:val="21"/>
-        </w:rPr>
-        <w:t>②</w:t>
-      </w:r>
-      <w:r>
-        <w:rPr>
-          <w:rFonts w:ascii="Times New Roman" w:hAnsi="Times New Roman" w:eastAsia="宋体" w:cs="Times New Roman"/>
-          <w:sz w:val="21"/>
-          <w:szCs w:val="21"/>
-        </w:rPr>
-        <w:t>表达式</w:t>
-      </w:r>
-      <w:r>
-        <w:rPr>
-          <w:rFonts w:ascii="Times New Roman" w:hAnsi="Times New Roman" w:eastAsia="宋体" w:cs="Times New Roman"/>
-          <w:sz w:val="21"/>
-          <w:szCs w:val="21"/>
-        </w:rPr>
-        <w:t xml:space="preserve"> </w:t>
-      </w:r>
-      <w:r>
-        <w:rPr>
-          <w:rFonts w:eastAsia="宋体" w:ascii="Times New Roman" w:hAnsi="Times New Roman" w:cs="Times New Roman"/>
-          <w:i/>
-          <w:sz w:val="21"/>
-          <w:szCs w:val="21"/>
-        </w:rPr>
-        <w:t>Q</w:t>
-      </w:r>
-      <w:r>
-        <w:rPr>
-          <w:rFonts w:ascii="Times New Roman" w:hAnsi="Times New Roman" w:eastAsia="宋体" w:cs="Times New Roman"/>
-          <w:sz w:val="21"/>
-          <w:szCs w:val="21"/>
-        </w:rPr>
-        <w:t>＝</w:t>
-      </w:r>
-      <w:r>
-        <w:rPr>
-          <w:rFonts w:ascii="Times New Roman" w:hAnsi="Times New Roman" w:eastAsia="宋体" w:cs="Times New Roman"/>
-          <w:b w:val="1"/>
-          <w:bCs w:val="1"/>
-          <w:u w:val="thick"/>
-          <w:sz w:val="21"/>
-          <w:szCs w:val="21"/>
-        </w:rPr>
-        <w:t xml:space="preserve">I</w:t>
-      </w:r>
-      <w:r>
-        <w:rPr>
-          <w:rFonts w:ascii="Times New Roman" w:hAnsi="Times New Roman" w:eastAsia="宋体" w:cs="Times New Roman"/>
-          <w:b w:val="1"/>
-          <w:bCs w:val="1"/>
-          <w:u w:val="thick"/>
-          <w:vertAlign w:val="superscript"/>
-          <w:sz w:val="21"/>
-          <w:szCs w:val="21"/>
-        </w:rPr>
-        <w:t xml:space="preserve">2</w:t>
-      </w:r>
-      <w:r>
-        <w:rPr>
-          <w:rFonts w:ascii="Times New Roman" w:hAnsi="Times New Roman" w:eastAsia="宋体" w:cs="Times New Roman"/>
-          <w:b w:val="1"/>
-          <w:bCs w:val="1"/>
-          <w:u w:val="thick"/>
-          <w:sz w:val="21"/>
-          <w:szCs w:val="21"/>
-        </w:rPr>
-        <w:t xml:space="preserve">Rt</w:t>
+          <w:rFonts w:eastAsia="宋体" w:ascii="Times New Roman" w:hAnsi="Times New Roman" w:cs="Times New Roman"/>
+          <w:i/>
+          <w:sz w:val="21"/>
+          <w:szCs w:val="21"/>
+        </w:rPr>
+        <w:t>R</w:t>
       </w:r>
       <w:r>
         <w:rPr>
@@ -1011,209 +1126,11 @@
         <w:spacing w:line="300" w:lineRule="auto" w:before="0" w:after="0"/>
         <w:jc w:val="left"/>
         <w:rPr>
-          <w:rFonts w:ascii="Times New Roman" w:hAnsi="Times New Roman" w:eastAsia="宋体" w:cs="Times New Roman"/>
-          <w:sz w:val="21"/>
-          <w:szCs w:val="21"/>
-        </w:rPr>
-      </w:pPr>
-      <w:r>
-        <w:rPr>
-          <w:rFonts w:ascii="Times New Roman" w:hAnsi="Times New Roman" w:eastAsia="宋体" w:cs="Times New Roman"/>
-          <w:sz w:val="21"/>
-          <w:szCs w:val="21"/>
-        </w:rPr>
-        <w:t>(2)</w:t>
-      </w:r>
-      <w:r>
-        <w:rPr>
-          <w:rFonts w:ascii="Times New Roman" w:hAnsi="Times New Roman" w:eastAsia="宋体" w:cs="Times New Roman"/>
-          <w:sz w:val="21"/>
-          <w:szCs w:val="21"/>
-        </w:rPr>
-        <w:t>热功率</w:t>
-      </w:r>
-    </w:p>
-    <w:p>
-      <w:pPr>
-        <w:snapToGrid w:val="0"/>
-        <w:spacing w:line="300" w:lineRule="auto" w:before="0" w:after="0"/>
-        <w:jc w:val="left"/>
-        <w:rPr>
-          <w:rFonts w:ascii="Times New Roman" w:hAnsi="Times New Roman" w:eastAsia="宋体" w:cs="Times New Roman"/>
-          <w:sz w:val="21"/>
-          <w:szCs w:val="21"/>
-        </w:rPr>
-      </w:pPr>
-      <w:r>
-        <w:rPr>
-          <w:rFonts w:ascii="Times New Roman" w:hAnsi="Times New Roman" w:eastAsia="宋体" w:cs="Times New Roman"/>
-          <w:sz w:val="21"/>
-          <w:szCs w:val="21"/>
-        </w:rPr>
-        <w:t>①</w:t>
-      </w:r>
-      <w:r>
-        <w:rPr>
-          <w:rFonts w:ascii="Times New Roman" w:hAnsi="Times New Roman" w:eastAsia="宋体" w:cs="Times New Roman"/>
-          <w:sz w:val="21"/>
-          <w:szCs w:val="21"/>
-        </w:rPr>
-        <w:t>定义：</w:t>
-      </w:r>
-      <w:r>
-        <w:rPr>
-          <w:rFonts w:ascii="Times New Roman" w:hAnsi="Times New Roman" w:eastAsia="宋体" w:cs="Times New Roman"/>
-          <w:b w:val="1"/>
-          <w:bCs w:val="1"/>
-          <w:u w:val="thick"/>
-          <w:sz w:val="21"/>
-          <w:szCs w:val="21"/>
-        </w:rPr>
-        <w:t xml:space="preserve">单位时间</w:t>
-      </w:r>
-      <w:r>
-        <w:rPr>
-          <w:rFonts w:ascii="Times New Roman" w:hAnsi="Times New Roman" w:eastAsia="宋体" w:cs="Times New Roman"/>
-          <w:sz w:val="21"/>
-          <w:szCs w:val="21"/>
-        </w:rPr>
-        <w:t>内的发热量称为热功率。</w:t>
-      </w:r>
-      <w:r>
-        <w:rPr>
           <w:rFonts w:hint="eastAsia" w:ascii="Times New Roman" w:hAnsi="Times New Roman" w:eastAsia="宋体" w:cs="Times New Roman"/>
           <w:sz w:val="21"/>
           <w:szCs w:val="21"/>
         </w:rPr>
-        <w:t xml:space="preserve"> </w:t>
-      </w:r>
-      <w:r>
-        <w:rPr>
-          <w:rFonts w:ascii="Times New Roman" w:hAnsi="Times New Roman" w:eastAsia="宋体" w:cs="Times New Roman"/>
-          <w:sz w:val="21"/>
-          <w:szCs w:val="21"/>
-        </w:rPr>
-        <w:t xml:space="preserve">    </w:t>
-      </w:r>
-      <w:r>
-        <w:rPr>
-          <w:rFonts w:ascii="Times New Roman" w:hAnsi="Times New Roman" w:eastAsia="宋体" w:cs="Times New Roman"/>
-          <w:sz w:val="21"/>
-          <w:szCs w:val="21"/>
-        </w:rPr>
-        <w:t>②</w:t>
-      </w:r>
-      <w:r>
-        <w:rPr>
-          <w:rFonts w:ascii="Times New Roman" w:hAnsi="Times New Roman" w:eastAsia="宋体" w:cs="Times New Roman"/>
-          <w:sz w:val="21"/>
-          <w:szCs w:val="21"/>
-        </w:rPr>
-        <w:t>公式：</w:t>
-      </w:r>
-      <w:r>
-        <w:rPr>
-          <w:rFonts w:eastAsia="宋体" w:ascii="Times New Roman" w:hAnsi="Times New Roman" w:cs="Times New Roman"/>
-          <w:i/>
-          <w:sz w:val="21"/>
-          <w:szCs w:val="21"/>
-        </w:rPr>
-        <w:t>P</w:t>
-      </w:r>
-      <w:r>
-        <w:rPr>
-          <w:rFonts w:ascii="Times New Roman" w:hAnsi="Times New Roman" w:cs="Times New Roman" w:eastAsia="宋体"/>
-          <w:i/>
-          <w:vertAlign w:val="subscript"/>
-          <w:sz w:val="21"/>
-          <w:szCs w:val="21"/>
-        </w:rPr>
-        <w:t>热</w:t>
-      </w:r>
-      <w:r>
-        <w:rPr>
-          <w:rFonts w:ascii="Times New Roman" w:hAnsi="Times New Roman" w:eastAsia="宋体" w:cs="Times New Roman"/>
-          <w:sz w:val="21"/>
-          <w:szCs w:val="21"/>
-        </w:rPr>
-        <w:t>＝</w:t>
-      </w:r>
-      <w:r>
-        <w:rPr>
-          <w:rFonts w:eastAsia="宋体" w:ascii="Times New Roman" w:hAnsi="Times New Roman" w:cs="Times New Roman"/>
-          <w:i/>
-          <w:sz w:val="21"/>
-          <w:szCs w:val="21"/>
-        </w:rPr>
-        <w:t>I</w:t>
-      </w:r>
-      <w:r>
-        <w:rPr>
-          <w:rFonts w:eastAsia="宋体" w:ascii="Times New Roman" w:hAnsi="Times New Roman" w:cs="Times New Roman"/>
-          <w:i/>
-          <w:vertAlign w:val="superscript"/>
-          <w:sz w:val="21"/>
-          <w:szCs w:val="21"/>
-        </w:rPr>
-        <w:t>2</w:t>
-      </w:r>
-      <w:r>
-        <w:rPr>
-          <w:rFonts w:eastAsia="宋体" w:ascii="Times New Roman" w:hAnsi="Times New Roman" w:cs="Times New Roman"/>
-          <w:i/>
-          <w:sz w:val="21"/>
-          <w:szCs w:val="21"/>
-        </w:rPr>
-        <w:t>R</w:t>
-      </w:r>
-      <w:r>
-        <w:rPr>
-          <w:rFonts w:ascii="Times New Roman" w:hAnsi="Times New Roman" w:eastAsia="宋体" w:cs="Times New Roman"/>
-          <w:sz w:val="21"/>
-          <w:szCs w:val="21"/>
-        </w:rPr>
-        <w:t>。</w:t>
-      </w:r>
-    </w:p>
-    <w:p>
-      <w:pPr>
-        <w:snapToGrid w:val="0"/>
-        <w:spacing w:line="300" w:lineRule="auto" w:before="0" w:after="0"/>
-        <w:jc w:val="left"/>
-        <w:rPr>
-          <w:rFonts w:hint="eastAsia" w:ascii="Times New Roman" w:hAnsi="Times New Roman" w:eastAsia="宋体" w:cs="Times New Roman"/>
-          <w:sz w:val="21"/>
-          <w:szCs w:val="21"/>
-        </w:rPr>
-      </w:pPr>
-    </w:p>
-    <w:p>
-      <w:pPr>
-        <w:snapToGrid w:val="0"/>
-        <w:spacing w:line="300" w:lineRule="auto" w:before="0" w:after="0"/>
-        <w:jc w:val="left"/>
-        <w:rPr>
-          <w:rFonts w:ascii="Times New Roman" w:hAnsi="Times New Roman" w:eastAsia="宋体" w:cs="Times New Roman"/>
-          <w:sz w:val="21"/>
-          <w:szCs w:val="21"/>
-        </w:rPr>
-      </w:pPr>
-      <w:r>
-        <w:rPr>
-          <w:rFonts w:ascii="Times New Roman" w:hAnsi="Times New Roman" w:eastAsia="宋体" w:cs="Times New Roman"/>
-          <w:sz w:val="21"/>
-          <w:szCs w:val="21"/>
-        </w:rPr>
-        <w:t>3</w:t>
-      </w:r>
-      <w:r>
-        <w:rPr>
-          <w:rFonts w:ascii="Times New Roman" w:hAnsi="Times New Roman" w:eastAsia="宋体" w:cs="Times New Roman"/>
-          <w:sz w:val="21"/>
-          <w:szCs w:val="21"/>
-        </w:rPr>
-        <w:t>．电路中的能量转化</w:t>
-      </w:r>
+      </w:pPr>
     </w:p>
     <w:p>
       <w:pPr>
@@ -2053,30 +1970,23 @@
     </w:p>
     <w:p>
       <w:pPr>
-        <w:snapToGrid w:val="0"/>
-        <w:spacing w:line="300" w:lineRule="auto" w:before="0" w:after="0"/>
-        <w:jc w:val="left"/>
-        <w:rPr>
-          <w:rFonts w:ascii="Times New Roman" w:hAnsi="Times New Roman" w:eastAsia="宋体" w:cs="Times New Roman"/>
-          <w:sz w:val="21"/>
-          <w:szCs w:val="21"/>
-        </w:rPr>
-      </w:pPr>
-      <w:r>
-        <w:rPr>
-          <w:rFonts w:ascii="Times New Roman" w:hAnsi="Times New Roman" w:eastAsia="宋体" w:cs="Times New Roman"/>
-          <w:sz w:val="21"/>
-          <w:szCs w:val="21"/>
-        </w:rPr>
-        <w:t>4</w:t>
-      </w:r>
-      <w:r>
-        <w:rPr>
-          <w:rFonts w:ascii="Times New Roman" w:hAnsi="Times New Roman" w:eastAsia="宋体" w:cs="Times New Roman"/>
-          <w:sz w:val="21"/>
-          <w:szCs w:val="21"/>
-        </w:rPr>
-        <w:t>．电动势</w:t>
+        <w:jc w:val="left"/>
+        <w:spacing w:before="0" w:after="0" w:line="300" w:lineRule="auto"/>
+        <w:outlineLvl w:val="0"/>
+        <w:rPr>
+          <w:sz w:val="21"/>
+          <w:szCs w:val="21"/>
+        </w:rPr>
+      </w:pPr>
+      <w:r>
+        <w:rPr>
+          <w:rFonts w:ascii="Times New Roman" w:hAnsi="Times New Roman" w:eastAsia="宋体" w:cs="Times New Roman"/>
+          <w:b w:val="1"/>
+          <w:bCs w:val="1"/>
+          <w:sz w:val="21"/>
+          <w:szCs w:val="21"/>
+        </w:rPr>
+        <w:t>12.2 闭合电路的欧姆定律</w:t>
       </w:r>
     </w:p>
     <w:p>
@@ -3001,44 +2911,6 @@
           <w:szCs w:val="21"/>
         </w:rPr>
       </w:pPr>
-    </w:p>
-    <w:p>
-      <w:pPr>
-        <w:snapToGrid w:val="0"/>
-        <w:spacing w:line="300" w:lineRule="auto" w:before="0" w:after="0"/>
-        <w:jc w:val="left"/>
-        <w:rPr>
-          <w:rFonts w:ascii="Times New Roman" w:hAnsi="Times New Roman" w:eastAsia="宋体" w:cs="Times New Roman"/>
-          <w:b/>
-          <w:sz w:val="21"/>
-          <w:szCs w:val="21"/>
-        </w:rPr>
-      </w:pPr>
-      <w:r>
-        <w:rPr>
-          <w:rFonts w:ascii="Times New Roman" w:hAnsi="Times New Roman" w:eastAsia="宋体" w:cs="Times New Roman"/>
-          <w:sz w:val="21"/>
-          <w:szCs w:val="21"/>
-        </w:rPr>
-        <w:t>5</w:t>
-      </w:r>
-      <w:r>
-        <w:rPr>
-          <w:rFonts w:ascii="Times New Roman" w:hAnsi="Times New Roman" w:eastAsia="宋体" w:cs="Times New Roman"/>
-          <w:sz w:val="21"/>
-          <w:szCs w:val="21"/>
-        </w:rPr>
-        <w:t>．</w:t>
-      </w:r>
-      <w:r>
-        <w:rPr>
-          <w:rFonts w:ascii="Times New Roman" w:hAnsi="Times New Roman" w:eastAsia="宋体" w:cs="Times New Roman"/>
-          <w:b/>
-          <w:sz w:val="21"/>
-          <w:szCs w:val="21"/>
-        </w:rPr>
-        <w:t>闭合电路欧姆定律</w:t>
-      </w:r>
     </w:p>
     <w:p>
       <w:pPr>
@@ -4251,44 +4123,6 @@
         <w:jc w:val="left"/>
         <w:rPr>
           <w:rFonts w:ascii="Times New Roman" w:hAnsi="Times New Roman" w:eastAsia="宋体" w:cs="Times New Roman"/>
-          <w:b/>
-          <w:sz w:val="21"/>
-          <w:szCs w:val="21"/>
-        </w:rPr>
-      </w:pPr>
-      <w:r>
-        <w:rPr>
-          <w:rFonts w:ascii="Times New Roman" w:hAnsi="Times New Roman" w:eastAsia="宋体" w:cs="Times New Roman"/>
-          <w:sz w:val="21"/>
-          <w:szCs w:val="21"/>
-        </w:rPr>
-        <w:t>6</w:t>
-      </w:r>
-      <w:r>
-        <w:rPr>
-          <w:rFonts w:ascii="Times New Roman" w:hAnsi="Times New Roman" w:eastAsia="宋体" w:cs="Times New Roman"/>
-          <w:sz w:val="21"/>
-          <w:szCs w:val="21"/>
-        </w:rPr>
-        <w:t>．</w:t>
-      </w:r>
-      <w:r>
-        <w:rPr>
-          <w:rFonts w:ascii="Times New Roman" w:hAnsi="Times New Roman" w:eastAsia="宋体" w:cs="Times New Roman"/>
-          <w:b/>
-          <w:sz w:val="21"/>
-          <w:szCs w:val="21"/>
-        </w:rPr>
-        <w:t>路端电压与负载的关系</w:t>
-      </w:r>
-    </w:p>
-    <w:p>
-      <w:pPr>
-        <w:snapToGrid w:val="0"/>
-        <w:spacing w:line="300" w:lineRule="auto" w:before="0" w:after="0"/>
-        <w:jc w:val="left"/>
-        <w:rPr>
-          <w:rFonts w:ascii="Times New Roman" w:hAnsi="Times New Roman" w:eastAsia="宋体" w:cs="Times New Roman"/>
           <w:sz w:val="21"/>
           <w:szCs w:val="21"/>
         </w:rPr>
@@ -5330,62 +5164,6 @@
           <w:szCs w:val="21"/>
         </w:rPr>
       </w:pPr>
-    </w:p>
-    <w:p>
-      <w:pPr>
-        <w:snapToGrid w:val="0"/>
-        <w:spacing w:line="300" w:lineRule="auto" w:before="0" w:after="0"/>
-        <w:jc w:val="left"/>
-        <w:rPr>
-          <w:rFonts w:ascii="Times New Roman" w:hAnsi="Times New Roman" w:eastAsia="宋体" w:cs="Times New Roman"/>
-          <w:b/>
-          <w:sz w:val="21"/>
-          <w:szCs w:val="21"/>
-        </w:rPr>
-      </w:pPr>
-      <w:r>
-        <w:rPr>
-          <w:rFonts w:ascii="Times New Roman" w:hAnsi="Times New Roman" w:eastAsia="宋体" w:cs="Times New Roman"/>
-          <w:sz w:val="21"/>
-          <w:szCs w:val="21"/>
-        </w:rPr>
-        <w:t>7</w:t>
-      </w:r>
-      <w:r>
-        <w:rPr>
-          <w:rFonts w:ascii="Times New Roman" w:hAnsi="Times New Roman" w:eastAsia="宋体" w:cs="Times New Roman"/>
-          <w:sz w:val="21"/>
-          <w:szCs w:val="21"/>
-        </w:rPr>
-        <w:t>．</w:t>
-      </w:r>
-      <w:r>
-        <w:rPr>
-          <w:rFonts w:ascii="Times New Roman" w:hAnsi="Times New Roman" w:eastAsia="宋体" w:cs="Times New Roman"/>
-          <w:b/>
-          <w:sz w:val="21"/>
-          <w:szCs w:val="21"/>
-        </w:rPr>
-        <w:t>电源的</w:t>
-      </w:r>
-      <w:r>
-        <w:rPr>
-          <w:rFonts w:ascii="Times New Roman" w:hAnsi="Times New Roman" w:eastAsia="宋体" w:cs="Times New Roman"/>
-          <w:b/>
-          <w:sz w:val="21"/>
-          <w:szCs w:val="21"/>
-        </w:rPr>
-        <w:t>U-I</w:t>
-      </w:r>
-      <w:r>
-        <w:rPr>
-          <w:rFonts w:ascii="Times New Roman" w:hAnsi="Times New Roman" w:eastAsia="宋体" w:cs="Times New Roman"/>
-          <w:b/>
-          <w:sz w:val="21"/>
-          <w:szCs w:val="21"/>
-        </w:rPr>
-        <w:t>图像</w:t>
-      </w:r>
     </w:p>
     <w:p>
       <w:pPr>
@@ -5968,30 +5746,44 @@
     </w:p>
     <w:p>
       <w:pPr>
-        <w:snapToGrid w:val="0"/>
-        <w:spacing w:line="300" w:lineRule="auto" w:before="0" w:after="0"/>
-        <w:jc w:val="left"/>
-        <w:rPr>
-          <w:rFonts w:ascii="Times New Roman" w:hAnsi="Times New Roman" w:eastAsia="宋体" w:cs="Times New Roman"/>
-          <w:sz w:val="21"/>
-          <w:szCs w:val="21"/>
-        </w:rPr>
-      </w:pPr>
-      <w:r>
-        <w:rPr>
-          <w:rFonts w:ascii="Times New Roman" w:hAnsi="Times New Roman" w:eastAsia="宋体" w:cs="Times New Roman"/>
-          <w:sz w:val="21"/>
-          <w:szCs w:val="21"/>
-        </w:rPr>
-        <w:t>8</w:t>
-      </w:r>
-      <w:r>
-        <w:rPr>
-          <w:rFonts w:ascii="Times New Roman" w:hAnsi="Times New Roman" w:eastAsia="宋体" w:cs="Times New Roman"/>
-          <w:sz w:val="21"/>
-          <w:szCs w:val="21"/>
-        </w:rPr>
-        <w:t>．能量守恒定律</w:t>
+        <w:jc w:val="left"/>
+        <w:spacing w:before="0" w:after="0" w:line="300" w:lineRule="auto"/>
+        <w:outlineLvl w:val="0"/>
+        <w:rPr>
+          <w:sz w:val="21"/>
+          <w:szCs w:val="21"/>
+        </w:rPr>
+      </w:pPr>
+      <w:r>
+        <w:rPr>
+          <w:rFonts w:ascii="Times New Roman" w:hAnsi="Times New Roman" w:eastAsia="宋体" w:cs="Times New Roman"/>
+          <w:b w:val="1"/>
+          <w:bCs w:val="1"/>
+          <w:sz w:val="21"/>
+          <w:szCs w:val="21"/>
+        </w:rPr>
+        <w:t>12.3 实验：电池电动势和内阻的测量</w:t>
+      </w:r>
+    </w:p>
+    <w:p>
+      <w:pPr>
+        <w:jc w:val="left"/>
+        <w:spacing w:before="0" w:after="0" w:line="300" w:lineRule="auto"/>
+        <w:outlineLvl w:val="0"/>
+        <w:rPr>
+          <w:sz w:val="21"/>
+          <w:szCs w:val="21"/>
+        </w:rPr>
+      </w:pPr>
+      <w:r>
+        <w:rPr>
+          <w:rFonts w:ascii="Times New Roman" w:hAnsi="Times New Roman" w:eastAsia="宋体" w:cs="Times New Roman"/>
+          <w:b w:val="1"/>
+          <w:bCs w:val="1"/>
+          <w:sz w:val="21"/>
+          <w:szCs w:val="21"/>
+        </w:rPr>
+        <w:t>12.4 能源与可持续发展</w:t>
       </w:r>
     </w:p>
     <w:p>
@@ -6435,34 +6227,6 @@
           <w:szCs w:val="21"/>
         </w:rPr>
       </w:pPr>
-    </w:p>
-    <w:p>
-      <w:pPr>
-        <w:snapToGrid w:val="0"/>
-        <w:spacing w:line="300" w:lineRule="auto" w:before="0" w:after="0"/>
-        <w:jc w:val="left"/>
-        <w:rPr>
-          <w:rFonts w:ascii="Times New Roman" w:hAnsi="Times New Roman" w:eastAsia="宋体" w:cs="Times New Roman"/>
-          <w:sz w:val="21"/>
-          <w:szCs w:val="21"/>
-        </w:rPr>
-      </w:pPr>
-      <w:r>
-        <w:rPr>
-          <w:rFonts w:ascii="Times New Roman" w:hAnsi="Times New Roman" w:eastAsia="宋体" w:cs="Times New Roman"/>
-          <w:sz w:val="21"/>
-          <w:szCs w:val="21"/>
-        </w:rPr>
-        <w:t>9</w:t>
-      </w:r>
-      <w:r>
-        <w:rPr>
-          <w:rFonts w:ascii="Times New Roman" w:hAnsi="Times New Roman" w:eastAsia="宋体" w:cs="Times New Roman"/>
-          <w:sz w:val="21"/>
-          <w:szCs w:val="21"/>
-        </w:rPr>
-        <w:t>．能量转移或转化的方向性</w:t>
-      </w:r>
     </w:p>
     <w:p>
       <w:pPr>
@@ -6804,44 +6568,6 @@
           <w:szCs w:val="21"/>
         </w:rPr>
       </w:pPr>
-    </w:p>
-    <w:p>
-      <w:pPr>
-        <w:snapToGrid w:val="0"/>
-        <w:spacing w:line="300" w:lineRule="auto" w:before="0" w:after="0"/>
-        <w:jc w:val="left"/>
-        <w:rPr>
-          <w:rFonts w:ascii="Times New Roman" w:hAnsi="Times New Roman" w:eastAsia="宋体" w:cs="Times New Roman"/>
-          <w:b/>
-          <w:sz w:val="21"/>
-          <w:szCs w:val="21"/>
-        </w:rPr>
-      </w:pPr>
-      <w:r>
-        <w:rPr>
-          <w:rFonts w:ascii="Times New Roman" w:hAnsi="Times New Roman" w:eastAsia="宋体" w:cs="Times New Roman"/>
-          <w:sz w:val="21"/>
-          <w:szCs w:val="21"/>
-        </w:rPr>
-        <w:t>10</w:t>
-      </w:r>
-      <w:r>
-        <w:rPr>
-          <w:rFonts w:ascii="Times New Roman" w:hAnsi="Times New Roman" w:eastAsia="宋体" w:cs="Times New Roman"/>
-          <w:sz w:val="21"/>
-          <w:szCs w:val="21"/>
-        </w:rPr>
-        <w:t>．</w:t>
-      </w:r>
-      <w:r>
-        <w:rPr>
-          <w:rFonts w:ascii="Times New Roman" w:hAnsi="Times New Roman" w:eastAsia="宋体" w:cs="Times New Roman"/>
-          <w:b/>
-          <w:sz w:val="21"/>
-          <w:szCs w:val="21"/>
-        </w:rPr>
-        <w:t>能源的分类与应用　能源与社会发展</w:t>
-      </w:r>
     </w:p>
     <w:p>
       <w:pPr>
